--- a/JWT.docx
+++ b/JWT.docx
@@ -4,234 +4,408 @@
   <w:body>
     <w:p>
       <w:pPr>
+        <w:spacing w:after="0"/>
+        <w:jc w:val="center"/>
+        <w:rPr>
+          <w:rStyle w:val="Strong"/>
+          <w:rFonts w:ascii="Times New Roman" w:hAnsi="Times New Roman" w:cs="Times New Roman"/>
+          <w:color w:val="FF0000"/>
+          <w:sz w:val="24"/>
+          <w:szCs w:val="24"/>
+        </w:rPr>
+      </w:pPr>
+      <w:r>
+        <w:rPr>
+          <w:rStyle w:val="Strong"/>
+          <w:rFonts w:ascii="Times New Roman" w:hAnsi="Times New Roman" w:cs="Times New Roman"/>
+          <w:color w:val="FF0000"/>
+          <w:sz w:val="24"/>
+          <w:szCs w:val="24"/>
+        </w:rPr>
+        <w:t>MVC (Model–View–Controller)</w:t>
+      </w:r>
+    </w:p>
+    <w:p>
+      <w:pPr>
+        <w:spacing w:after="0"/>
         <w:jc w:val="both"/>
-      </w:pPr>
+        <w:rPr>
+          <w:rFonts w:ascii="Times New Roman" w:hAnsi="Times New Roman" w:cs="Times New Roman"/>
+          <w:sz w:val="24"/>
+          <w:szCs w:val="24"/>
+        </w:rPr>
+      </w:pPr>
+      <w:r>
+        <w:rPr>
+          <w:rFonts w:ascii="Times New Roman" w:hAnsi="Times New Roman" w:cs="Times New Roman"/>
+          <w:sz w:val="24"/>
+          <w:szCs w:val="24"/>
+        </w:rPr>
+        <w:t xml:space="preserve"> architecture, </w:t>
+      </w:r>
+      <w:proofErr w:type="spellStart"/>
+      <w:r>
+        <w:rPr>
+          <w:rStyle w:val="Emphasis"/>
+          <w:rFonts w:ascii="Times New Roman" w:hAnsi="Times New Roman" w:cs="Times New Roman"/>
+          <w:sz w:val="24"/>
+          <w:szCs w:val="24"/>
+        </w:rPr>
+        <w:t>Auth</w:t>
+      </w:r>
+      <w:proofErr w:type="spellEnd"/>
+      <w:r>
+        <w:rPr>
+          <w:rStyle w:val="Emphasis"/>
+          <w:rFonts w:ascii="Times New Roman" w:hAnsi="Times New Roman" w:cs="Times New Roman"/>
+          <w:sz w:val="24"/>
+          <w:szCs w:val="24"/>
+        </w:rPr>
+        <w:t xml:space="preserve"> Routes</w:t>
+      </w:r>
+      <w:r>
+        <w:rPr>
+          <w:rFonts w:ascii="Times New Roman" w:hAnsi="Times New Roman" w:cs="Times New Roman"/>
+          <w:sz w:val="24"/>
+          <w:szCs w:val="24"/>
+        </w:rPr>
+        <w:t xml:space="preserve"> handle incoming HTTP requests related to authentication (login, register, logout, etc.) and delegate logic to controllers.</w:t>
+      </w:r>
+    </w:p>
+    <w:p>
+      <w:pPr>
+        <w:spacing w:after="0"/>
+        <w:jc w:val="center"/>
+        <w:rPr>
+          <w:rFonts w:ascii="Times New Roman" w:hAnsi="Times New Roman" w:cs="Times New Roman"/>
+          <w:b/>
+          <w:sz w:val="24"/>
+          <w:szCs w:val="24"/>
+        </w:rPr>
+      </w:pPr>
+      <w:r>
+        <w:rPr>
+          <w:rFonts w:ascii="Times New Roman" w:hAnsi="Times New Roman" w:cs="Times New Roman"/>
+          <w:b/>
+          <w:sz w:val="24"/>
+          <w:szCs w:val="24"/>
+        </w:rPr>
+        <w:t>Project Structure</w:t>
+      </w:r>
+    </w:p>
+    <w:p>
+      <w:pPr>
+        <w:spacing w:after="0"/>
+        <w:rPr>
+          <w:rFonts w:ascii="Times New Roman" w:hAnsi="Times New Roman" w:cs="Times New Roman"/>
+          <w:sz w:val="24"/>
+          <w:szCs w:val="24"/>
+        </w:rPr>
+      </w:pPr>
+      <w:r>
+        <w:rPr>
+          <w:rFonts w:ascii="Times New Roman" w:hAnsi="Times New Roman" w:cs="Times New Roman"/>
+          <w:sz w:val="24"/>
+          <w:szCs w:val="24"/>
+        </w:rPr>
+        <w:t>project/</w:t>
+      </w:r>
+    </w:p>
+    <w:p>
+      <w:pPr>
+        <w:spacing w:after="0"/>
+        <w:rPr>
+          <w:rFonts w:ascii="Times New Roman" w:hAnsi="Times New Roman" w:cs="Times New Roman"/>
+          <w:sz w:val="24"/>
+          <w:szCs w:val="24"/>
+        </w:rPr>
+      </w:pPr>
+      <w:r>
+        <w:rPr>
+          <w:rFonts w:ascii="Times New Roman" w:hAnsi="Times New Roman" w:cs="Times New Roman"/>
+          <w:sz w:val="24"/>
+          <w:szCs w:val="24"/>
+        </w:rPr>
+        <w:t>│</w:t>
+      </w:r>
+    </w:p>
+    <w:p>
+      <w:pPr>
+        <w:pStyle w:val="NormalWeb"/>
+        <w:spacing w:before="0" w:beforeAutospacing="0" w:after="0" w:afterAutospacing="0"/>
+      </w:pPr>
+      <w:r>
+        <w:t xml:space="preserve">├── models/      </w:t>
+      </w:r>
+      <w:r>
+        <w:t xml:space="preserve">        </w:t>
+      </w:r>
+      <w:r>
+        <w:t xml:space="preserve">  </w:t>
+      </w:r>
+      <w:proofErr w:type="spellStart"/>
+      <w:r>
+        <w:rPr>
+          <w:rFonts w:ascii="Nirmala UI" w:hAnsi="Nirmala UI" w:cs="Nirmala UI"/>
+        </w:rPr>
+        <w:t>এখানে</w:t>
+      </w:r>
+      <w:proofErr w:type="spellEnd"/>
+      <w:r>
+        <w:t xml:space="preserve"> </w:t>
+      </w:r>
       <w:r>
         <w:rPr>
           <w:rStyle w:val="Strong"/>
         </w:rPr>
-        <w:t>MVC (Model–View–Controller)</w:t>
-      </w:r>
-      <w:r>
-        <w:t xml:space="preserve"> architecture, </w:t>
-      </w:r>
-      <w:proofErr w:type="spellStart"/>
-      <w:r>
-        <w:rPr>
-          <w:rStyle w:val="Emphasis"/>
-        </w:rPr>
-        <w:t>Auth</w:t>
-      </w:r>
-      <w:proofErr w:type="spellEnd"/>
-      <w:r>
-        <w:rPr>
-          <w:rStyle w:val="Emphasis"/>
-        </w:rPr>
-        <w:t xml:space="preserve"> Routes</w:t>
-      </w:r>
-      <w:r>
-        <w:t xml:space="preserve"> handle incoming HTTP requests related to authentication (login, register, logout, etc.) and delegate logic to controllers.</w:t>
-      </w:r>
-    </w:p>
-    <w:p>
-      <w:pPr>
-        <w:jc w:val="center"/>
-        <w:rPr>
-          <w:b/>
-        </w:rPr>
-      </w:pPr>
-      <w:r>
-        <w:rPr>
-          <w:b/>
-        </w:rPr>
-        <w:t>Project Structure</w:t>
-      </w:r>
-    </w:p>
-    <w:p>
-      <w:r>
-        <w:t>project/</w:t>
-      </w:r>
-    </w:p>
-    <w:p>
-      <w:r>
+        <w:t>database related code</w:t>
+      </w:r>
+      <w:r>
+        <w:t xml:space="preserve"> </w:t>
+      </w:r>
+      <w:proofErr w:type="spellStart"/>
+      <w:r>
+        <w:rPr>
+          <w:rFonts w:ascii="Nirmala UI" w:hAnsi="Nirmala UI" w:cs="Nirmala UI"/>
+        </w:rPr>
+        <w:t>থাকবে</w:t>
+      </w:r>
+      <w:proofErr w:type="spellEnd"/>
+    </w:p>
+    <w:p>
+      <w:pPr>
+        <w:spacing w:after="0"/>
+        <w:rPr>
+          <w:rFonts w:ascii="Times New Roman" w:hAnsi="Times New Roman" w:cs="Times New Roman"/>
+          <w:sz w:val="24"/>
+          <w:szCs w:val="24"/>
+        </w:rPr>
+      </w:pPr>
+      <w:r>
+        <w:rPr>
+          <w:rFonts w:ascii="Times New Roman" w:hAnsi="Times New Roman" w:cs="Times New Roman"/>
+          <w:sz w:val="24"/>
+          <w:szCs w:val="24"/>
+        </w:rPr>
+        <w:t>│   └── user.model.js</w:t>
+      </w:r>
+    </w:p>
+    <w:p>
+      <w:pPr>
+        <w:spacing w:after="0"/>
+        <w:rPr>
+          <w:rFonts w:ascii="Times New Roman" w:hAnsi="Times New Roman" w:cs="Times New Roman"/>
+          <w:sz w:val="24"/>
+          <w:szCs w:val="24"/>
+        </w:rPr>
+      </w:pPr>
+      <w:r>
+        <w:rPr>
+          <w:rFonts w:ascii="Times New Roman" w:hAnsi="Times New Roman" w:cs="Times New Roman"/>
+          <w:sz w:val="24"/>
+          <w:szCs w:val="24"/>
+        </w:rPr>
         <w:t>│</w:t>
       </w:r>
     </w:p>
     <w:p>
       <w:pPr>
-        <w:pStyle w:val="NormalWeb"/>
-      </w:pPr>
-      <w:r>
-        <w:rPr>
-          <w:rFonts w:ascii="Arial" w:hAnsi="Arial" w:cs="Arial"/>
-        </w:rPr>
-        <w:t>├</w:t>
-      </w:r>
-      <w:r>
-        <w:rPr>
-          <w:rFonts w:ascii="Calibri" w:hAnsi="Calibri" w:cs="Calibri"/>
-        </w:rPr>
-        <w:t>──</w:t>
-      </w:r>
-      <w:r>
-        <w:t xml:space="preserve"> models/      </w:t>
-      </w:r>
-      <w:r>
+        <w:spacing w:after="0"/>
+        <w:rPr>
+          <w:rFonts w:ascii="Times New Roman" w:hAnsi="Times New Roman" w:cs="Times New Roman"/>
+          <w:sz w:val="24"/>
+          <w:szCs w:val="24"/>
+        </w:rPr>
+      </w:pPr>
+      <w:r>
+        <w:rPr>
+          <w:rFonts w:ascii="Times New Roman" w:hAnsi="Times New Roman" w:cs="Times New Roman"/>
+          <w:sz w:val="24"/>
+          <w:szCs w:val="24"/>
+        </w:rPr>
+        <w:t xml:space="preserve">├── controllers/     </w:t>
+      </w:r>
+      <w:r>
+        <w:rPr>
+          <w:rFonts w:ascii="Times New Roman" w:hAnsi="Times New Roman" w:cs="Times New Roman"/>
+          <w:sz w:val="24"/>
+          <w:szCs w:val="24"/>
+        </w:rPr>
         <w:t xml:space="preserve">        </w:t>
       </w:r>
       <w:r>
-        <w:t xml:space="preserve">  </w:t>
+        <w:rPr>
+          <w:rFonts w:ascii="Times New Roman" w:hAnsi="Times New Roman" w:cs="Times New Roman"/>
+          <w:sz w:val="24"/>
+          <w:szCs w:val="24"/>
+        </w:rPr>
+        <w:t xml:space="preserve">   </w:t>
       </w:r>
       <w:proofErr w:type="spellStart"/>
       <w:r>
         <w:rPr>
           <w:rFonts w:ascii="Nirmala UI" w:hAnsi="Nirmala UI" w:cs="Nirmala UI"/>
+          <w:sz w:val="24"/>
+          <w:szCs w:val="24"/>
         </w:rPr>
         <w:t>এখানে</w:t>
       </w:r>
       <w:proofErr w:type="spellEnd"/>
       <w:r>
+        <w:rPr>
+          <w:rFonts w:ascii="Times New Roman" w:hAnsi="Times New Roman" w:cs="Times New Roman"/>
+          <w:sz w:val="24"/>
+          <w:szCs w:val="24"/>
+        </w:rPr>
         <w:t xml:space="preserve"> </w:t>
       </w:r>
       <w:r>
         <w:rPr>
           <w:rStyle w:val="Strong"/>
-        </w:rPr>
-        <w:t>database related code</w:t>
-      </w:r>
-      <w:r>
+          <w:rFonts w:ascii="Times New Roman" w:hAnsi="Times New Roman" w:cs="Times New Roman"/>
+          <w:sz w:val="24"/>
+          <w:szCs w:val="24"/>
+        </w:rPr>
+        <w:t>main logic</w:t>
+      </w:r>
+      <w:r>
+        <w:rPr>
+          <w:rFonts w:ascii="Times New Roman" w:hAnsi="Times New Roman" w:cs="Times New Roman"/>
+          <w:sz w:val="24"/>
+          <w:szCs w:val="24"/>
+        </w:rPr>
         <w:t xml:space="preserve"> </w:t>
       </w:r>
       <w:proofErr w:type="spellStart"/>
       <w:r>
         <w:rPr>
           <w:rFonts w:ascii="Nirmala UI" w:hAnsi="Nirmala UI" w:cs="Nirmala UI"/>
+          <w:sz w:val="24"/>
+          <w:szCs w:val="24"/>
         </w:rPr>
         <w:t>থাকবে</w:t>
       </w:r>
       <w:proofErr w:type="spellEnd"/>
-    </w:p>
-    <w:p>
-      <w:r>
-        <w:t>│   └── user.model.js</w:t>
-      </w:r>
-    </w:p>
-    <w:p>
-      <w:r>
+      <w:r>
+        <w:rPr>
+          <w:rFonts w:ascii="Times New Roman" w:hAnsi="Times New Roman" w:cs="Times New Roman"/>
+          <w:sz w:val="24"/>
+          <w:szCs w:val="24"/>
+        </w:rPr>
+        <w:t xml:space="preserve"> (register, login, etc.)</w:t>
+      </w:r>
+    </w:p>
+    <w:p>
+      <w:pPr>
+        <w:spacing w:after="0"/>
+        <w:rPr>
+          <w:rFonts w:ascii="Times New Roman" w:hAnsi="Times New Roman" w:cs="Times New Roman"/>
+          <w:sz w:val="24"/>
+          <w:szCs w:val="24"/>
+        </w:rPr>
+      </w:pPr>
+      <w:r>
+        <w:rPr>
+          <w:rFonts w:ascii="Times New Roman" w:hAnsi="Times New Roman" w:cs="Times New Roman"/>
+          <w:sz w:val="24"/>
+          <w:szCs w:val="24"/>
+        </w:rPr>
+        <w:t>│   └── auth.controller.js</w:t>
+      </w:r>
+    </w:p>
+    <w:p>
+      <w:pPr>
+        <w:spacing w:after="0"/>
+        <w:rPr>
+          <w:rFonts w:ascii="Times New Roman" w:hAnsi="Times New Roman" w:cs="Times New Roman"/>
+          <w:sz w:val="24"/>
+          <w:szCs w:val="24"/>
+        </w:rPr>
+      </w:pPr>
+      <w:r>
+        <w:rPr>
+          <w:rFonts w:ascii="Times New Roman" w:hAnsi="Times New Roman" w:cs="Times New Roman"/>
+          <w:sz w:val="24"/>
+          <w:szCs w:val="24"/>
+        </w:rPr>
         <w:t>│</w:t>
       </w:r>
     </w:p>
     <w:p>
-      <w:r>
-        <w:rPr>
-          <w:rFonts w:ascii="Arial" w:hAnsi="Arial" w:cs="Arial"/>
-        </w:rPr>
-        <w:t>├</w:t>
-      </w:r>
-      <w:r>
-        <w:rPr>
-          <w:rFonts w:ascii="Calibri" w:hAnsi="Calibri" w:cs="Calibri"/>
-        </w:rPr>
-        <w:t>──</w:t>
-      </w:r>
-      <w:r>
-        <w:t xml:space="preserve"> controllers/     </w:t>
-      </w:r>
-      <w:r>
-        <w:t xml:space="preserve">        </w:t>
-      </w:r>
-      <w:r>
+      <w:pPr>
+        <w:spacing w:after="0"/>
+        <w:rPr>
+          <w:rFonts w:ascii="Times New Roman" w:hAnsi="Times New Roman" w:cs="Times New Roman"/>
+          <w:sz w:val="24"/>
+          <w:szCs w:val="24"/>
+        </w:rPr>
+      </w:pPr>
+      <w:r>
+        <w:rPr>
+          <w:rFonts w:ascii="Times New Roman" w:hAnsi="Times New Roman" w:cs="Times New Roman"/>
+          <w:sz w:val="24"/>
+          <w:szCs w:val="24"/>
+        </w:rPr>
+        <w:t xml:space="preserve">├── routes/      </w:t>
+      </w:r>
+      <w:r>
+        <w:rPr>
+          <w:rFonts w:ascii="Times New Roman" w:hAnsi="Times New Roman" w:cs="Times New Roman"/>
+          <w:sz w:val="24"/>
+          <w:szCs w:val="24"/>
+        </w:rPr>
+        <w:t xml:space="preserve">               </w:t>
+      </w:r>
+      <w:r>
+        <w:rPr>
+          <w:rFonts w:ascii="Times New Roman" w:hAnsi="Times New Roman" w:cs="Times New Roman"/>
+          <w:sz w:val="24"/>
+          <w:szCs w:val="24"/>
+        </w:rPr>
         <w:t xml:space="preserve">   </w:t>
       </w:r>
       <w:proofErr w:type="spellStart"/>
       <w:r>
         <w:rPr>
           <w:rFonts w:ascii="Nirmala UI" w:hAnsi="Nirmala UI" w:cs="Nirmala UI"/>
+          <w:sz w:val="24"/>
+          <w:szCs w:val="24"/>
         </w:rPr>
         <w:t>এখানে</w:t>
       </w:r>
       <w:proofErr w:type="spellEnd"/>
       <w:r>
+        <w:rPr>
+          <w:rFonts w:ascii="Times New Roman" w:hAnsi="Times New Roman" w:cs="Times New Roman"/>
+          <w:sz w:val="24"/>
+          <w:szCs w:val="24"/>
+        </w:rPr>
         <w:t xml:space="preserve"> </w:t>
       </w:r>
+      <w:proofErr w:type="spellStart"/>
+      <w:r>
+        <w:rPr>
+          <w:rFonts w:ascii="Nirmala UI" w:hAnsi="Nirmala UI" w:cs="Nirmala UI"/>
+          <w:sz w:val="24"/>
+          <w:szCs w:val="24"/>
+        </w:rPr>
+        <w:t>শুধু</w:t>
+      </w:r>
+      <w:proofErr w:type="spellEnd"/>
+      <w:r>
+        <w:rPr>
+          <w:rFonts w:ascii="Times New Roman" w:hAnsi="Times New Roman" w:cs="Times New Roman"/>
+          <w:sz w:val="24"/>
+          <w:szCs w:val="24"/>
+        </w:rPr>
+        <w:t xml:space="preserve"> </w:t>
+      </w:r>
       <w:r>
         <w:rPr>
           <w:rStyle w:val="Strong"/>
-        </w:rPr>
-        <w:t>main logic</w:t>
-      </w:r>
-      <w:r>
-        <w:t xml:space="preserve"> </w:t>
-      </w:r>
-      <w:proofErr w:type="spellStart"/>
-      <w:r>
-        <w:rPr>
-          <w:rFonts w:ascii="Nirmala UI" w:hAnsi="Nirmala UI" w:cs="Nirmala UI"/>
-        </w:rPr>
-        <w:t>থাকবে</w:t>
-      </w:r>
-      <w:proofErr w:type="spellEnd"/>
-      <w:r>
-        <w:t xml:space="preserve"> (register, login, etc.)</w:t>
-      </w:r>
-    </w:p>
-    <w:p>
-      <w:r>
-        <w:t>│   └── auth.controller.js</w:t>
-      </w:r>
-    </w:p>
-    <w:p>
-      <w:r>
-        <w:t>│</w:t>
-      </w:r>
-    </w:p>
-    <w:p>
-      <w:r>
-        <w:rPr>
-          <w:rFonts w:ascii="Arial" w:hAnsi="Arial" w:cs="Arial"/>
-        </w:rPr>
-        <w:t>├</w:t>
-      </w:r>
-      <w:r>
-        <w:rPr>
-          <w:rFonts w:ascii="Calibri" w:hAnsi="Calibri" w:cs="Calibri"/>
-        </w:rPr>
-        <w:t>──</w:t>
-      </w:r>
-      <w:r>
-        <w:t xml:space="preserve"> routes/      </w:t>
-      </w:r>
-      <w:r>
-        <w:t xml:space="preserve">               </w:t>
-      </w:r>
-      <w:r>
-        <w:t xml:space="preserve">   </w:t>
-      </w:r>
-      <w:proofErr w:type="spellStart"/>
-      <w:r>
-        <w:rPr>
-          <w:rFonts w:ascii="Nirmala UI" w:hAnsi="Nirmala UI" w:cs="Nirmala UI"/>
-        </w:rPr>
-        <w:t>এখানে</w:t>
-      </w:r>
-      <w:proofErr w:type="spellEnd"/>
-      <w:r>
-        <w:t xml:space="preserve"> </w:t>
-      </w:r>
-      <w:proofErr w:type="spellStart"/>
-      <w:r>
-        <w:rPr>
-          <w:rFonts w:ascii="Nirmala UI" w:hAnsi="Nirmala UI" w:cs="Nirmala UI"/>
-        </w:rPr>
-        <w:t>শুধু</w:t>
-      </w:r>
-      <w:proofErr w:type="spellEnd"/>
-      <w:r>
-        <w:t xml:space="preserve"> </w:t>
-      </w:r>
-      <w:r>
-        <w:rPr>
-          <w:rStyle w:val="Strong"/>
+          <w:rFonts w:ascii="Times New Roman" w:hAnsi="Times New Roman" w:cs="Times New Roman"/>
+          <w:sz w:val="24"/>
+          <w:szCs w:val="24"/>
         </w:rPr>
         <w:t xml:space="preserve">URL define </w:t>
       </w:r>
@@ -240,6 +414,8 @@
         <w:rPr>
           <w:rStyle w:val="Strong"/>
           <w:rFonts w:ascii="Nirmala UI" w:hAnsi="Nirmala UI" w:cs="Nirmala UI"/>
+          <w:sz w:val="24"/>
+          <w:szCs w:val="24"/>
         </w:rPr>
         <w:t>করা</w:t>
       </w:r>
@@ -247,6 +423,9 @@
       <w:r>
         <w:rPr>
           <w:rStyle w:val="Strong"/>
+          <w:rFonts w:ascii="Times New Roman" w:hAnsi="Times New Roman" w:cs="Times New Roman"/>
+          <w:sz w:val="24"/>
+          <w:szCs w:val="24"/>
         </w:rPr>
         <w:t xml:space="preserve"> </w:t>
       </w:r>
@@ -255,296 +434,542 @@
         <w:rPr>
           <w:rStyle w:val="Strong"/>
           <w:rFonts w:ascii="Nirmala UI" w:hAnsi="Nirmala UI" w:cs="Nirmala UI"/>
+          <w:sz w:val="24"/>
+          <w:szCs w:val="24"/>
         </w:rPr>
         <w:t>হয়</w:t>
       </w:r>
       <w:proofErr w:type="spellEnd"/>
     </w:p>
     <w:p>
-      <w:r>
+      <w:pPr>
+        <w:spacing w:after="0"/>
+        <w:rPr>
+          <w:rFonts w:ascii="Times New Roman" w:hAnsi="Times New Roman" w:cs="Times New Roman"/>
+          <w:sz w:val="24"/>
+          <w:szCs w:val="24"/>
+        </w:rPr>
+      </w:pPr>
+      <w:r>
+        <w:rPr>
+          <w:rFonts w:ascii="Times New Roman" w:hAnsi="Times New Roman" w:cs="Times New Roman"/>
+          <w:sz w:val="24"/>
+          <w:szCs w:val="24"/>
+        </w:rPr>
         <w:t>│   └── auth.routes.js</w:t>
       </w:r>
       <w:r>
+        <w:rPr>
+          <w:rFonts w:ascii="Times New Roman" w:hAnsi="Times New Roman" w:cs="Times New Roman"/>
+          <w:sz w:val="24"/>
+          <w:szCs w:val="24"/>
+        </w:rPr>
         <w:t xml:space="preserve">         </w:t>
       </w:r>
       <w:proofErr w:type="spellStart"/>
       <w:r>
         <w:rPr>
           <w:rFonts w:ascii="Nirmala UI" w:hAnsi="Nirmala UI" w:cs="Nirmala UI"/>
+          <w:sz w:val="24"/>
+          <w:szCs w:val="24"/>
         </w:rPr>
         <w:t>কোন</w:t>
       </w:r>
       <w:proofErr w:type="spellEnd"/>
       <w:r>
+        <w:rPr>
+          <w:rFonts w:ascii="Times New Roman" w:hAnsi="Times New Roman" w:cs="Times New Roman"/>
+          <w:sz w:val="24"/>
+          <w:szCs w:val="24"/>
+        </w:rPr>
         <w:t xml:space="preserve"> URL hit </w:t>
       </w:r>
       <w:proofErr w:type="spellStart"/>
       <w:r>
         <w:rPr>
           <w:rFonts w:ascii="Nirmala UI" w:hAnsi="Nirmala UI" w:cs="Nirmala UI"/>
+          <w:sz w:val="24"/>
+          <w:szCs w:val="24"/>
         </w:rPr>
         <w:t>করলে</w:t>
       </w:r>
       <w:proofErr w:type="spellEnd"/>
       <w:r>
+        <w:rPr>
+          <w:rFonts w:ascii="Times New Roman" w:hAnsi="Times New Roman" w:cs="Times New Roman"/>
+          <w:sz w:val="24"/>
+          <w:szCs w:val="24"/>
+        </w:rPr>
         <w:t xml:space="preserve"> </w:t>
       </w:r>
       <w:proofErr w:type="spellStart"/>
       <w:r>
         <w:rPr>
           <w:rFonts w:ascii="Nirmala UI" w:hAnsi="Nirmala UI" w:cs="Nirmala UI"/>
+          <w:sz w:val="24"/>
+          <w:szCs w:val="24"/>
         </w:rPr>
         <w:t>কোন</w:t>
       </w:r>
       <w:proofErr w:type="spellEnd"/>
       <w:r>
+        <w:rPr>
+          <w:rFonts w:ascii="Times New Roman" w:hAnsi="Times New Roman" w:cs="Times New Roman"/>
+          <w:sz w:val="24"/>
+          <w:szCs w:val="24"/>
+        </w:rPr>
         <w:t xml:space="preserve"> function (controller) run </w:t>
       </w:r>
       <w:proofErr w:type="spellStart"/>
       <w:r>
         <w:rPr>
           <w:rFonts w:ascii="Nirmala UI" w:hAnsi="Nirmala UI" w:cs="Nirmala UI"/>
+          <w:sz w:val="24"/>
+          <w:szCs w:val="24"/>
         </w:rPr>
         <w:t>হবে</w:t>
       </w:r>
       <w:proofErr w:type="spellEnd"/>
     </w:p>
     <w:p>
-      <w:r>
+      <w:pPr>
+        <w:spacing w:after="0"/>
+        <w:rPr>
+          <w:rFonts w:ascii="Times New Roman" w:hAnsi="Times New Roman" w:cs="Times New Roman"/>
+          <w:sz w:val="24"/>
+          <w:szCs w:val="24"/>
+        </w:rPr>
+      </w:pPr>
+      <w:r>
+        <w:rPr>
+          <w:rFonts w:ascii="Times New Roman" w:hAnsi="Times New Roman" w:cs="Times New Roman"/>
+          <w:sz w:val="24"/>
+          <w:szCs w:val="24"/>
+        </w:rPr>
         <w:t>│</w:t>
       </w:r>
     </w:p>
     <w:p>
-      <w:r>
-        <w:rPr>
-          <w:rFonts w:ascii="Arial" w:hAnsi="Arial" w:cs="Arial"/>
-        </w:rPr>
-        <w:t>├</w:t>
-      </w:r>
-      <w:r>
-        <w:rPr>
-          <w:rFonts w:ascii="Calibri" w:hAnsi="Calibri" w:cs="Calibri"/>
-        </w:rPr>
-        <w:t>──</w:t>
-      </w:r>
-      <w:r>
-        <w:t xml:space="preserve"> middleware/      </w:t>
-      </w:r>
-      <w:r>
+      <w:pPr>
+        <w:spacing w:after="0"/>
+        <w:rPr>
+          <w:rFonts w:ascii="Times New Roman" w:hAnsi="Times New Roman" w:cs="Times New Roman"/>
+          <w:sz w:val="24"/>
+          <w:szCs w:val="24"/>
+        </w:rPr>
+      </w:pPr>
+      <w:r>
+        <w:rPr>
+          <w:rFonts w:ascii="Times New Roman" w:hAnsi="Times New Roman" w:cs="Times New Roman"/>
+          <w:sz w:val="24"/>
+          <w:szCs w:val="24"/>
+        </w:rPr>
+        <w:t xml:space="preserve">├── middleware/      </w:t>
+      </w:r>
+      <w:r>
+        <w:rPr>
+          <w:rFonts w:ascii="Times New Roman" w:hAnsi="Times New Roman" w:cs="Times New Roman"/>
+          <w:sz w:val="24"/>
+          <w:szCs w:val="24"/>
+        </w:rPr>
         <w:t xml:space="preserve">                    </w:t>
       </w:r>
       <w:r>
+        <w:rPr>
+          <w:rFonts w:ascii="Times New Roman" w:hAnsi="Times New Roman" w:cs="Times New Roman"/>
+          <w:sz w:val="24"/>
+          <w:szCs w:val="24"/>
+        </w:rPr>
         <w:t xml:space="preserve"> request </w:t>
       </w:r>
       <w:proofErr w:type="spellStart"/>
       <w:r>
         <w:rPr>
           <w:rFonts w:ascii="Nirmala UI" w:hAnsi="Nirmala UI" w:cs="Nirmala UI"/>
+          <w:sz w:val="24"/>
+          <w:szCs w:val="24"/>
         </w:rPr>
         <w:t>এর</w:t>
       </w:r>
       <w:proofErr w:type="spellEnd"/>
       <w:r>
+        <w:rPr>
+          <w:rFonts w:ascii="Times New Roman" w:hAnsi="Times New Roman" w:cs="Times New Roman"/>
+          <w:sz w:val="24"/>
+          <w:szCs w:val="24"/>
+        </w:rPr>
         <w:t xml:space="preserve"> </w:t>
       </w:r>
       <w:proofErr w:type="spellStart"/>
       <w:r>
         <w:rPr>
           <w:rFonts w:ascii="Nirmala UI" w:hAnsi="Nirmala UI" w:cs="Nirmala UI"/>
+          <w:sz w:val="24"/>
+          <w:szCs w:val="24"/>
         </w:rPr>
         <w:t>মাঝে</w:t>
       </w:r>
       <w:proofErr w:type="spellEnd"/>
       <w:r>
+        <w:rPr>
+          <w:rFonts w:ascii="Times New Roman" w:hAnsi="Times New Roman" w:cs="Times New Roman"/>
+          <w:sz w:val="24"/>
+          <w:szCs w:val="24"/>
+        </w:rPr>
         <w:t xml:space="preserve"> extra checking</w:t>
       </w:r>
     </w:p>
     <w:p>
-      <w:r>
+      <w:pPr>
+        <w:spacing w:after="0"/>
+        <w:rPr>
+          <w:rFonts w:ascii="Times New Roman" w:hAnsi="Times New Roman" w:cs="Times New Roman"/>
+          <w:sz w:val="24"/>
+          <w:szCs w:val="24"/>
+        </w:rPr>
+      </w:pPr>
+      <w:r>
+        <w:rPr>
+          <w:rFonts w:ascii="Times New Roman" w:hAnsi="Times New Roman" w:cs="Times New Roman"/>
+          <w:sz w:val="24"/>
+          <w:szCs w:val="24"/>
+        </w:rPr>
         <w:t>│   └── auth.middleware.js</w:t>
       </w:r>
       <w:r>
+        <w:rPr>
+          <w:rFonts w:ascii="Times New Roman" w:hAnsi="Times New Roman" w:cs="Times New Roman"/>
+          <w:sz w:val="24"/>
+          <w:szCs w:val="24"/>
+        </w:rPr>
         <w:t xml:space="preserve">          </w:t>
       </w:r>
       <w:proofErr w:type="spellStart"/>
       <w:r>
         <w:rPr>
           <w:rFonts w:ascii="Nirmala UI" w:hAnsi="Nirmala UI" w:cs="Nirmala UI"/>
+          <w:sz w:val="24"/>
+          <w:szCs w:val="24"/>
         </w:rPr>
         <w:t>এখানে</w:t>
       </w:r>
       <w:proofErr w:type="spellEnd"/>
       <w:r>
+        <w:rPr>
+          <w:rFonts w:ascii="Times New Roman" w:hAnsi="Times New Roman" w:cs="Times New Roman"/>
+          <w:sz w:val="24"/>
+          <w:szCs w:val="24"/>
+        </w:rPr>
         <w:t xml:space="preserve"> </w:t>
       </w:r>
       <w:proofErr w:type="spellStart"/>
       <w:r>
         <w:rPr>
           <w:rFonts w:ascii="Nirmala UI" w:hAnsi="Nirmala UI" w:cs="Nirmala UI"/>
+          <w:sz w:val="24"/>
+          <w:szCs w:val="24"/>
         </w:rPr>
         <w:t>তুমি</w:t>
       </w:r>
       <w:proofErr w:type="spellEnd"/>
       <w:r>
+        <w:rPr>
+          <w:rFonts w:ascii="Times New Roman" w:hAnsi="Times New Roman" w:cs="Times New Roman"/>
+          <w:sz w:val="24"/>
+          <w:szCs w:val="24"/>
+        </w:rPr>
         <w:t xml:space="preserve"> request verify </w:t>
       </w:r>
       <w:proofErr w:type="spellStart"/>
       <w:r>
         <w:rPr>
           <w:rFonts w:ascii="Nirmala UI" w:hAnsi="Nirmala UI" w:cs="Nirmala UI"/>
+          <w:sz w:val="24"/>
+          <w:szCs w:val="24"/>
         </w:rPr>
         <w:t>করো</w:t>
       </w:r>
       <w:proofErr w:type="spellEnd"/>
       <w:r>
+        <w:rPr>
+          <w:rFonts w:ascii="Times New Roman" w:hAnsi="Times New Roman" w:cs="Times New Roman"/>
+          <w:sz w:val="24"/>
+          <w:szCs w:val="24"/>
+        </w:rPr>
         <w:t xml:space="preserve"> (security layer)</w:t>
       </w:r>
     </w:p>
     <w:p>
-      <w:r>
+      <w:pPr>
+        <w:spacing w:after="0"/>
+        <w:rPr>
+          <w:rFonts w:ascii="Times New Roman" w:hAnsi="Times New Roman" w:cs="Times New Roman"/>
+          <w:sz w:val="24"/>
+          <w:szCs w:val="24"/>
+        </w:rPr>
+      </w:pPr>
+      <w:r>
+        <w:rPr>
+          <w:rFonts w:ascii="Times New Roman" w:hAnsi="Times New Roman" w:cs="Times New Roman"/>
+          <w:sz w:val="24"/>
+          <w:szCs w:val="24"/>
+        </w:rPr>
         <w:t>│</w:t>
       </w:r>
     </w:p>
     <w:p>
-      <w:r>
-        <w:rPr>
-          <w:rFonts w:ascii="Arial" w:hAnsi="Arial" w:cs="Arial"/>
-        </w:rPr>
-        <w:t>├</w:t>
-      </w:r>
-      <w:r>
-        <w:rPr>
-          <w:rFonts w:ascii="Calibri" w:hAnsi="Calibri" w:cs="Calibri"/>
-        </w:rPr>
-        <w:t>──</w:t>
-      </w:r>
-      <w:r>
+      <w:pPr>
+        <w:spacing w:after="0"/>
+        <w:rPr>
+          <w:rFonts w:ascii="Times New Roman" w:hAnsi="Times New Roman" w:cs="Times New Roman"/>
+          <w:sz w:val="24"/>
+          <w:szCs w:val="24"/>
+        </w:rPr>
+      </w:pPr>
+      <w:r>
+        <w:rPr>
+          <w:rFonts w:ascii="Times New Roman" w:hAnsi="Times New Roman" w:cs="Times New Roman"/>
+          <w:sz w:val="24"/>
+          <w:szCs w:val="24"/>
+        </w:rPr>
+        <w:t xml:space="preserve">├── </w:t>
+      </w:r>
+      <w:proofErr w:type="spellStart"/>
+      <w:r>
+        <w:rPr>
+          <w:rFonts w:ascii="Times New Roman" w:hAnsi="Times New Roman" w:cs="Times New Roman"/>
+          <w:sz w:val="24"/>
+          <w:szCs w:val="24"/>
+        </w:rPr>
+        <w:t>config</w:t>
+      </w:r>
+      <w:proofErr w:type="spellEnd"/>
+      <w:r>
+        <w:rPr>
+          <w:rFonts w:ascii="Times New Roman" w:hAnsi="Times New Roman" w:cs="Times New Roman"/>
+          <w:sz w:val="24"/>
+          <w:szCs w:val="24"/>
+        </w:rPr>
+        <w:t>/</w:t>
+      </w:r>
+      <w:r>
+        <w:rPr>
+          <w:rFonts w:ascii="Times New Roman" w:hAnsi="Times New Roman" w:cs="Times New Roman"/>
+          <w:sz w:val="24"/>
+          <w:szCs w:val="24"/>
+        </w:rPr>
+        <w:t xml:space="preserve">        </w:t>
+      </w:r>
+      <w:r>
+        <w:rPr>
+          <w:rFonts w:ascii="Times New Roman" w:hAnsi="Times New Roman" w:cs="Times New Roman"/>
+          <w:sz w:val="24"/>
+          <w:szCs w:val="24"/>
+        </w:rPr>
+        <w:t xml:space="preserve">      </w:t>
+      </w:r>
+      <w:r>
+        <w:rPr>
+          <w:rFonts w:ascii="Times New Roman" w:hAnsi="Times New Roman" w:cs="Times New Roman"/>
+          <w:sz w:val="24"/>
+          <w:szCs w:val="24"/>
+        </w:rPr>
+        <w:t xml:space="preserve">     </w:t>
+      </w:r>
+      <w:proofErr w:type="spellStart"/>
+      <w:r>
+        <w:rPr>
+          <w:rFonts w:ascii="Nirmala UI" w:hAnsi="Nirmala UI" w:cs="Nirmala UI"/>
+          <w:sz w:val="24"/>
+          <w:szCs w:val="24"/>
+        </w:rPr>
+        <w:t>এখানে</w:t>
+      </w:r>
+      <w:proofErr w:type="spellEnd"/>
+      <w:r>
+        <w:rPr>
+          <w:rFonts w:ascii="Times New Roman" w:hAnsi="Times New Roman" w:cs="Times New Roman"/>
+          <w:sz w:val="24"/>
+          <w:szCs w:val="24"/>
+        </w:rPr>
+        <w:t xml:space="preserve"> setup related code</w:t>
+      </w:r>
+    </w:p>
+    <w:p>
+      <w:pPr>
+        <w:spacing w:after="0"/>
+        <w:rPr>
+          <w:rFonts w:ascii="Times New Roman" w:hAnsi="Times New Roman" w:cs="Times New Roman"/>
+          <w:sz w:val="24"/>
+          <w:szCs w:val="24"/>
+        </w:rPr>
+      </w:pPr>
+      <w:r>
+        <w:rPr>
+          <w:rFonts w:ascii="Times New Roman" w:hAnsi="Times New Roman" w:cs="Times New Roman"/>
+          <w:sz w:val="24"/>
+          <w:szCs w:val="24"/>
+        </w:rPr>
+        <w:t>│   └── db.js</w:t>
+      </w:r>
+    </w:p>
+    <w:p>
+      <w:pPr>
+        <w:spacing w:after="0"/>
+        <w:rPr>
+          <w:rFonts w:ascii="Times New Roman" w:hAnsi="Times New Roman" w:cs="Times New Roman"/>
+          <w:sz w:val="24"/>
+          <w:szCs w:val="24"/>
+        </w:rPr>
+      </w:pPr>
+      <w:r>
+        <w:rPr>
+          <w:rFonts w:ascii="Times New Roman" w:hAnsi="Times New Roman" w:cs="Times New Roman"/>
+          <w:sz w:val="24"/>
+          <w:szCs w:val="24"/>
+        </w:rPr>
+        <w:t>│</w:t>
+      </w:r>
+    </w:p>
+    <w:p>
+      <w:pPr>
+        <w:spacing w:after="0"/>
+        <w:rPr>
+          <w:rFonts w:ascii="Times New Roman" w:hAnsi="Times New Roman" w:cs="Times New Roman"/>
+          <w:sz w:val="24"/>
+          <w:szCs w:val="24"/>
+        </w:rPr>
+      </w:pPr>
+      <w:r>
+        <w:rPr>
+          <w:rFonts w:ascii="Times New Roman" w:hAnsi="Times New Roman" w:cs="Times New Roman"/>
+          <w:sz w:val="24"/>
+          <w:szCs w:val="24"/>
+        </w:rPr>
+        <w:t>├── app.js</w:t>
+      </w:r>
+      <w:r>
+        <w:rPr>
+          <w:rFonts w:ascii="Times New Roman" w:hAnsi="Times New Roman" w:cs="Times New Roman"/>
+          <w:sz w:val="24"/>
+          <w:szCs w:val="24"/>
+        </w:rPr>
+        <w:t xml:space="preserve">                     </w:t>
+      </w:r>
+      <w:proofErr w:type="spellStart"/>
+      <w:r>
+        <w:rPr>
+          <w:rFonts w:ascii="Nirmala UI" w:hAnsi="Nirmala UI" w:cs="Nirmala UI"/>
+          <w:sz w:val="24"/>
+          <w:szCs w:val="24"/>
+        </w:rPr>
+        <w:t>এখানে</w:t>
+      </w:r>
+      <w:proofErr w:type="spellEnd"/>
+      <w:r>
+        <w:rPr>
+          <w:rFonts w:ascii="Times New Roman" w:hAnsi="Times New Roman" w:cs="Times New Roman"/>
+          <w:sz w:val="24"/>
+          <w:szCs w:val="24"/>
+        </w:rPr>
+        <w:t xml:space="preserve"> main app </w:t>
+      </w:r>
+      <w:proofErr w:type="spellStart"/>
+      <w:r>
+        <w:rPr>
+          <w:rFonts w:ascii="Times New Roman" w:hAnsi="Times New Roman" w:cs="Times New Roman"/>
+          <w:sz w:val="24"/>
+          <w:szCs w:val="24"/>
+        </w:rPr>
+        <w:t>config</w:t>
+      </w:r>
+      <w:proofErr w:type="spellEnd"/>
+      <w:r>
+        <w:rPr>
+          <w:rFonts w:ascii="Times New Roman" w:hAnsi="Times New Roman" w:cs="Times New Roman"/>
+          <w:sz w:val="24"/>
+          <w:szCs w:val="24"/>
+        </w:rPr>
         <w:t xml:space="preserve"> </w:t>
       </w:r>
       <w:proofErr w:type="spellStart"/>
       <w:r>
-        <w:t>config</w:t>
-      </w:r>
-      <w:proofErr w:type="spellEnd"/>
-      <w:r>
-        <w:t>/</w:t>
-      </w:r>
-      <w:r>
-        <w:t xml:space="preserve">        </w:t>
-      </w:r>
-      <w:r>
-        <w:t xml:space="preserve">      </w:t>
-      </w:r>
-      <w:r>
-        <w:t xml:space="preserve">     </w:t>
-      </w:r>
-      <w:proofErr w:type="spellStart"/>
-      <w:r>
         <w:rPr>
           <w:rFonts w:ascii="Nirmala UI" w:hAnsi="Nirmala UI" w:cs="Nirmala UI"/>
-        </w:rPr>
-        <w:t>এখানে</w:t>
-      </w:r>
-      <w:proofErr w:type="spellEnd"/>
-      <w:r>
-        <w:t xml:space="preserve"> setup related code</w:t>
-      </w:r>
-    </w:p>
-    <w:p>
-      <w:r>
-        <w:t>│   └── db.js</w:t>
-      </w:r>
-    </w:p>
-    <w:p>
-      <w:r>
-        <w:t>│</w:t>
-      </w:r>
-    </w:p>
-    <w:p>
-      <w:r>
-        <w:rPr>
-          <w:rFonts w:ascii="Arial" w:hAnsi="Arial" w:cs="Arial"/>
-        </w:rPr>
-        <w:t>├</w:t>
-      </w:r>
-      <w:r>
-        <w:rPr>
-          <w:rFonts w:ascii="Calibri" w:hAnsi="Calibri" w:cs="Calibri"/>
-        </w:rPr>
-        <w:t>──</w:t>
-      </w:r>
-      <w:r>
-        <w:t xml:space="preserve"> app.js</w:t>
-      </w:r>
-      <w:r>
-        <w:t xml:space="preserve">                     </w:t>
+          <w:sz w:val="24"/>
+          <w:szCs w:val="24"/>
+        </w:rPr>
+        <w:t>করা</w:t>
+      </w:r>
+      <w:proofErr w:type="spellEnd"/>
+      <w:r>
+        <w:rPr>
+          <w:rFonts w:ascii="Times New Roman" w:hAnsi="Times New Roman" w:cs="Times New Roman"/>
+          <w:sz w:val="24"/>
+          <w:szCs w:val="24"/>
+        </w:rPr>
+        <w:t xml:space="preserve"> </w:t>
       </w:r>
       <w:proofErr w:type="spellStart"/>
       <w:r>
         <w:rPr>
           <w:rFonts w:ascii="Nirmala UI" w:hAnsi="Nirmala UI" w:cs="Nirmala UI"/>
-        </w:rPr>
-        <w:t>এখানে</w:t>
-      </w:r>
-      <w:proofErr w:type="spellEnd"/>
-      <w:r>
-        <w:t xml:space="preserve"> main app </w:t>
-      </w:r>
-      <w:proofErr w:type="spellStart"/>
-      <w:r>
-        <w:t>config</w:t>
-      </w:r>
-      <w:proofErr w:type="spellEnd"/>
-      <w:r>
+          <w:sz w:val="24"/>
+          <w:szCs w:val="24"/>
+        </w:rPr>
+        <w:t>হয়</w:t>
+      </w:r>
+      <w:proofErr w:type="spellEnd"/>
+    </w:p>
+    <w:p>
+      <w:pPr>
+        <w:spacing w:after="0"/>
+        <w:rPr>
+          <w:rFonts w:ascii="Times New Roman" w:hAnsi="Times New Roman" w:cs="Times New Roman"/>
+          <w:sz w:val="24"/>
+          <w:szCs w:val="24"/>
+        </w:rPr>
+      </w:pPr>
+      <w:r>
+        <w:rPr>
+          <w:rFonts w:ascii="Times New Roman" w:hAnsi="Times New Roman" w:cs="Times New Roman"/>
+          <w:sz w:val="24"/>
+          <w:szCs w:val="24"/>
+        </w:rPr>
+        <w:t>└── server.js</w:t>
+      </w:r>
+      <w:r>
+        <w:rPr>
+          <w:rFonts w:ascii="Times New Roman" w:hAnsi="Times New Roman" w:cs="Times New Roman"/>
+          <w:sz w:val="24"/>
+          <w:szCs w:val="24"/>
+        </w:rPr>
+        <w:t xml:space="preserve">                  project start </w:t>
+      </w:r>
+      <w:proofErr w:type="spellStart"/>
+      <w:r>
+        <w:rPr>
+          <w:rFonts w:ascii="Nirmala UI" w:hAnsi="Nirmala UI" w:cs="Nirmala UI"/>
+          <w:sz w:val="24"/>
+          <w:szCs w:val="24"/>
+        </w:rPr>
+        <w:t>এখান</w:t>
+      </w:r>
+      <w:proofErr w:type="spellEnd"/>
+      <w:r>
+        <w:rPr>
+          <w:rFonts w:ascii="Times New Roman" w:hAnsi="Times New Roman" w:cs="Times New Roman"/>
+          <w:sz w:val="24"/>
+          <w:szCs w:val="24"/>
+        </w:rPr>
         <w:t xml:space="preserve"> </w:t>
       </w:r>
       <w:proofErr w:type="spellStart"/>
       <w:r>
         <w:rPr>
           <w:rFonts w:ascii="Nirmala UI" w:hAnsi="Nirmala UI" w:cs="Nirmala UI"/>
-        </w:rPr>
-        <w:t>করা</w:t>
-      </w:r>
-      <w:proofErr w:type="spellEnd"/>
-      <w:r>
-        <w:t xml:space="preserve"> </w:t>
-      </w:r>
-      <w:proofErr w:type="spellStart"/>
-      <w:r>
-        <w:rPr>
-          <w:rFonts w:ascii="Nirmala UI" w:hAnsi="Nirmala UI" w:cs="Nirmala UI"/>
-        </w:rPr>
-        <w:t>হয়</w:t>
-      </w:r>
-      <w:proofErr w:type="spellEnd"/>
-    </w:p>
-    <w:p>
-      <w:pPr>
-        <w:rPr>
-          <w:rFonts w:ascii="Nirmala UI" w:hAnsi="Nirmala UI" w:cs="Nirmala UI"/>
-        </w:rPr>
-      </w:pPr>
-      <w:r>
-        <w:t>└── server.js</w:t>
-      </w:r>
-      <w:r>
-        <w:t xml:space="preserve">                  project start </w:t>
-      </w:r>
-      <w:proofErr w:type="spellStart"/>
-      <w:r>
-        <w:rPr>
-          <w:rFonts w:ascii="Nirmala UI" w:hAnsi="Nirmala UI" w:cs="Nirmala UI"/>
-        </w:rPr>
-        <w:t>এখান</w:t>
-      </w:r>
-      <w:proofErr w:type="spellEnd"/>
-      <w:r>
-        <w:t xml:space="preserve"> </w:t>
-      </w:r>
-      <w:proofErr w:type="spellStart"/>
-      <w:r>
-        <w:rPr>
-          <w:rFonts w:ascii="Nirmala UI" w:hAnsi="Nirmala UI" w:cs="Nirmala UI"/>
+          <w:sz w:val="24"/>
+          <w:szCs w:val="24"/>
         </w:rPr>
         <w:t>থেকে</w:t>
       </w:r>
@@ -552,15 +977,29 @@
     </w:p>
     <w:p>
       <w:pPr>
-        <w:rPr>
-          <w:rFonts w:ascii="Nirmala UI" w:hAnsi="Nirmala UI" w:cs="Nirmala UI"/>
-        </w:rPr>
-      </w:pPr>
-    </w:p>
-    <w:p>
-      <w:r>
-        <w:rPr>
+        <w:spacing w:after="0"/>
+        <w:rPr>
+          <w:rFonts w:ascii="Times New Roman" w:hAnsi="Times New Roman" w:cs="Times New Roman"/>
+          <w:sz w:val="24"/>
+          <w:szCs w:val="24"/>
+        </w:rPr>
+      </w:pPr>
+    </w:p>
+    <w:p>
+      <w:pPr>
+        <w:spacing w:after="0"/>
+        <w:rPr>
+          <w:rFonts w:ascii="Times New Roman" w:hAnsi="Times New Roman" w:cs="Times New Roman"/>
+          <w:sz w:val="24"/>
+          <w:szCs w:val="24"/>
+        </w:rPr>
+      </w:pPr>
+      <w:r>
+        <w:rPr>
+          <w:rFonts w:ascii="Times New Roman" w:hAnsi="Times New Roman" w:cs="Times New Roman"/>
           <w:noProof/>
+          <w:sz w:val="24"/>
+          <w:szCs w:val="24"/>
         </w:rPr>
         <w:drawing>
           <wp:inline distT="0" distB="0" distL="0" distR="0" wp14:anchorId="2B336175" wp14:editId="205A158E">
@@ -578,7 +1017,7 @@
                     <pic:cNvPicPr/>
                   </pic:nvPicPr>
                   <pic:blipFill>
-                    <a:blip r:embed="rId7"/>
+                    <a:blip r:embed="rId8"/>
                     <a:stretch>
                       <a:fillRect/>
                     </a:stretch>
@@ -601,7 +1040,7 @@
     </w:p>
     <w:p>
       <w:pPr>
-        <w:spacing w:before="100" w:beforeAutospacing="1" w:after="100" w:afterAutospacing="1" w:line="240" w:lineRule="auto"/>
+        <w:spacing w:after="0" w:line="240" w:lineRule="auto"/>
         <w:rPr>
           <w:rFonts w:ascii="Times New Roman" w:eastAsia="Times New Roman" w:hAnsi="Times New Roman" w:cs="Times New Roman"/>
           <w:sz w:val="24"/>
@@ -615,7 +1054,6 @@
           <w:sz w:val="24"/>
           <w:szCs w:val="24"/>
         </w:rPr>
-        <w:lastRenderedPageBreak/>
         <w:t>এই</w:t>
       </w:r>
       <w:proofErr w:type="spellEnd"/>
@@ -727,27 +1165,17 @@
           <w:szCs w:val="24"/>
         </w:rPr>
       </w:pPr>
-      <w:r>
-        <w:rPr>
-          <w:rFonts w:ascii="Times New Roman" w:eastAsia="Times New Roman" w:hAnsi="Times New Roman" w:cs="Times New Roman"/>
-          <w:sz w:val="24"/>
-          <w:szCs w:val="24"/>
-        </w:rPr>
-        <w:pict>
-          <v:rect id="_x0000_i1025" style="width:0;height:1.5pt" o:hralign="center" o:hrstd="t" o:hr="t" fillcolor="#a0a0a0" stroked="f"/>
-        </w:pict>
-      </w:r>
-    </w:p>
-    <w:p>
-      <w:pPr>
-        <w:spacing w:before="100" w:beforeAutospacing="1" w:after="100" w:afterAutospacing="1" w:line="240" w:lineRule="auto"/>
+    </w:p>
+    <w:p>
+      <w:pPr>
+        <w:spacing w:after="0" w:line="240" w:lineRule="auto"/>
         <w:outlineLvl w:val="2"/>
         <w:rPr>
           <w:rFonts w:ascii="Times New Roman" w:eastAsia="Times New Roman" w:hAnsi="Times New Roman" w:cs="Times New Roman"/>
           <w:b/>
           <w:bCs/>
-          <w:sz w:val="27"/>
-          <w:szCs w:val="27"/>
+          <w:sz w:val="24"/>
+          <w:szCs w:val="24"/>
         </w:rPr>
       </w:pPr>
       <w:r>
@@ -755,8 +1183,8 @@
           <w:rFonts w:ascii="Times New Roman" w:eastAsia="Times New Roman" w:hAnsi="Times New Roman" w:cs="Times New Roman"/>
           <w:b/>
           <w:bCs/>
-          <w:sz w:val="27"/>
-          <w:szCs w:val="27"/>
+          <w:sz w:val="24"/>
+          <w:szCs w:val="24"/>
         </w:rPr>
         <w:t xml:space="preserve">1. </w:t>
       </w:r>
@@ -764,40 +1192,41 @@
       <w:proofErr w:type="gramStart"/>
       <w:r>
         <w:rPr>
-          <w:rFonts w:ascii="Courier New" w:eastAsia="Times New Roman" w:hAnsi="Courier New" w:cs="Courier New"/>
+          <w:rFonts w:ascii="Times New Roman" w:eastAsia="Times New Roman" w:hAnsi="Times New Roman" w:cs="Times New Roman"/>
           <w:b/>
           <w:bCs/>
-          <w:sz w:val="20"/>
-          <w:szCs w:val="20"/>
+          <w:sz w:val="24"/>
+          <w:szCs w:val="24"/>
         </w:rPr>
         <w:t>router.get</w:t>
       </w:r>
       <w:proofErr w:type="spellEnd"/>
       <w:r>
         <w:rPr>
-          <w:rFonts w:ascii="Courier New" w:eastAsia="Times New Roman" w:hAnsi="Courier New" w:cs="Courier New"/>
+          <w:rFonts w:ascii="Times New Roman" w:eastAsia="Times New Roman" w:hAnsi="Times New Roman" w:cs="Times New Roman"/>
           <w:b/>
           <w:bCs/>
-          <w:sz w:val="20"/>
-          <w:szCs w:val="20"/>
+          <w:sz w:val="24"/>
+          <w:szCs w:val="24"/>
         </w:rPr>
         <w:t>(</w:t>
       </w:r>
       <w:proofErr w:type="gramEnd"/>
       <w:r>
         <w:rPr>
-          <w:rFonts w:ascii="Courier New" w:eastAsia="Times New Roman" w:hAnsi="Courier New" w:cs="Courier New"/>
+          <w:rFonts w:ascii="Times New Roman" w:eastAsia="Times New Roman" w:hAnsi="Times New Roman" w:cs="Times New Roman"/>
           <w:b/>
           <w:bCs/>
-          <w:sz w:val="20"/>
-          <w:szCs w:val="20"/>
+          <w:sz w:val="24"/>
+          <w:szCs w:val="24"/>
         </w:rPr>
         <w:t>'/signup', ()=&gt;{})</w:t>
       </w:r>
     </w:p>
     <w:p>
       <w:pPr>
-        <w:spacing w:before="100" w:beforeAutospacing="1" w:after="100" w:afterAutospacing="1" w:line="240" w:lineRule="auto"/>
+        <w:spacing w:after="0" w:line="240" w:lineRule="auto"/>
+        <w:ind w:left="720"/>
         <w:rPr>
           <w:rFonts w:ascii="Times New Roman" w:eastAsia="Times New Roman" w:hAnsi="Times New Roman" w:cs="Times New Roman"/>
           <w:sz w:val="24"/>
@@ -872,32 +1301,70 @@
           <w:sz w:val="24"/>
           <w:szCs w:val="24"/>
         </w:rPr>
+        <w:t xml:space="preserve"> /signup URL-</w:t>
+      </w:r>
+      <w:r>
+        <w:rPr>
+          <w:rFonts w:ascii="Nirmala UI" w:eastAsia="Times New Roman" w:hAnsi="Nirmala UI" w:cs="Nirmala UI"/>
+          <w:sz w:val="24"/>
+          <w:szCs w:val="24"/>
+        </w:rPr>
+        <w:t>এ</w:t>
+      </w:r>
+      <w:r>
+        <w:rPr>
+          <w:rFonts w:ascii="Times New Roman" w:eastAsia="Times New Roman" w:hAnsi="Times New Roman" w:cs="Times New Roman"/>
+          <w:sz w:val="24"/>
+          <w:szCs w:val="24"/>
+        </w:rPr>
         <w:t xml:space="preserve"> </w:t>
       </w:r>
-      <w:r>
-        <w:rPr>
-          <w:rFonts w:ascii="Courier New" w:eastAsia="Times New Roman" w:hAnsi="Courier New" w:cs="Courier New"/>
-          <w:sz w:val="20"/>
-          <w:szCs w:val="20"/>
-        </w:rPr>
-        <w:t>/signup</w:t>
-      </w:r>
-      <w:r>
-        <w:rPr>
-          <w:rFonts w:ascii="Times New Roman" w:eastAsia="Times New Roman" w:hAnsi="Times New Roman" w:cs="Times New Roman"/>
-          <w:sz w:val="24"/>
-          <w:szCs w:val="24"/>
-        </w:rPr>
-        <w:t xml:space="preserve"> URL-</w:t>
-      </w:r>
+      <w:proofErr w:type="spellStart"/>
       <w:r>
         <w:rPr>
           <w:rFonts w:ascii="Nirmala UI" w:eastAsia="Times New Roman" w:hAnsi="Nirmala UI" w:cs="Nirmala UI"/>
           <w:sz w:val="24"/>
           <w:szCs w:val="24"/>
         </w:rPr>
-        <w:t>এ</w:t>
-      </w:r>
+        <w:t>গেলে</w:t>
+      </w:r>
+      <w:proofErr w:type="spellEnd"/>
+      <w:r>
+        <w:rPr>
+          <w:rFonts w:ascii="Times New Roman" w:eastAsia="Times New Roman" w:hAnsi="Times New Roman" w:cs="Times New Roman"/>
+          <w:sz w:val="24"/>
+          <w:szCs w:val="24"/>
+        </w:rPr>
+        <w:t xml:space="preserve"> — signup </w:t>
+      </w:r>
+      <w:proofErr w:type="spellStart"/>
+      <w:r>
+        <w:rPr>
+          <w:rFonts w:ascii="Nirmala UI" w:eastAsia="Times New Roman" w:hAnsi="Nirmala UI" w:cs="Nirmala UI"/>
+          <w:sz w:val="24"/>
+          <w:szCs w:val="24"/>
+        </w:rPr>
+        <w:t>ফর্মের</w:t>
+      </w:r>
+      <w:proofErr w:type="spellEnd"/>
+      <w:r>
+        <w:rPr>
+          <w:rFonts w:ascii="Times New Roman" w:eastAsia="Times New Roman" w:hAnsi="Times New Roman" w:cs="Times New Roman"/>
+          <w:sz w:val="24"/>
+          <w:szCs w:val="24"/>
+        </w:rPr>
+        <w:t xml:space="preserve"> HTML </w:t>
+      </w:r>
+      <w:proofErr w:type="spellStart"/>
+      <w:r>
+        <w:rPr>
+          <w:rFonts w:ascii="Nirmala UI" w:eastAsia="Times New Roman" w:hAnsi="Nirmala UI" w:cs="Nirmala UI"/>
+          <w:sz w:val="24"/>
+          <w:szCs w:val="24"/>
+        </w:rPr>
+        <w:t>পেজ</w:t>
+      </w:r>
+      <w:proofErr w:type="spellEnd"/>
       <w:r>
         <w:rPr>
           <w:rFonts w:ascii="Times New Roman" w:eastAsia="Times New Roman" w:hAnsi="Times New Roman" w:cs="Times New Roman"/>
@@ -913,96 +1380,42 @@
           <w:sz w:val="24"/>
           <w:szCs w:val="24"/>
         </w:rPr>
-        <w:t>গেলে</w:t>
-      </w:r>
-      <w:proofErr w:type="spellEnd"/>
-      <w:r>
-        <w:rPr>
-          <w:rFonts w:ascii="Times New Roman" w:eastAsia="Times New Roman" w:hAnsi="Times New Roman" w:cs="Times New Roman"/>
-          <w:sz w:val="24"/>
-          <w:szCs w:val="24"/>
-        </w:rPr>
-        <w:t xml:space="preserve"> — signup </w:t>
-      </w:r>
-      <w:proofErr w:type="spellStart"/>
+        <w:t>পাঠায়</w:t>
+      </w:r>
+      <w:proofErr w:type="spellEnd"/>
+      <w:r>
+        <w:rPr>
+          <w:rFonts w:ascii="Times New Roman" w:eastAsia="Times New Roman" w:hAnsi="Times New Roman" w:cs="Times New Roman"/>
+          <w:sz w:val="24"/>
+          <w:szCs w:val="24"/>
+        </w:rPr>
+        <w:t xml:space="preserve"> (render </w:t>
+      </w:r>
+      <w:proofErr w:type="spellStart"/>
+      <w:proofErr w:type="gramStart"/>
       <w:r>
         <w:rPr>
           <w:rFonts w:ascii="Nirmala UI" w:eastAsia="Times New Roman" w:hAnsi="Nirmala UI" w:cs="Nirmala UI"/>
           <w:sz w:val="24"/>
           <w:szCs w:val="24"/>
         </w:rPr>
-        <w:t>ফর্মের</w:t>
-      </w:r>
-      <w:proofErr w:type="spellEnd"/>
-      <w:r>
-        <w:rPr>
-          <w:rFonts w:ascii="Times New Roman" w:eastAsia="Times New Roman" w:hAnsi="Times New Roman" w:cs="Times New Roman"/>
-          <w:sz w:val="24"/>
-          <w:szCs w:val="24"/>
-        </w:rPr>
-        <w:t xml:space="preserve"> HTML </w:t>
-      </w:r>
-      <w:proofErr w:type="spellStart"/>
+        <w:t>করে</w:t>
+      </w:r>
+      <w:proofErr w:type="spellEnd"/>
+      <w:r>
+        <w:rPr>
+          <w:rFonts w:ascii="Times New Roman" w:eastAsia="Times New Roman" w:hAnsi="Times New Roman" w:cs="Times New Roman"/>
+          <w:sz w:val="24"/>
+          <w:szCs w:val="24"/>
+        </w:rPr>
+        <w:t>)</w:t>
+      </w:r>
       <w:r>
         <w:rPr>
           <w:rFonts w:ascii="Nirmala UI" w:eastAsia="Times New Roman" w:hAnsi="Nirmala UI" w:cs="Nirmala UI"/>
           <w:sz w:val="24"/>
           <w:szCs w:val="24"/>
         </w:rPr>
-        <w:t>পেজ</w:t>
-      </w:r>
-      <w:proofErr w:type="spellEnd"/>
-      <w:r>
-        <w:rPr>
-          <w:rFonts w:ascii="Times New Roman" w:eastAsia="Times New Roman" w:hAnsi="Times New Roman" w:cs="Times New Roman"/>
-          <w:sz w:val="24"/>
-          <w:szCs w:val="24"/>
-        </w:rPr>
-        <w:t xml:space="preserve"> </w:t>
-      </w:r>
-      <w:proofErr w:type="spellStart"/>
-      <w:r>
-        <w:rPr>
-          <w:rFonts w:ascii="Nirmala UI" w:eastAsia="Times New Roman" w:hAnsi="Nirmala UI" w:cs="Nirmala UI"/>
-          <w:sz w:val="24"/>
-          <w:szCs w:val="24"/>
-        </w:rPr>
-        <w:t>পাঠায়</w:t>
-      </w:r>
-      <w:proofErr w:type="spellEnd"/>
-      <w:r>
-        <w:rPr>
-          <w:rFonts w:ascii="Times New Roman" w:eastAsia="Times New Roman" w:hAnsi="Times New Roman" w:cs="Times New Roman"/>
-          <w:sz w:val="24"/>
-          <w:szCs w:val="24"/>
-        </w:rPr>
-        <w:t xml:space="preserve"> (render </w:t>
-      </w:r>
-      <w:proofErr w:type="spellStart"/>
-      <w:proofErr w:type="gramStart"/>
-      <w:r>
-        <w:rPr>
-          <w:rFonts w:ascii="Nirmala UI" w:eastAsia="Times New Roman" w:hAnsi="Nirmala UI" w:cs="Nirmala UI"/>
-          <w:sz w:val="24"/>
-          <w:szCs w:val="24"/>
-        </w:rPr>
-        <w:t>করে</w:t>
-      </w:r>
-      <w:proofErr w:type="spellEnd"/>
-      <w:r>
-        <w:rPr>
-          <w:rFonts w:ascii="Times New Roman" w:eastAsia="Times New Roman" w:hAnsi="Times New Roman" w:cs="Times New Roman"/>
-          <w:sz w:val="24"/>
-          <w:szCs w:val="24"/>
-        </w:rPr>
-        <w:t>)</w:t>
-      </w:r>
-      <w:r>
-        <w:rPr>
-          <w:rFonts w:ascii="Nirmala UI" w:eastAsia="Times New Roman" w:hAnsi="Nirmala UI" w:cs="Nirmala UI"/>
-          <w:sz w:val="24"/>
-          <w:szCs w:val="24"/>
-        </w:rPr>
         <w:t>।</w:t>
       </w:r>
       <w:proofErr w:type="gramEnd"/>
@@ -1016,27 +1429,17 @@
           <w:szCs w:val="24"/>
         </w:rPr>
       </w:pPr>
-      <w:r>
-        <w:rPr>
-          <w:rFonts w:ascii="Times New Roman" w:eastAsia="Times New Roman" w:hAnsi="Times New Roman" w:cs="Times New Roman"/>
-          <w:sz w:val="24"/>
-          <w:szCs w:val="24"/>
-        </w:rPr>
-        <w:pict>
-          <v:rect id="_x0000_i1026" style="width:0;height:1.5pt" o:hralign="center" o:hrstd="t" o:hr="t" fillcolor="#a0a0a0" stroked="f"/>
-        </w:pict>
-      </w:r>
-    </w:p>
-    <w:p>
-      <w:pPr>
-        <w:spacing w:before="100" w:beforeAutospacing="1" w:after="100" w:afterAutospacing="1" w:line="240" w:lineRule="auto"/>
+    </w:p>
+    <w:p>
+      <w:pPr>
+        <w:spacing w:after="0" w:line="240" w:lineRule="auto"/>
         <w:outlineLvl w:val="2"/>
         <w:rPr>
           <w:rFonts w:ascii="Times New Roman" w:eastAsia="Times New Roman" w:hAnsi="Times New Roman" w:cs="Times New Roman"/>
           <w:b/>
           <w:bCs/>
-          <w:sz w:val="27"/>
-          <w:szCs w:val="27"/>
+          <w:sz w:val="24"/>
+          <w:szCs w:val="24"/>
         </w:rPr>
       </w:pPr>
       <w:r>
@@ -1044,8 +1447,8 @@
           <w:rFonts w:ascii="Times New Roman" w:eastAsia="Times New Roman" w:hAnsi="Times New Roman" w:cs="Times New Roman"/>
           <w:b/>
           <w:bCs/>
-          <w:sz w:val="27"/>
-          <w:szCs w:val="27"/>
+          <w:sz w:val="24"/>
+          <w:szCs w:val="24"/>
         </w:rPr>
         <w:t xml:space="preserve">2. </w:t>
       </w:r>
@@ -1053,40 +1456,41 @@
       <w:proofErr w:type="gramStart"/>
       <w:r>
         <w:rPr>
-          <w:rFonts w:ascii="Courier New" w:eastAsia="Times New Roman" w:hAnsi="Courier New" w:cs="Courier New"/>
+          <w:rFonts w:ascii="Times New Roman" w:eastAsia="Times New Roman" w:hAnsi="Times New Roman" w:cs="Times New Roman"/>
           <w:b/>
           <w:bCs/>
-          <w:sz w:val="20"/>
-          <w:szCs w:val="20"/>
+          <w:sz w:val="24"/>
+          <w:szCs w:val="24"/>
         </w:rPr>
         <w:t>router.post</w:t>
       </w:r>
       <w:proofErr w:type="spellEnd"/>
       <w:r>
         <w:rPr>
-          <w:rFonts w:ascii="Courier New" w:eastAsia="Times New Roman" w:hAnsi="Courier New" w:cs="Courier New"/>
+          <w:rFonts w:ascii="Times New Roman" w:eastAsia="Times New Roman" w:hAnsi="Times New Roman" w:cs="Times New Roman"/>
           <w:b/>
           <w:bCs/>
-          <w:sz w:val="20"/>
-          <w:szCs w:val="20"/>
+          <w:sz w:val="24"/>
+          <w:szCs w:val="24"/>
         </w:rPr>
         <w:t>(</w:t>
       </w:r>
       <w:proofErr w:type="gramEnd"/>
       <w:r>
         <w:rPr>
-          <w:rFonts w:ascii="Courier New" w:eastAsia="Times New Roman" w:hAnsi="Courier New" w:cs="Courier New"/>
+          <w:rFonts w:ascii="Times New Roman" w:eastAsia="Times New Roman" w:hAnsi="Times New Roman" w:cs="Times New Roman"/>
           <w:b/>
           <w:bCs/>
-          <w:sz w:val="20"/>
-          <w:szCs w:val="20"/>
+          <w:sz w:val="24"/>
+          <w:szCs w:val="24"/>
         </w:rPr>
         <w:t>'/signup', ()=&gt;{})</w:t>
       </w:r>
     </w:p>
     <w:p>
       <w:pPr>
-        <w:spacing w:before="100" w:beforeAutospacing="1" w:after="100" w:afterAutospacing="1" w:line="240" w:lineRule="auto"/>
+        <w:spacing w:after="0" w:line="240" w:lineRule="auto"/>
+        <w:ind w:left="720"/>
         <w:rPr>
           <w:rFonts w:ascii="Times New Roman" w:eastAsia="Times New Roman" w:hAnsi="Times New Roman" w:cs="Times New Roman"/>
           <w:sz w:val="24"/>
@@ -1423,27 +1827,17 @@
           <w:szCs w:val="24"/>
         </w:rPr>
       </w:pPr>
-      <w:r>
-        <w:rPr>
-          <w:rFonts w:ascii="Times New Roman" w:eastAsia="Times New Roman" w:hAnsi="Times New Roman" w:cs="Times New Roman"/>
-          <w:sz w:val="24"/>
-          <w:szCs w:val="24"/>
-        </w:rPr>
-        <w:pict>
-          <v:rect id="_x0000_i1027" style="width:0;height:1.5pt" o:hralign="center" o:hrstd="t" o:hr="t" fillcolor="#a0a0a0" stroked="f"/>
-        </w:pict>
-      </w:r>
-    </w:p>
-    <w:p>
-      <w:pPr>
-        <w:spacing w:before="100" w:beforeAutospacing="1" w:after="100" w:afterAutospacing="1" w:line="240" w:lineRule="auto"/>
+    </w:p>
+    <w:p>
+      <w:pPr>
+        <w:spacing w:after="0" w:line="240" w:lineRule="auto"/>
         <w:outlineLvl w:val="2"/>
         <w:rPr>
           <w:rFonts w:ascii="Times New Roman" w:eastAsia="Times New Roman" w:hAnsi="Times New Roman" w:cs="Times New Roman"/>
           <w:b/>
           <w:bCs/>
-          <w:sz w:val="27"/>
-          <w:szCs w:val="27"/>
+          <w:sz w:val="24"/>
+          <w:szCs w:val="24"/>
         </w:rPr>
       </w:pPr>
       <w:r>
@@ -1451,59 +1845,73 @@
           <w:rFonts w:ascii="Times New Roman" w:eastAsia="Times New Roman" w:hAnsi="Times New Roman" w:cs="Times New Roman"/>
           <w:b/>
           <w:bCs/>
-          <w:sz w:val="27"/>
-          <w:szCs w:val="27"/>
-        </w:rPr>
+          <w:sz w:val="24"/>
+          <w:szCs w:val="24"/>
+        </w:rPr>
+        <w:lastRenderedPageBreak/>
         <w:t xml:space="preserve">3. </w:t>
       </w:r>
       <w:proofErr w:type="spellStart"/>
-      <w:r>
-        <w:rPr>
-          <w:rFonts w:ascii="Courier New" w:eastAsia="Times New Roman" w:hAnsi="Courier New" w:cs="Courier New"/>
+      <w:proofErr w:type="gramStart"/>
+      <w:r>
+        <w:rPr>
+          <w:rFonts w:ascii="Times New Roman" w:eastAsia="Times New Roman" w:hAnsi="Times New Roman" w:cs="Times New Roman"/>
           <w:b/>
           <w:bCs/>
-          <w:sz w:val="20"/>
-          <w:szCs w:val="20"/>
+          <w:sz w:val="24"/>
+          <w:szCs w:val="24"/>
         </w:rPr>
         <w:t>router.get</w:t>
       </w:r>
       <w:proofErr w:type="spellEnd"/>
       <w:r>
         <w:rPr>
-          <w:rFonts w:ascii="Courier New" w:eastAsia="Times New Roman" w:hAnsi="Courier New" w:cs="Courier New"/>
+          <w:rFonts w:ascii="Times New Roman" w:eastAsia="Times New Roman" w:hAnsi="Times New Roman" w:cs="Times New Roman"/>
           <w:b/>
           <w:bCs/>
-          <w:sz w:val="20"/>
-          <w:szCs w:val="20"/>
-        </w:rPr>
-        <w:t>('/</w:t>
-      </w:r>
-      <w:proofErr w:type="spellStart"/>
-      <w:r>
-        <w:rPr>
-          <w:rFonts w:ascii="Courier New" w:eastAsia="Times New Roman" w:hAnsi="Courier New" w:cs="Courier New"/>
+          <w:sz w:val="24"/>
+          <w:szCs w:val="24"/>
+        </w:rPr>
+        <w:t>(</w:t>
+      </w:r>
+      <w:proofErr w:type="gramEnd"/>
+      <w:r>
+        <w:rPr>
+          <w:rFonts w:ascii="Times New Roman" w:eastAsia="Times New Roman" w:hAnsi="Times New Roman" w:cs="Times New Roman"/>
           <w:b/>
           <w:bCs/>
-          <w:sz w:val="20"/>
-          <w:szCs w:val="20"/>
-        </w:rPr>
-        <w:t>logIN</w:t>
-      </w:r>
-      <w:proofErr w:type="spellEnd"/>
-      <w:r>
-        <w:rPr>
-          <w:rFonts w:ascii="Courier New" w:eastAsia="Times New Roman" w:hAnsi="Courier New" w:cs="Courier New"/>
+          <w:sz w:val="24"/>
+          <w:szCs w:val="24"/>
+        </w:rPr>
+        <w:t>'/</w:t>
+      </w:r>
+      <w:proofErr w:type="spellStart"/>
+      <w:r>
+        <w:rPr>
+          <w:rFonts w:ascii="Times New Roman" w:eastAsia="Times New Roman" w:hAnsi="Times New Roman" w:cs="Times New Roman"/>
           <w:b/>
           <w:bCs/>
-          <w:sz w:val="20"/>
-          <w:szCs w:val="20"/>
+          <w:sz w:val="24"/>
+          <w:szCs w:val="24"/>
+        </w:rPr>
+        <w:t>logIN</w:t>
+      </w:r>
+      <w:proofErr w:type="spellEnd"/>
+      <w:r>
+        <w:rPr>
+          <w:rFonts w:ascii="Times New Roman" w:eastAsia="Times New Roman" w:hAnsi="Times New Roman" w:cs="Times New Roman"/>
+          <w:b/>
+          <w:bCs/>
+          <w:sz w:val="24"/>
+          <w:szCs w:val="24"/>
         </w:rPr>
         <w:t>', ()=&gt;{})</w:t>
       </w:r>
     </w:p>
     <w:p>
       <w:pPr>
-        <w:spacing w:before="100" w:beforeAutospacing="1" w:after="100" w:afterAutospacing="1" w:line="240" w:lineRule="auto"/>
+        <w:spacing w:after="0" w:line="240" w:lineRule="auto"/>
+        <w:ind w:left="720"/>
         <w:rPr>
           <w:rFonts w:ascii="Times New Roman" w:eastAsia="Times New Roman" w:hAnsi="Times New Roman" w:cs="Times New Roman"/>
           <w:sz w:val="24"/>
@@ -1560,42 +1968,88 @@
           <w:sz w:val="24"/>
           <w:szCs w:val="24"/>
         </w:rPr>
+        <w:t xml:space="preserve"> /</w:t>
+      </w:r>
+      <w:proofErr w:type="spellStart"/>
+      <w:r>
+        <w:rPr>
+          <w:rFonts w:ascii="Times New Roman" w:eastAsia="Times New Roman" w:hAnsi="Times New Roman" w:cs="Times New Roman"/>
+          <w:sz w:val="24"/>
+          <w:szCs w:val="24"/>
+        </w:rPr>
+        <w:t>logIN</w:t>
+      </w:r>
+      <w:proofErr w:type="spellEnd"/>
+      <w:r>
+        <w:rPr>
+          <w:rFonts w:ascii="Times New Roman" w:eastAsia="Times New Roman" w:hAnsi="Times New Roman" w:cs="Times New Roman"/>
+          <w:sz w:val="24"/>
+          <w:szCs w:val="24"/>
+        </w:rPr>
+        <w:t xml:space="preserve"> URL-</w:t>
+      </w:r>
+      <w:r>
+        <w:rPr>
+          <w:rFonts w:ascii="Nirmala UI" w:eastAsia="Times New Roman" w:hAnsi="Nirmala UI" w:cs="Nirmala UI"/>
+          <w:sz w:val="24"/>
+          <w:szCs w:val="24"/>
+        </w:rPr>
+        <w:t>এ</w:t>
+      </w:r>
+      <w:r>
+        <w:rPr>
+          <w:rFonts w:ascii="Times New Roman" w:eastAsia="Times New Roman" w:hAnsi="Times New Roman" w:cs="Times New Roman"/>
+          <w:sz w:val="24"/>
+          <w:szCs w:val="24"/>
+        </w:rPr>
         <w:t xml:space="preserve"> </w:t>
       </w:r>
-      <w:r>
-        <w:rPr>
-          <w:rFonts w:ascii="Courier New" w:eastAsia="Times New Roman" w:hAnsi="Courier New" w:cs="Courier New"/>
-          <w:sz w:val="20"/>
-          <w:szCs w:val="20"/>
-        </w:rPr>
-        <w:t>/</w:t>
-      </w:r>
-      <w:proofErr w:type="spellStart"/>
-      <w:r>
-        <w:rPr>
-          <w:rFonts w:ascii="Courier New" w:eastAsia="Times New Roman" w:hAnsi="Courier New" w:cs="Courier New"/>
-          <w:sz w:val="20"/>
-          <w:szCs w:val="20"/>
-        </w:rPr>
-        <w:t>logIN</w:t>
-      </w:r>
-      <w:proofErr w:type="spellEnd"/>
-      <w:r>
-        <w:rPr>
-          <w:rFonts w:ascii="Times New Roman" w:eastAsia="Times New Roman" w:hAnsi="Times New Roman" w:cs="Times New Roman"/>
-          <w:sz w:val="24"/>
-          <w:szCs w:val="24"/>
-        </w:rPr>
-        <w:t xml:space="preserve"> URL-</w:t>
-      </w:r>
+      <w:proofErr w:type="spellStart"/>
       <w:r>
         <w:rPr>
           <w:rFonts w:ascii="Nirmala UI" w:eastAsia="Times New Roman" w:hAnsi="Nirmala UI" w:cs="Nirmala UI"/>
           <w:sz w:val="24"/>
           <w:szCs w:val="24"/>
         </w:rPr>
-        <w:t>এ</w:t>
-      </w:r>
+        <w:t>গেলে</w:t>
+      </w:r>
+      <w:proofErr w:type="spellEnd"/>
+      <w:r>
+        <w:rPr>
+          <w:rFonts w:ascii="Times New Roman" w:eastAsia="Times New Roman" w:hAnsi="Times New Roman" w:cs="Times New Roman"/>
+          <w:sz w:val="24"/>
+          <w:szCs w:val="24"/>
+        </w:rPr>
+        <w:t xml:space="preserve"> — login </w:t>
+      </w:r>
+      <w:proofErr w:type="spellStart"/>
+      <w:r>
+        <w:rPr>
+          <w:rFonts w:ascii="Nirmala UI" w:eastAsia="Times New Roman" w:hAnsi="Nirmala UI" w:cs="Nirmala UI"/>
+          <w:sz w:val="24"/>
+          <w:szCs w:val="24"/>
+        </w:rPr>
+        <w:t>ফর্মের</w:t>
+      </w:r>
+      <w:proofErr w:type="spellEnd"/>
+      <w:r>
+        <w:rPr>
+          <w:rFonts w:ascii="Times New Roman" w:eastAsia="Times New Roman" w:hAnsi="Times New Roman" w:cs="Times New Roman"/>
+          <w:sz w:val="24"/>
+          <w:szCs w:val="24"/>
+        </w:rPr>
+        <w:t xml:space="preserve"> HTML </w:t>
+      </w:r>
+      <w:proofErr w:type="spellStart"/>
+      <w:r>
+        <w:rPr>
+          <w:rFonts w:ascii="Nirmala UI" w:eastAsia="Times New Roman" w:hAnsi="Nirmala UI" w:cs="Nirmala UI"/>
+          <w:sz w:val="24"/>
+          <w:szCs w:val="24"/>
+        </w:rPr>
+        <w:t>পেজ</w:t>
+      </w:r>
+      <w:proofErr w:type="spellEnd"/>
       <w:r>
         <w:rPr>
           <w:rFonts w:ascii="Times New Roman" w:eastAsia="Times New Roman" w:hAnsi="Times New Roman" w:cs="Times New Roman"/>
@@ -1611,69 +2065,15 @@
           <w:sz w:val="24"/>
           <w:szCs w:val="24"/>
         </w:rPr>
-        <w:t>গেলে</w:t>
-      </w:r>
-      <w:proofErr w:type="spellEnd"/>
-      <w:r>
-        <w:rPr>
-          <w:rFonts w:ascii="Times New Roman" w:eastAsia="Times New Roman" w:hAnsi="Times New Roman" w:cs="Times New Roman"/>
-          <w:sz w:val="24"/>
-          <w:szCs w:val="24"/>
-        </w:rPr>
-        <w:t xml:space="preserve"> — login </w:t>
-      </w:r>
-      <w:proofErr w:type="spellStart"/>
+        <w:t>পাঠায়</w:t>
+      </w:r>
+      <w:proofErr w:type="spellEnd"/>
       <w:r>
         <w:rPr>
           <w:rFonts w:ascii="Nirmala UI" w:eastAsia="Times New Roman" w:hAnsi="Nirmala UI" w:cs="Nirmala UI"/>
           <w:sz w:val="24"/>
           <w:szCs w:val="24"/>
         </w:rPr>
-        <w:t>ফর্মের</w:t>
-      </w:r>
-      <w:proofErr w:type="spellEnd"/>
-      <w:r>
-        <w:rPr>
-          <w:rFonts w:ascii="Times New Roman" w:eastAsia="Times New Roman" w:hAnsi="Times New Roman" w:cs="Times New Roman"/>
-          <w:sz w:val="24"/>
-          <w:szCs w:val="24"/>
-        </w:rPr>
-        <w:t xml:space="preserve"> HTML </w:t>
-      </w:r>
-      <w:proofErr w:type="spellStart"/>
-      <w:r>
-        <w:rPr>
-          <w:rFonts w:ascii="Nirmala UI" w:eastAsia="Times New Roman" w:hAnsi="Nirmala UI" w:cs="Nirmala UI"/>
-          <w:sz w:val="24"/>
-          <w:szCs w:val="24"/>
-        </w:rPr>
-        <w:t>পেজ</w:t>
-      </w:r>
-      <w:proofErr w:type="spellEnd"/>
-      <w:r>
-        <w:rPr>
-          <w:rFonts w:ascii="Times New Roman" w:eastAsia="Times New Roman" w:hAnsi="Times New Roman" w:cs="Times New Roman"/>
-          <w:sz w:val="24"/>
-          <w:szCs w:val="24"/>
-        </w:rPr>
-        <w:t xml:space="preserve"> </w:t>
-      </w:r>
-      <w:proofErr w:type="spellStart"/>
-      <w:r>
-        <w:rPr>
-          <w:rFonts w:ascii="Nirmala UI" w:eastAsia="Times New Roman" w:hAnsi="Nirmala UI" w:cs="Nirmala UI"/>
-          <w:sz w:val="24"/>
-          <w:szCs w:val="24"/>
-        </w:rPr>
-        <w:t>পাঠায়</w:t>
-      </w:r>
-      <w:proofErr w:type="spellEnd"/>
-      <w:r>
-        <w:rPr>
-          <w:rFonts w:ascii="Nirmala UI" w:eastAsia="Times New Roman" w:hAnsi="Nirmala UI" w:cs="Nirmala UI"/>
-          <w:sz w:val="24"/>
-          <w:szCs w:val="24"/>
-        </w:rPr>
         <w:t>।</w:t>
       </w:r>
     </w:p>
@@ -1686,27 +2086,17 @@
           <w:szCs w:val="24"/>
         </w:rPr>
       </w:pPr>
-      <w:r>
-        <w:rPr>
-          <w:rFonts w:ascii="Times New Roman" w:eastAsia="Times New Roman" w:hAnsi="Times New Roman" w:cs="Times New Roman"/>
-          <w:sz w:val="24"/>
-          <w:szCs w:val="24"/>
-        </w:rPr>
-        <w:pict>
-          <v:rect id="_x0000_i1028" style="width:0;height:1.5pt" o:hralign="center" o:hrstd="t" o:hr="t" fillcolor="#a0a0a0" stroked="f"/>
-        </w:pict>
-      </w:r>
-    </w:p>
-    <w:p>
-      <w:pPr>
-        <w:spacing w:before="100" w:beforeAutospacing="1" w:after="100" w:afterAutospacing="1" w:line="240" w:lineRule="auto"/>
+    </w:p>
+    <w:p>
+      <w:pPr>
+        <w:spacing w:after="0" w:line="240" w:lineRule="auto"/>
         <w:outlineLvl w:val="2"/>
         <w:rPr>
           <w:rFonts w:ascii="Times New Roman" w:eastAsia="Times New Roman" w:hAnsi="Times New Roman" w:cs="Times New Roman"/>
           <w:b/>
           <w:bCs/>
-          <w:sz w:val="27"/>
-          <w:szCs w:val="27"/>
+          <w:sz w:val="24"/>
+          <w:szCs w:val="24"/>
         </w:rPr>
       </w:pPr>
       <w:r>
@@ -1714,59 +2104,72 @@
           <w:rFonts w:ascii="Times New Roman" w:eastAsia="Times New Roman" w:hAnsi="Times New Roman" w:cs="Times New Roman"/>
           <w:b/>
           <w:bCs/>
-          <w:sz w:val="27"/>
-          <w:szCs w:val="27"/>
+          <w:sz w:val="24"/>
+          <w:szCs w:val="24"/>
         </w:rPr>
         <w:t xml:space="preserve">4. </w:t>
       </w:r>
       <w:proofErr w:type="spellStart"/>
-      <w:r>
-        <w:rPr>
-          <w:rFonts w:ascii="Courier New" w:eastAsia="Times New Roman" w:hAnsi="Courier New" w:cs="Courier New"/>
+      <w:proofErr w:type="gramStart"/>
+      <w:r>
+        <w:rPr>
+          <w:rFonts w:ascii="Times New Roman" w:eastAsia="Times New Roman" w:hAnsi="Times New Roman" w:cs="Times New Roman"/>
           <w:b/>
           <w:bCs/>
-          <w:sz w:val="20"/>
-          <w:szCs w:val="20"/>
+          <w:sz w:val="24"/>
+          <w:szCs w:val="24"/>
         </w:rPr>
         <w:t>router.post</w:t>
       </w:r>
       <w:proofErr w:type="spellEnd"/>
       <w:r>
         <w:rPr>
-          <w:rFonts w:ascii="Courier New" w:eastAsia="Times New Roman" w:hAnsi="Courier New" w:cs="Courier New"/>
+          <w:rFonts w:ascii="Times New Roman" w:eastAsia="Times New Roman" w:hAnsi="Times New Roman" w:cs="Times New Roman"/>
           <w:b/>
           <w:bCs/>
-          <w:sz w:val="20"/>
-          <w:szCs w:val="20"/>
-        </w:rPr>
-        <w:t>('/</w:t>
-      </w:r>
-      <w:proofErr w:type="spellStart"/>
-      <w:r>
-        <w:rPr>
-          <w:rFonts w:ascii="Courier New" w:eastAsia="Times New Roman" w:hAnsi="Courier New" w:cs="Courier New"/>
+          <w:sz w:val="24"/>
+          <w:szCs w:val="24"/>
+        </w:rPr>
+        <w:t>(</w:t>
+      </w:r>
+      <w:proofErr w:type="gramEnd"/>
+      <w:r>
+        <w:rPr>
+          <w:rFonts w:ascii="Times New Roman" w:eastAsia="Times New Roman" w:hAnsi="Times New Roman" w:cs="Times New Roman"/>
           <w:b/>
           <w:bCs/>
-          <w:sz w:val="20"/>
-          <w:szCs w:val="20"/>
-        </w:rPr>
-        <w:t>logIN</w:t>
-      </w:r>
-      <w:proofErr w:type="spellEnd"/>
-      <w:r>
-        <w:rPr>
-          <w:rFonts w:ascii="Courier New" w:eastAsia="Times New Roman" w:hAnsi="Courier New" w:cs="Courier New"/>
+          <w:sz w:val="24"/>
+          <w:szCs w:val="24"/>
+        </w:rPr>
+        <w:t>'/</w:t>
+      </w:r>
+      <w:proofErr w:type="spellStart"/>
+      <w:r>
+        <w:rPr>
+          <w:rFonts w:ascii="Times New Roman" w:eastAsia="Times New Roman" w:hAnsi="Times New Roman" w:cs="Times New Roman"/>
           <w:b/>
           <w:bCs/>
-          <w:sz w:val="20"/>
-          <w:szCs w:val="20"/>
+          <w:sz w:val="24"/>
+          <w:szCs w:val="24"/>
+        </w:rPr>
+        <w:t>logIN</w:t>
+      </w:r>
+      <w:proofErr w:type="spellEnd"/>
+      <w:r>
+        <w:rPr>
+          <w:rFonts w:ascii="Times New Roman" w:eastAsia="Times New Roman" w:hAnsi="Times New Roman" w:cs="Times New Roman"/>
+          <w:b/>
+          <w:bCs/>
+          <w:sz w:val="24"/>
+          <w:szCs w:val="24"/>
         </w:rPr>
         <w:t>', ()=&gt;{})</w:t>
       </w:r>
     </w:p>
     <w:p>
       <w:pPr>
-        <w:spacing w:before="100" w:beforeAutospacing="1" w:after="100" w:afterAutospacing="1" w:line="240" w:lineRule="auto"/>
+        <w:spacing w:after="0" w:line="240" w:lineRule="auto"/>
+        <w:ind w:left="720"/>
         <w:rPr>
           <w:rFonts w:ascii="Times New Roman" w:eastAsia="Times New Roman" w:hAnsi="Times New Roman" w:cs="Times New Roman"/>
           <w:sz w:val="24"/>
@@ -2023,52 +2426,1125 @@
     <w:p>
       <w:pPr>
         <w:pStyle w:val="Heading2"/>
+        <w:spacing w:before="0"/>
         <w:jc w:val="center"/>
-      </w:pPr>
-      <w:r>
+        <w:rPr>
+          <w:rFonts w:ascii="Times New Roman" w:hAnsi="Times New Roman" w:cs="Times New Roman"/>
+          <w:b/>
+          <w:color w:val="FF0000"/>
+          <w:sz w:val="24"/>
+          <w:szCs w:val="24"/>
+        </w:rPr>
+      </w:pPr>
+      <w:r>
+        <w:rPr>
+          <w:rFonts w:ascii="Times New Roman" w:hAnsi="Times New Roman" w:cs="Times New Roman"/>
+          <w:b/>
+          <w:color w:val="FF0000"/>
+          <w:sz w:val="24"/>
+          <w:szCs w:val="24"/>
+        </w:rPr>
         <w:t xml:space="preserve">EJS (Embedded JavaScript) </w:t>
       </w:r>
       <w:proofErr w:type="spellStart"/>
       <w:r>
         <w:rPr>
           <w:rFonts w:ascii="Nirmala UI" w:hAnsi="Nirmala UI" w:cs="Nirmala UI"/>
+          <w:b/>
+          <w:color w:val="FF0000"/>
+          <w:sz w:val="24"/>
+          <w:szCs w:val="24"/>
         </w:rPr>
         <w:t>কী</w:t>
       </w:r>
       <w:proofErr w:type="spellEnd"/>
       <w:r>
+        <w:rPr>
+          <w:rFonts w:ascii="Times New Roman" w:hAnsi="Times New Roman" w:cs="Times New Roman"/>
+          <w:b/>
+          <w:color w:val="FF0000"/>
+          <w:sz w:val="24"/>
+          <w:szCs w:val="24"/>
+        </w:rPr>
         <w:t>?</w:t>
       </w:r>
     </w:p>
-    <w:p/>
-    <w:p/>
+    <w:p>
+      <w:pPr>
+        <w:spacing w:after="0"/>
+        <w:rPr>
+          <w:rFonts w:ascii="Times New Roman" w:hAnsi="Times New Roman" w:cs="Times New Roman"/>
+          <w:sz w:val="24"/>
+          <w:szCs w:val="24"/>
+        </w:rPr>
+      </w:pPr>
+      <w:r>
+        <w:rPr>
+          <w:rStyle w:val="whitespace-normal"/>
+          <w:rFonts w:ascii="Times New Roman" w:hAnsi="Times New Roman" w:cs="Times New Roman"/>
+          <w:b/>
+          <w:bCs/>
+          <w:sz w:val="24"/>
+          <w:szCs w:val="24"/>
+        </w:rPr>
+        <w:t>EJS</w:t>
+      </w:r>
+      <w:r>
+        <w:rPr>
+          <w:rStyle w:val="Strong"/>
+          <w:rFonts w:ascii="Times New Roman" w:hAnsi="Times New Roman" w:cs="Times New Roman"/>
+          <w:sz w:val="24"/>
+          <w:szCs w:val="24"/>
+        </w:rPr>
+        <w:t xml:space="preserve"> (Embedded JavaScript)</w:t>
+      </w:r>
+      <w:r>
+        <w:rPr>
+          <w:rFonts w:ascii="Times New Roman" w:hAnsi="Times New Roman" w:cs="Times New Roman"/>
+          <w:sz w:val="24"/>
+          <w:szCs w:val="24"/>
+        </w:rPr>
+        <w:t xml:space="preserve"> </w:t>
+      </w:r>
+      <w:proofErr w:type="spellStart"/>
+      <w:r>
+        <w:rPr>
+          <w:rFonts w:ascii="Nirmala UI" w:hAnsi="Nirmala UI" w:cs="Nirmala UI"/>
+          <w:sz w:val="24"/>
+          <w:szCs w:val="24"/>
+        </w:rPr>
+        <w:t>হলো</w:t>
+      </w:r>
+      <w:proofErr w:type="spellEnd"/>
+      <w:r>
+        <w:rPr>
+          <w:rFonts w:ascii="Times New Roman" w:hAnsi="Times New Roman" w:cs="Times New Roman"/>
+          <w:sz w:val="24"/>
+          <w:szCs w:val="24"/>
+        </w:rPr>
+        <w:t xml:space="preserve"> </w:t>
+      </w:r>
+      <w:proofErr w:type="spellStart"/>
+      <w:r>
+        <w:rPr>
+          <w:rFonts w:ascii="Nirmala UI" w:hAnsi="Nirmala UI" w:cs="Nirmala UI"/>
+          <w:sz w:val="24"/>
+          <w:szCs w:val="24"/>
+        </w:rPr>
+        <w:t>একটি</w:t>
+      </w:r>
+      <w:proofErr w:type="spellEnd"/>
+      <w:r>
+        <w:rPr>
+          <w:rFonts w:ascii="Times New Roman" w:hAnsi="Times New Roman" w:cs="Times New Roman"/>
+          <w:sz w:val="24"/>
+          <w:szCs w:val="24"/>
+        </w:rPr>
+        <w:t xml:space="preserve"> </w:t>
+      </w:r>
+      <w:r>
+        <w:rPr>
+          <w:rStyle w:val="Strong"/>
+          <w:rFonts w:ascii="Times New Roman" w:hAnsi="Times New Roman" w:cs="Times New Roman"/>
+          <w:sz w:val="24"/>
+          <w:szCs w:val="24"/>
+        </w:rPr>
+        <w:t xml:space="preserve">server-side </w:t>
+      </w:r>
+      <w:proofErr w:type="spellStart"/>
+      <w:r>
+        <w:rPr>
+          <w:rStyle w:val="Strong"/>
+          <w:rFonts w:ascii="Times New Roman" w:hAnsi="Times New Roman" w:cs="Times New Roman"/>
+          <w:sz w:val="24"/>
+          <w:szCs w:val="24"/>
+        </w:rPr>
+        <w:t>templating</w:t>
+      </w:r>
+      <w:proofErr w:type="spellEnd"/>
+      <w:r>
+        <w:rPr>
+          <w:rStyle w:val="Strong"/>
+          <w:rFonts w:ascii="Times New Roman" w:hAnsi="Times New Roman" w:cs="Times New Roman"/>
+          <w:sz w:val="24"/>
+          <w:szCs w:val="24"/>
+        </w:rPr>
+        <w:t xml:space="preserve"> engine</w:t>
+      </w:r>
+      <w:r>
+        <w:rPr>
+          <w:rFonts w:ascii="Times New Roman" w:hAnsi="Times New Roman" w:cs="Times New Roman"/>
+          <w:sz w:val="24"/>
+          <w:szCs w:val="24"/>
+        </w:rPr>
+        <w:t xml:space="preserve">, </w:t>
+      </w:r>
+      <w:proofErr w:type="spellStart"/>
+      <w:r>
+        <w:rPr>
+          <w:rFonts w:ascii="Nirmala UI" w:hAnsi="Nirmala UI" w:cs="Nirmala UI"/>
+          <w:sz w:val="24"/>
+          <w:szCs w:val="24"/>
+        </w:rPr>
+        <w:t>যা</w:t>
+      </w:r>
+      <w:proofErr w:type="spellEnd"/>
+      <w:r>
+        <w:rPr>
+          <w:rFonts w:ascii="Times New Roman" w:hAnsi="Times New Roman" w:cs="Times New Roman"/>
+          <w:sz w:val="24"/>
+          <w:szCs w:val="24"/>
+        </w:rPr>
+        <w:t xml:space="preserve"> </w:t>
+      </w:r>
+      <w:proofErr w:type="spellStart"/>
+      <w:r>
+        <w:rPr>
+          <w:rFonts w:ascii="Nirmala UI" w:hAnsi="Nirmala UI" w:cs="Nirmala UI"/>
+          <w:sz w:val="24"/>
+          <w:szCs w:val="24"/>
+        </w:rPr>
+        <w:t>দিয়ে</w:t>
+      </w:r>
+      <w:proofErr w:type="spellEnd"/>
+      <w:r>
+        <w:rPr>
+          <w:rFonts w:ascii="Times New Roman" w:hAnsi="Times New Roman" w:cs="Times New Roman"/>
+          <w:sz w:val="24"/>
+          <w:szCs w:val="24"/>
+        </w:rPr>
+        <w:t xml:space="preserve"> </w:t>
+      </w:r>
+      <w:proofErr w:type="spellStart"/>
+      <w:r>
+        <w:rPr>
+          <w:rFonts w:ascii="Nirmala UI" w:hAnsi="Nirmala UI" w:cs="Nirmala UI"/>
+          <w:sz w:val="24"/>
+          <w:szCs w:val="24"/>
+        </w:rPr>
+        <w:t>তুমি</w:t>
+      </w:r>
+      <w:proofErr w:type="spellEnd"/>
+      <w:r>
+        <w:rPr>
+          <w:rFonts w:ascii="Times New Roman" w:hAnsi="Times New Roman" w:cs="Times New Roman"/>
+          <w:sz w:val="24"/>
+          <w:szCs w:val="24"/>
+        </w:rPr>
+        <w:t xml:space="preserve"> HTML-</w:t>
+      </w:r>
+      <w:proofErr w:type="spellStart"/>
+      <w:r>
+        <w:rPr>
+          <w:rFonts w:ascii="Nirmala UI" w:hAnsi="Nirmala UI" w:cs="Nirmala UI"/>
+          <w:sz w:val="24"/>
+          <w:szCs w:val="24"/>
+        </w:rPr>
+        <w:t>এর</w:t>
+      </w:r>
+      <w:proofErr w:type="spellEnd"/>
+      <w:r>
+        <w:rPr>
+          <w:rFonts w:ascii="Times New Roman" w:hAnsi="Times New Roman" w:cs="Times New Roman"/>
+          <w:sz w:val="24"/>
+          <w:szCs w:val="24"/>
+        </w:rPr>
+        <w:t xml:space="preserve"> </w:t>
+      </w:r>
+      <w:proofErr w:type="spellStart"/>
+      <w:r>
+        <w:rPr>
+          <w:rFonts w:ascii="Nirmala UI" w:hAnsi="Nirmala UI" w:cs="Nirmala UI"/>
+          <w:sz w:val="24"/>
+          <w:szCs w:val="24"/>
+        </w:rPr>
+        <w:t>মধ্যে</w:t>
+      </w:r>
+      <w:proofErr w:type="spellEnd"/>
+      <w:r>
+        <w:rPr>
+          <w:rFonts w:ascii="Times New Roman" w:hAnsi="Times New Roman" w:cs="Times New Roman"/>
+          <w:sz w:val="24"/>
+          <w:szCs w:val="24"/>
+        </w:rPr>
+        <w:t xml:space="preserve"> JavaScript </w:t>
+      </w:r>
+      <w:proofErr w:type="spellStart"/>
+      <w:r>
+        <w:rPr>
+          <w:rFonts w:ascii="Nirmala UI" w:hAnsi="Nirmala UI" w:cs="Nirmala UI"/>
+          <w:sz w:val="24"/>
+          <w:szCs w:val="24"/>
+        </w:rPr>
+        <w:t>ব্যবহার</w:t>
+      </w:r>
+      <w:proofErr w:type="spellEnd"/>
+      <w:r>
+        <w:rPr>
+          <w:rFonts w:ascii="Times New Roman" w:hAnsi="Times New Roman" w:cs="Times New Roman"/>
+          <w:sz w:val="24"/>
+          <w:szCs w:val="24"/>
+        </w:rPr>
+        <w:t xml:space="preserve"> </w:t>
+      </w:r>
+      <w:proofErr w:type="spellStart"/>
+      <w:r>
+        <w:rPr>
+          <w:rFonts w:ascii="Nirmala UI" w:hAnsi="Nirmala UI" w:cs="Nirmala UI"/>
+          <w:sz w:val="24"/>
+          <w:szCs w:val="24"/>
+        </w:rPr>
+        <w:t>করে</w:t>
+      </w:r>
+      <w:proofErr w:type="spellEnd"/>
+      <w:r>
+        <w:rPr>
+          <w:rFonts w:ascii="Times New Roman" w:hAnsi="Times New Roman" w:cs="Times New Roman"/>
+          <w:sz w:val="24"/>
+          <w:szCs w:val="24"/>
+        </w:rPr>
+        <w:t xml:space="preserve"> </w:t>
+      </w:r>
+      <w:r>
+        <w:rPr>
+          <w:rStyle w:val="Strong"/>
+          <w:rFonts w:ascii="Times New Roman" w:hAnsi="Times New Roman" w:cs="Times New Roman"/>
+          <w:sz w:val="24"/>
+          <w:szCs w:val="24"/>
+        </w:rPr>
+        <w:t xml:space="preserve">dynamic web page </w:t>
+      </w:r>
+      <w:proofErr w:type="spellStart"/>
+      <w:r>
+        <w:rPr>
+          <w:rStyle w:val="Strong"/>
+          <w:rFonts w:ascii="Nirmala UI" w:hAnsi="Nirmala UI" w:cs="Nirmala UI"/>
+          <w:sz w:val="24"/>
+          <w:szCs w:val="24"/>
+        </w:rPr>
+        <w:t>তৈরি</w:t>
+      </w:r>
+      <w:proofErr w:type="spellEnd"/>
+      <w:r>
+        <w:rPr>
+          <w:rStyle w:val="Strong"/>
+          <w:rFonts w:ascii="Times New Roman" w:hAnsi="Times New Roman" w:cs="Times New Roman"/>
+          <w:sz w:val="24"/>
+          <w:szCs w:val="24"/>
+        </w:rPr>
+        <w:t xml:space="preserve"> </w:t>
+      </w:r>
+      <w:proofErr w:type="spellStart"/>
+      <w:r>
+        <w:rPr>
+          <w:rStyle w:val="Strong"/>
+          <w:rFonts w:ascii="Nirmala UI" w:hAnsi="Nirmala UI" w:cs="Nirmala UI"/>
+          <w:sz w:val="24"/>
+          <w:szCs w:val="24"/>
+        </w:rPr>
+        <w:t>করতে</w:t>
+      </w:r>
+      <w:proofErr w:type="spellEnd"/>
+      <w:r>
+        <w:rPr>
+          <w:rStyle w:val="Strong"/>
+          <w:rFonts w:ascii="Times New Roman" w:hAnsi="Times New Roman" w:cs="Times New Roman"/>
+          <w:sz w:val="24"/>
+          <w:szCs w:val="24"/>
+        </w:rPr>
+        <w:t xml:space="preserve"> </w:t>
+      </w:r>
+      <w:proofErr w:type="spellStart"/>
+      <w:r>
+        <w:rPr>
+          <w:rStyle w:val="Strong"/>
+          <w:rFonts w:ascii="Nirmala UI" w:hAnsi="Nirmala UI" w:cs="Nirmala UI"/>
+          <w:sz w:val="24"/>
+          <w:szCs w:val="24"/>
+        </w:rPr>
+        <w:t>পারো</w:t>
+      </w:r>
+      <w:proofErr w:type="spellEnd"/>
+      <w:r>
+        <w:rPr>
+          <w:rFonts w:ascii="Nirmala UI" w:hAnsi="Nirmala UI" w:cs="Nirmala UI"/>
+          <w:sz w:val="24"/>
+          <w:szCs w:val="24"/>
+        </w:rPr>
+        <w:t>।</w:t>
+      </w:r>
+    </w:p>
     <w:p>
       <w:pPr>
         <w:pStyle w:val="Heading1"/>
+        <w:spacing w:before="0"/>
+        <w:ind w:left="720"/>
+        <w:rPr>
+          <w:rFonts w:ascii="Times New Roman" w:hAnsi="Times New Roman" w:cs="Times New Roman"/>
+          <w:sz w:val="24"/>
+          <w:szCs w:val="24"/>
+        </w:rPr>
+      </w:pPr>
+      <w:proofErr w:type="spellStart"/>
+      <w:proofErr w:type="gramStart"/>
+      <w:r>
+        <w:rPr>
+          <w:rFonts w:ascii="Nirmala UI" w:hAnsi="Nirmala UI" w:cs="Nirmala UI"/>
+          <w:sz w:val="24"/>
+          <w:szCs w:val="24"/>
+        </w:rPr>
+        <w:t>কোথায়</w:t>
+      </w:r>
+      <w:proofErr w:type="spellEnd"/>
+      <w:r>
+        <w:rPr>
+          <w:rFonts w:ascii="Times New Roman" w:hAnsi="Times New Roman" w:cs="Times New Roman"/>
+          <w:sz w:val="24"/>
+          <w:szCs w:val="24"/>
+        </w:rPr>
+        <w:t xml:space="preserve"> </w:t>
+      </w:r>
+      <w:r>
         <w:rPr>
           <w:rStyle w:val="HTMLCode"/>
-          <w:rFonts w:eastAsiaTheme="majorEastAsia"/>
-        </w:rPr>
-      </w:pPr>
-      <w:r>
-        <w:t>1️</w:t>
-      </w:r>
-      <w:r>
-        <w:rPr>
-          <w:rFonts w:ascii="Tahoma" w:hAnsi="Tahoma" w:cs="Tahoma"/>
-        </w:rPr>
-        <w:t>⃣</w:t>
-      </w:r>
-      <w:r>
-        <w:t xml:space="preserve"> Install </w:t>
-      </w:r>
+          <w:rFonts w:ascii="Times New Roman" w:eastAsiaTheme="majorEastAsia" w:hAnsi="Times New Roman" w:cs="Times New Roman"/>
+          <w:sz w:val="24"/>
+          <w:szCs w:val="24"/>
+        </w:rPr>
+        <w:t>.</w:t>
+      </w:r>
+      <w:proofErr w:type="spellStart"/>
       <w:r>
         <w:rPr>
           <w:rStyle w:val="HTMLCode"/>
-          <w:rFonts w:eastAsiaTheme="majorEastAsia"/>
-        </w:rPr>
-        <w:t>validator</w:t>
-      </w:r>
+          <w:rFonts w:ascii="Times New Roman" w:eastAsiaTheme="majorEastAsia" w:hAnsi="Times New Roman" w:cs="Times New Roman"/>
+          <w:sz w:val="24"/>
+          <w:szCs w:val="24"/>
+        </w:rPr>
+        <w:t>ejs</w:t>
+      </w:r>
+      <w:proofErr w:type="spellEnd"/>
+      <w:proofErr w:type="gramEnd"/>
+      <w:r>
+        <w:rPr>
+          <w:rFonts w:ascii="Times New Roman" w:hAnsi="Times New Roman" w:cs="Times New Roman"/>
+          <w:sz w:val="24"/>
+          <w:szCs w:val="24"/>
+        </w:rPr>
+        <w:t xml:space="preserve"> </w:t>
+      </w:r>
+      <w:proofErr w:type="spellStart"/>
+      <w:r>
+        <w:rPr>
+          <w:rFonts w:ascii="Nirmala UI" w:hAnsi="Nirmala UI" w:cs="Nirmala UI"/>
+          <w:sz w:val="24"/>
+          <w:szCs w:val="24"/>
+        </w:rPr>
+        <w:t>ব্যবহার</w:t>
+      </w:r>
+      <w:proofErr w:type="spellEnd"/>
+      <w:r>
+        <w:rPr>
+          <w:rFonts w:ascii="Times New Roman" w:hAnsi="Times New Roman" w:cs="Times New Roman"/>
+          <w:sz w:val="24"/>
+          <w:szCs w:val="24"/>
+        </w:rPr>
+        <w:t xml:space="preserve"> </w:t>
+      </w:r>
+      <w:proofErr w:type="spellStart"/>
+      <w:r>
+        <w:rPr>
+          <w:rFonts w:ascii="Nirmala UI" w:hAnsi="Nirmala UI" w:cs="Nirmala UI"/>
+          <w:sz w:val="24"/>
+          <w:szCs w:val="24"/>
+        </w:rPr>
+        <w:t>করা</w:t>
+      </w:r>
+      <w:proofErr w:type="spellEnd"/>
+      <w:r>
+        <w:rPr>
+          <w:rFonts w:ascii="Times New Roman" w:hAnsi="Times New Roman" w:cs="Times New Roman"/>
+          <w:sz w:val="24"/>
+          <w:szCs w:val="24"/>
+        </w:rPr>
+        <w:t xml:space="preserve"> </w:t>
+      </w:r>
+      <w:proofErr w:type="spellStart"/>
+      <w:r>
+        <w:rPr>
+          <w:rFonts w:ascii="Nirmala UI" w:hAnsi="Nirmala UI" w:cs="Nirmala UI"/>
+          <w:sz w:val="24"/>
+          <w:szCs w:val="24"/>
+        </w:rPr>
+        <w:t>হয়</w:t>
+      </w:r>
+      <w:proofErr w:type="spellEnd"/>
+      <w:r>
+        <w:rPr>
+          <w:rFonts w:ascii="Times New Roman" w:hAnsi="Times New Roman" w:cs="Times New Roman"/>
+          <w:sz w:val="24"/>
+          <w:szCs w:val="24"/>
+        </w:rPr>
+        <w:t>?</w:t>
+      </w:r>
+    </w:p>
+    <w:p>
+      <w:pPr>
+        <w:pStyle w:val="Heading2"/>
+        <w:spacing w:before="0"/>
+        <w:ind w:left="720"/>
+        <w:rPr>
+          <w:rFonts w:ascii="Times New Roman" w:hAnsi="Times New Roman" w:cs="Times New Roman"/>
+          <w:sz w:val="24"/>
+          <w:szCs w:val="24"/>
+        </w:rPr>
+      </w:pPr>
+      <w:r>
+        <w:rPr>
+          <w:rFonts w:ascii="Segoe UI Symbol" w:hAnsi="Segoe UI Symbol" w:cs="Segoe UI Symbol"/>
+          <w:sz w:val="24"/>
+          <w:szCs w:val="24"/>
+        </w:rPr>
+        <w:t>🔹</w:t>
+      </w:r>
+      <w:r>
+        <w:rPr>
+          <w:rFonts w:ascii="Times New Roman" w:hAnsi="Times New Roman" w:cs="Times New Roman"/>
+          <w:sz w:val="24"/>
+          <w:szCs w:val="24"/>
+        </w:rPr>
+        <w:t xml:space="preserve"> 1. Traditional Server-Side Web Apps (Main Use)</w:t>
+      </w:r>
+    </w:p>
+    <w:p>
+      <w:pPr>
+        <w:pStyle w:val="NormalWeb"/>
+        <w:spacing w:before="0" w:beforeAutospacing="0" w:after="0" w:afterAutospacing="0"/>
+        <w:ind w:left="720"/>
+      </w:pPr>
+      <w:r>
+        <w:rPr>
+          <w:rFonts w:ascii="Segoe UI Symbol" w:hAnsi="Segoe UI Symbol" w:cs="Segoe UI Symbol"/>
+        </w:rPr>
+        <w:t>👉</w:t>
+      </w:r>
+      <w:r>
+        <w:t xml:space="preserve"> </w:t>
+      </w:r>
+      <w:proofErr w:type="spellStart"/>
+      <w:r>
+        <w:rPr>
+          <w:rFonts w:ascii="Nirmala UI" w:hAnsi="Nirmala UI" w:cs="Nirmala UI"/>
+        </w:rPr>
+        <w:t>যখন</w:t>
+      </w:r>
+      <w:proofErr w:type="spellEnd"/>
+      <w:r>
+        <w:t xml:space="preserve"> server </w:t>
+      </w:r>
+      <w:proofErr w:type="spellStart"/>
+      <w:r>
+        <w:rPr>
+          <w:rFonts w:ascii="Nirmala UI" w:hAnsi="Nirmala UI" w:cs="Nirmala UI"/>
+        </w:rPr>
+        <w:t>নিজেই</w:t>
+      </w:r>
+      <w:proofErr w:type="spellEnd"/>
+      <w:r>
+        <w:t xml:space="preserve"> HTML </w:t>
+      </w:r>
+      <w:proofErr w:type="spellStart"/>
+      <w:r>
+        <w:rPr>
+          <w:rFonts w:ascii="Nirmala UI" w:hAnsi="Nirmala UI" w:cs="Nirmala UI"/>
+        </w:rPr>
+        <w:t>বানিয়ে</w:t>
+      </w:r>
+      <w:proofErr w:type="spellEnd"/>
+      <w:r>
+        <w:t xml:space="preserve"> browser-</w:t>
+      </w:r>
+      <w:r>
+        <w:rPr>
+          <w:rFonts w:ascii="Nirmala UI" w:hAnsi="Nirmala UI" w:cs="Nirmala UI"/>
+        </w:rPr>
+        <w:t>এ</w:t>
+      </w:r>
+      <w:r>
+        <w:t xml:space="preserve"> </w:t>
+      </w:r>
+      <w:proofErr w:type="spellStart"/>
+      <w:r>
+        <w:rPr>
+          <w:rFonts w:ascii="Nirmala UI" w:hAnsi="Nirmala UI" w:cs="Nirmala UI"/>
+        </w:rPr>
+        <w:t>পাঠায়</w:t>
+      </w:r>
+      <w:proofErr w:type="spellEnd"/>
+    </w:p>
+    <w:p>
+      <w:pPr>
+        <w:pStyle w:val="NormalWeb"/>
+        <w:spacing w:before="0" w:beforeAutospacing="0" w:after="0" w:afterAutospacing="0"/>
+        <w:ind w:left="720"/>
+      </w:pPr>
+      <w:r>
+        <w:t>Examples:</w:t>
+      </w:r>
+    </w:p>
+    <w:p>
+      <w:pPr>
+        <w:numPr>
+          <w:ilvl w:val="0"/>
+          <w:numId w:val="3"/>
+        </w:numPr>
+        <w:tabs>
+          <w:tab w:val="clear" w:pos="720"/>
+          <w:tab w:val="num" w:pos="1440"/>
+        </w:tabs>
+        <w:spacing w:after="0" w:line="240" w:lineRule="auto"/>
+        <w:ind w:left="1440"/>
+        <w:rPr>
+          <w:rFonts w:ascii="Times New Roman" w:hAnsi="Times New Roman" w:cs="Times New Roman"/>
+          <w:sz w:val="24"/>
+          <w:szCs w:val="24"/>
+        </w:rPr>
+      </w:pPr>
+      <w:r>
+        <w:rPr>
+          <w:rFonts w:ascii="Times New Roman" w:hAnsi="Times New Roman" w:cs="Times New Roman"/>
+          <w:sz w:val="24"/>
+          <w:szCs w:val="24"/>
+        </w:rPr>
+        <w:t xml:space="preserve">Admin dashboard </w:t>
+      </w:r>
+    </w:p>
+    <w:p>
+      <w:pPr>
+        <w:numPr>
+          <w:ilvl w:val="0"/>
+          <w:numId w:val="3"/>
+        </w:numPr>
+        <w:tabs>
+          <w:tab w:val="clear" w:pos="720"/>
+          <w:tab w:val="num" w:pos="1440"/>
+        </w:tabs>
+        <w:spacing w:after="0" w:line="240" w:lineRule="auto"/>
+        <w:ind w:left="1440"/>
+        <w:rPr>
+          <w:rFonts w:ascii="Times New Roman" w:hAnsi="Times New Roman" w:cs="Times New Roman"/>
+          <w:sz w:val="24"/>
+          <w:szCs w:val="24"/>
+        </w:rPr>
+      </w:pPr>
+      <w:r>
+        <w:rPr>
+          <w:rFonts w:ascii="Times New Roman" w:hAnsi="Times New Roman" w:cs="Times New Roman"/>
+          <w:sz w:val="24"/>
+          <w:szCs w:val="24"/>
+        </w:rPr>
+        <w:t xml:space="preserve">Blog website </w:t>
+      </w:r>
+    </w:p>
+    <w:p>
+      <w:pPr>
+        <w:numPr>
+          <w:ilvl w:val="0"/>
+          <w:numId w:val="3"/>
+        </w:numPr>
+        <w:tabs>
+          <w:tab w:val="clear" w:pos="720"/>
+          <w:tab w:val="num" w:pos="1440"/>
+        </w:tabs>
+        <w:spacing w:after="0" w:line="240" w:lineRule="auto"/>
+        <w:ind w:left="1440"/>
+        <w:rPr>
+          <w:rFonts w:ascii="Times New Roman" w:hAnsi="Times New Roman" w:cs="Times New Roman"/>
+          <w:sz w:val="24"/>
+          <w:szCs w:val="24"/>
+        </w:rPr>
+      </w:pPr>
+      <w:r>
+        <w:rPr>
+          <w:rFonts w:ascii="Times New Roman" w:hAnsi="Times New Roman" w:cs="Times New Roman"/>
+          <w:sz w:val="24"/>
+          <w:szCs w:val="24"/>
+        </w:rPr>
+        <w:t xml:space="preserve">School management system </w:t>
+      </w:r>
+    </w:p>
+    <w:p>
+      <w:pPr>
+        <w:numPr>
+          <w:ilvl w:val="0"/>
+          <w:numId w:val="3"/>
+        </w:numPr>
+        <w:tabs>
+          <w:tab w:val="clear" w:pos="720"/>
+          <w:tab w:val="num" w:pos="1440"/>
+        </w:tabs>
+        <w:spacing w:after="0" w:line="240" w:lineRule="auto"/>
+        <w:ind w:left="1440"/>
+        <w:rPr>
+          <w:rFonts w:ascii="Times New Roman" w:hAnsi="Times New Roman" w:cs="Times New Roman"/>
+          <w:sz w:val="24"/>
+          <w:szCs w:val="24"/>
+        </w:rPr>
+      </w:pPr>
+      <w:r>
+        <w:rPr>
+          <w:rFonts w:ascii="Times New Roman" w:hAnsi="Times New Roman" w:cs="Times New Roman"/>
+          <w:sz w:val="24"/>
+          <w:szCs w:val="24"/>
+        </w:rPr>
+        <w:t>CRUD apps</w:t>
+      </w:r>
+    </w:p>
+    <w:p>
+      <w:pPr>
+        <w:pStyle w:val="Heading2"/>
+        <w:spacing w:before="0"/>
+        <w:ind w:left="720"/>
+        <w:rPr>
+          <w:rFonts w:ascii="Times New Roman" w:hAnsi="Times New Roman" w:cs="Times New Roman"/>
+          <w:sz w:val="24"/>
+          <w:szCs w:val="24"/>
+        </w:rPr>
+      </w:pPr>
+      <w:r>
+        <w:rPr>
+          <w:rFonts w:ascii="Segoe UI Symbol" w:hAnsi="Segoe UI Symbol" w:cs="Segoe UI Symbol"/>
+          <w:sz w:val="24"/>
+          <w:szCs w:val="24"/>
+        </w:rPr>
+        <w:t>🔹</w:t>
+      </w:r>
+      <w:r>
+        <w:rPr>
+          <w:rFonts w:ascii="Times New Roman" w:hAnsi="Times New Roman" w:cs="Times New Roman"/>
+          <w:sz w:val="24"/>
+          <w:szCs w:val="24"/>
+        </w:rPr>
+        <w:t xml:space="preserve"> 2. Dynamic Pages (Data-based UI)</w:t>
+      </w:r>
+    </w:p>
+    <w:p>
+      <w:pPr>
+        <w:pStyle w:val="NormalWeb"/>
+        <w:spacing w:before="0" w:beforeAutospacing="0" w:after="0" w:afterAutospacing="0"/>
+        <w:ind w:left="720"/>
+      </w:pPr>
+      <w:proofErr w:type="spellStart"/>
+      <w:r>
+        <w:rPr>
+          <w:rFonts w:ascii="Nirmala UI" w:hAnsi="Nirmala UI" w:cs="Nirmala UI"/>
+        </w:rPr>
+        <w:t>যেমন</w:t>
+      </w:r>
+      <w:proofErr w:type="spellEnd"/>
+      <w:r>
+        <w:t>:</w:t>
+      </w:r>
+    </w:p>
+    <w:p>
+      <w:pPr>
+        <w:numPr>
+          <w:ilvl w:val="0"/>
+          <w:numId w:val="4"/>
+        </w:numPr>
+        <w:tabs>
+          <w:tab w:val="clear" w:pos="720"/>
+          <w:tab w:val="num" w:pos="1440"/>
+        </w:tabs>
+        <w:spacing w:after="0" w:line="240" w:lineRule="auto"/>
+        <w:ind w:left="1440"/>
+        <w:rPr>
+          <w:rFonts w:ascii="Times New Roman" w:hAnsi="Times New Roman" w:cs="Times New Roman"/>
+          <w:sz w:val="24"/>
+          <w:szCs w:val="24"/>
+        </w:rPr>
+      </w:pPr>
+      <w:r>
+        <w:rPr>
+          <w:rFonts w:ascii="Times New Roman" w:hAnsi="Times New Roman" w:cs="Times New Roman"/>
+          <w:sz w:val="24"/>
+          <w:szCs w:val="24"/>
+        </w:rPr>
+        <w:t xml:space="preserve">User list show </w:t>
+      </w:r>
+      <w:proofErr w:type="spellStart"/>
+      <w:r>
+        <w:rPr>
+          <w:rFonts w:ascii="Nirmala UI" w:hAnsi="Nirmala UI" w:cs="Nirmala UI"/>
+          <w:sz w:val="24"/>
+          <w:szCs w:val="24"/>
+        </w:rPr>
+        <w:t>করা</w:t>
+      </w:r>
+      <w:proofErr w:type="spellEnd"/>
+      <w:r>
+        <w:rPr>
+          <w:rFonts w:ascii="Times New Roman" w:hAnsi="Times New Roman" w:cs="Times New Roman"/>
+          <w:sz w:val="24"/>
+          <w:szCs w:val="24"/>
+        </w:rPr>
+        <w:t xml:space="preserve"> </w:t>
+      </w:r>
+    </w:p>
+    <w:p>
+      <w:pPr>
+        <w:numPr>
+          <w:ilvl w:val="0"/>
+          <w:numId w:val="4"/>
+        </w:numPr>
+        <w:tabs>
+          <w:tab w:val="clear" w:pos="720"/>
+          <w:tab w:val="num" w:pos="1440"/>
+        </w:tabs>
+        <w:spacing w:after="0" w:line="240" w:lineRule="auto"/>
+        <w:ind w:left="1440"/>
+        <w:rPr>
+          <w:rFonts w:ascii="Times New Roman" w:hAnsi="Times New Roman" w:cs="Times New Roman"/>
+          <w:sz w:val="24"/>
+          <w:szCs w:val="24"/>
+        </w:rPr>
+      </w:pPr>
+      <w:r>
+        <w:rPr>
+          <w:rFonts w:ascii="Times New Roman" w:hAnsi="Times New Roman" w:cs="Times New Roman"/>
+          <w:sz w:val="24"/>
+          <w:szCs w:val="24"/>
+        </w:rPr>
+        <w:t xml:space="preserve">Product list show </w:t>
+      </w:r>
+      <w:proofErr w:type="spellStart"/>
+      <w:r>
+        <w:rPr>
+          <w:rFonts w:ascii="Nirmala UI" w:hAnsi="Nirmala UI" w:cs="Nirmala UI"/>
+          <w:sz w:val="24"/>
+          <w:szCs w:val="24"/>
+        </w:rPr>
+        <w:t>করা</w:t>
+      </w:r>
+      <w:proofErr w:type="spellEnd"/>
+      <w:r>
+        <w:rPr>
+          <w:rFonts w:ascii="Times New Roman" w:hAnsi="Times New Roman" w:cs="Times New Roman"/>
+          <w:sz w:val="24"/>
+          <w:szCs w:val="24"/>
+        </w:rPr>
+        <w:t xml:space="preserve"> </w:t>
+      </w:r>
+    </w:p>
+    <w:p>
+      <w:pPr>
+        <w:numPr>
+          <w:ilvl w:val="0"/>
+          <w:numId w:val="4"/>
+        </w:numPr>
+        <w:tabs>
+          <w:tab w:val="clear" w:pos="720"/>
+          <w:tab w:val="num" w:pos="1440"/>
+        </w:tabs>
+        <w:spacing w:after="0" w:line="240" w:lineRule="auto"/>
+        <w:ind w:left="1440"/>
+        <w:rPr>
+          <w:rFonts w:ascii="Times New Roman" w:hAnsi="Times New Roman" w:cs="Times New Roman"/>
+          <w:sz w:val="24"/>
+          <w:szCs w:val="24"/>
+        </w:rPr>
+      </w:pPr>
+      <w:r>
+        <w:rPr>
+          <w:rFonts w:ascii="Times New Roman" w:hAnsi="Times New Roman" w:cs="Times New Roman"/>
+          <w:sz w:val="24"/>
+          <w:szCs w:val="24"/>
+        </w:rPr>
+        <w:t xml:space="preserve">Profile page </w:t>
+      </w:r>
+    </w:p>
+    <w:p>
+      <w:pPr>
+        <w:pStyle w:val="HTMLPreformatted"/>
+        <w:ind w:left="720"/>
+        <w:rPr>
+          <w:rFonts w:ascii="Times New Roman" w:hAnsi="Times New Roman" w:cs="Times New Roman"/>
+          <w:sz w:val="24"/>
+          <w:szCs w:val="24"/>
+        </w:rPr>
+      </w:pPr>
+      <w:r>
+        <w:rPr>
+          <w:rFonts w:ascii="Times New Roman" w:hAnsi="Times New Roman" w:cs="Times New Roman"/>
+          <w:sz w:val="24"/>
+          <w:szCs w:val="24"/>
+        </w:rPr>
+        <w:t>&lt;h1&gt;&lt;%= user.name %&gt;&lt;/h1&gt;</w:t>
+      </w:r>
+    </w:p>
+    <w:p>
+      <w:pPr>
+        <w:pStyle w:val="Heading2"/>
+        <w:spacing w:before="0"/>
+        <w:ind w:left="720"/>
+        <w:rPr>
+          <w:rFonts w:ascii="Times New Roman" w:hAnsi="Times New Roman" w:cs="Times New Roman"/>
+          <w:sz w:val="24"/>
+          <w:szCs w:val="24"/>
+        </w:rPr>
+      </w:pPr>
+      <w:r>
+        <w:rPr>
+          <w:rFonts w:ascii="Segoe UI Symbol" w:hAnsi="Segoe UI Symbol" w:cs="Segoe UI Symbol"/>
+          <w:sz w:val="24"/>
+          <w:szCs w:val="24"/>
+        </w:rPr>
+        <w:t>🔹</w:t>
+      </w:r>
+      <w:r>
+        <w:rPr>
+          <w:rFonts w:ascii="Times New Roman" w:hAnsi="Times New Roman" w:cs="Times New Roman"/>
+          <w:sz w:val="24"/>
+          <w:szCs w:val="24"/>
+        </w:rPr>
+        <w:t xml:space="preserve"> 3. Login / Authentication Pages</w:t>
+      </w:r>
+    </w:p>
+    <w:p>
+      <w:pPr>
+        <w:numPr>
+          <w:ilvl w:val="0"/>
+          <w:numId w:val="5"/>
+        </w:numPr>
+        <w:tabs>
+          <w:tab w:val="clear" w:pos="720"/>
+          <w:tab w:val="num" w:pos="1440"/>
+        </w:tabs>
+        <w:spacing w:after="0" w:line="240" w:lineRule="auto"/>
+        <w:ind w:left="1440"/>
+        <w:rPr>
+          <w:rFonts w:ascii="Times New Roman" w:hAnsi="Times New Roman" w:cs="Times New Roman"/>
+          <w:sz w:val="24"/>
+          <w:szCs w:val="24"/>
+        </w:rPr>
+      </w:pPr>
+      <w:r>
+        <w:rPr>
+          <w:rFonts w:ascii="Times New Roman" w:hAnsi="Times New Roman" w:cs="Times New Roman"/>
+          <w:sz w:val="24"/>
+          <w:szCs w:val="24"/>
+        </w:rPr>
+        <w:t xml:space="preserve">Login page </w:t>
+      </w:r>
+    </w:p>
+    <w:p>
+      <w:pPr>
+        <w:numPr>
+          <w:ilvl w:val="0"/>
+          <w:numId w:val="5"/>
+        </w:numPr>
+        <w:tabs>
+          <w:tab w:val="clear" w:pos="720"/>
+          <w:tab w:val="num" w:pos="1440"/>
+        </w:tabs>
+        <w:spacing w:after="0" w:line="240" w:lineRule="auto"/>
+        <w:ind w:left="1440"/>
+        <w:rPr>
+          <w:rFonts w:ascii="Times New Roman" w:hAnsi="Times New Roman" w:cs="Times New Roman"/>
+          <w:sz w:val="24"/>
+          <w:szCs w:val="24"/>
+        </w:rPr>
+      </w:pPr>
+      <w:r>
+        <w:rPr>
+          <w:rFonts w:ascii="Times New Roman" w:hAnsi="Times New Roman" w:cs="Times New Roman"/>
+          <w:sz w:val="24"/>
+          <w:szCs w:val="24"/>
+        </w:rPr>
+        <w:t xml:space="preserve">Register page </w:t>
+      </w:r>
+    </w:p>
+    <w:p>
+      <w:pPr>
+        <w:numPr>
+          <w:ilvl w:val="0"/>
+          <w:numId w:val="5"/>
+        </w:numPr>
+        <w:tabs>
+          <w:tab w:val="clear" w:pos="720"/>
+          <w:tab w:val="num" w:pos="1440"/>
+        </w:tabs>
+        <w:spacing w:after="0" w:line="240" w:lineRule="auto"/>
+        <w:ind w:left="1440"/>
+        <w:rPr>
+          <w:rFonts w:ascii="Times New Roman" w:hAnsi="Times New Roman" w:cs="Times New Roman"/>
+          <w:sz w:val="24"/>
+          <w:szCs w:val="24"/>
+        </w:rPr>
+      </w:pPr>
+      <w:r>
+        <w:rPr>
+          <w:rFonts w:ascii="Times New Roman" w:hAnsi="Times New Roman" w:cs="Times New Roman"/>
+          <w:sz w:val="24"/>
+          <w:szCs w:val="24"/>
+        </w:rPr>
+        <w:t xml:space="preserve">Dashboard after login </w:t>
+      </w:r>
+    </w:p>
+    <w:p>
+      <w:pPr>
+        <w:pStyle w:val="Heading2"/>
+        <w:spacing w:before="0"/>
+        <w:ind w:left="720"/>
+        <w:rPr>
+          <w:rFonts w:ascii="Times New Roman" w:hAnsi="Times New Roman" w:cs="Times New Roman"/>
+          <w:sz w:val="24"/>
+          <w:szCs w:val="24"/>
+        </w:rPr>
+      </w:pPr>
+      <w:r>
+        <w:rPr>
+          <w:rFonts w:ascii="Segoe UI Symbol" w:hAnsi="Segoe UI Symbol" w:cs="Segoe UI Symbol"/>
+          <w:sz w:val="24"/>
+          <w:szCs w:val="24"/>
+        </w:rPr>
+        <w:t>🔹</w:t>
+      </w:r>
+      <w:r>
+        <w:rPr>
+          <w:rFonts w:ascii="Times New Roman" w:hAnsi="Times New Roman" w:cs="Times New Roman"/>
+          <w:sz w:val="24"/>
+          <w:szCs w:val="24"/>
+        </w:rPr>
+        <w:t xml:space="preserve"> 4. MVC Architecture (Backend Projects)</w:t>
+      </w:r>
+    </w:p>
+    <w:p>
+      <w:pPr>
+        <w:pStyle w:val="NormalWeb"/>
+        <w:spacing w:before="0" w:beforeAutospacing="0" w:after="0" w:afterAutospacing="0"/>
+        <w:ind w:left="720"/>
+      </w:pPr>
+      <w:r>
+        <w:t>Typical structure:</w:t>
+      </w:r>
+    </w:p>
+    <w:p>
+      <w:pPr>
+        <w:pStyle w:val="HTMLPreformatted"/>
+        <w:ind w:left="720"/>
+        <w:rPr>
+          <w:rFonts w:ascii="Times New Roman" w:hAnsi="Times New Roman" w:cs="Times New Roman"/>
+          <w:sz w:val="24"/>
+          <w:szCs w:val="24"/>
+        </w:rPr>
+      </w:pPr>
+      <w:r>
+        <w:rPr>
+          <w:rFonts w:ascii="Times New Roman" w:hAnsi="Times New Roman" w:cs="Times New Roman"/>
+          <w:sz w:val="24"/>
+          <w:szCs w:val="24"/>
+        </w:rPr>
+        <w:t>Model (DB)</w:t>
+      </w:r>
+      <w:r>
+        <w:rPr>
+          <w:rFonts w:ascii="Times New Roman" w:hAnsi="Times New Roman" w:cs="Times New Roman"/>
+          <w:sz w:val="24"/>
+          <w:szCs w:val="24"/>
+        </w:rPr>
+        <w:br/>
+        <w:t>View (.</w:t>
+      </w:r>
+      <w:proofErr w:type="spellStart"/>
+      <w:r>
+        <w:rPr>
+          <w:rFonts w:ascii="Times New Roman" w:hAnsi="Times New Roman" w:cs="Times New Roman"/>
+          <w:sz w:val="24"/>
+          <w:szCs w:val="24"/>
+        </w:rPr>
+        <w:t>ejs</w:t>
+      </w:r>
+      <w:proofErr w:type="spellEnd"/>
+      <w:r>
+        <w:rPr>
+          <w:rFonts w:ascii="Times New Roman" w:hAnsi="Times New Roman" w:cs="Times New Roman"/>
+          <w:sz w:val="24"/>
+          <w:szCs w:val="24"/>
+        </w:rPr>
+        <w:t>)</w:t>
+      </w:r>
+      <w:r>
+        <w:rPr>
+          <w:rFonts w:ascii="Times New Roman" w:hAnsi="Times New Roman" w:cs="Times New Roman"/>
+          <w:sz w:val="24"/>
+          <w:szCs w:val="24"/>
+        </w:rPr>
+        <w:br/>
+        <w:t>Controller (Express logic)</w:t>
+      </w:r>
+    </w:p>
+    <w:p>
+      <w:pPr>
+        <w:pStyle w:val="NormalWeb"/>
+        <w:spacing w:before="0" w:beforeAutospacing="0" w:after="0" w:afterAutospacing="0"/>
+        <w:ind w:left="720"/>
+      </w:pPr>
+      <w:r>
+        <w:rPr>
+          <w:rFonts w:ascii="Segoe UI Symbol" w:hAnsi="Segoe UI Symbol" w:cs="Segoe UI Symbol"/>
+        </w:rPr>
+        <w:t>👉</w:t>
+      </w:r>
+      <w:r>
+        <w:t xml:space="preserve"> </w:t>
+      </w:r>
+      <w:proofErr w:type="spellStart"/>
+      <w:proofErr w:type="gramStart"/>
+      <w:r>
+        <w:rPr>
+          <w:rFonts w:ascii="Nirmala UI" w:hAnsi="Nirmala UI" w:cs="Nirmala UI"/>
+        </w:rPr>
+        <w:t>এখানে</w:t>
+      </w:r>
+      <w:proofErr w:type="spellEnd"/>
+      <w:r>
+        <w:t xml:space="preserve"> </w:t>
+      </w:r>
+      <w:r>
+        <w:rPr>
+          <w:rStyle w:val="HTMLCode"/>
+          <w:rFonts w:ascii="Times New Roman" w:hAnsi="Times New Roman" w:cs="Times New Roman"/>
+          <w:sz w:val="24"/>
+          <w:szCs w:val="24"/>
+        </w:rPr>
+        <w:t>.</w:t>
+      </w:r>
+      <w:proofErr w:type="spellStart"/>
+      <w:r>
+        <w:rPr>
+          <w:rStyle w:val="HTMLCode"/>
+          <w:rFonts w:ascii="Times New Roman" w:hAnsi="Times New Roman" w:cs="Times New Roman"/>
+          <w:sz w:val="24"/>
+          <w:szCs w:val="24"/>
+        </w:rPr>
+        <w:t>ejs</w:t>
+      </w:r>
+      <w:proofErr w:type="spellEnd"/>
+      <w:proofErr w:type="gramEnd"/>
+      <w:r>
+        <w:t xml:space="preserve"> = View layer</w:t>
+      </w:r>
+    </w:p>
+    <w:p>
+      <w:pPr>
+        <w:spacing w:after="0"/>
+        <w:rPr>
+          <w:rFonts w:ascii="Times New Roman" w:hAnsi="Times New Roman" w:cs="Times New Roman"/>
+          <w:sz w:val="24"/>
+          <w:szCs w:val="24"/>
+        </w:rPr>
+      </w:pPr>
     </w:p>
     <w:p>
       <w:pPr>
@@ -2092,37 +3568,2226 @@
         </w:tabs>
         <w:spacing w:after="0" w:line="240" w:lineRule="auto"/>
         <w:rPr>
-          <w:rFonts w:ascii="Courier New" w:eastAsia="Times New Roman" w:hAnsi="Courier New" w:cs="Courier New"/>
-          <w:sz w:val="20"/>
-          <w:szCs w:val="20"/>
-        </w:rPr>
-      </w:pPr>
-      <w:proofErr w:type="spellStart"/>
-      <w:r>
-        <w:rPr>
-          <w:rFonts w:ascii="Courier New" w:eastAsia="Times New Roman" w:hAnsi="Courier New" w:cs="Courier New"/>
-          <w:sz w:val="20"/>
-          <w:szCs w:val="20"/>
-        </w:rPr>
-        <w:t>npm</w:t>
-      </w:r>
-      <w:proofErr w:type="spellEnd"/>
-      <w:r>
-        <w:rPr>
-          <w:rFonts w:ascii="Courier New" w:eastAsia="Times New Roman" w:hAnsi="Courier New" w:cs="Courier New"/>
-          <w:sz w:val="20"/>
-          <w:szCs w:val="20"/>
-        </w:rPr>
-        <w:t xml:space="preserve"> install validator</w:t>
-      </w:r>
-    </w:p>
-    <w:p/>
-    <w:p>
-      <w:bookmarkStart w:id="0" w:name="_GoBack"/>
-      <w:bookmarkEnd w:id="0"/>
+          <w:rFonts w:ascii="Times New Roman" w:eastAsia="Times New Roman" w:hAnsi="Times New Roman" w:cs="Times New Roman"/>
+          <w:sz w:val="24"/>
+          <w:szCs w:val="24"/>
+        </w:rPr>
+      </w:pPr>
+    </w:p>
+    <w:p>
+      <w:pPr>
+        <w:spacing w:after="0"/>
+        <w:jc w:val="center"/>
+        <w:rPr>
+          <w:rFonts w:ascii="Times New Roman" w:hAnsi="Times New Roman" w:cs="Times New Roman"/>
+          <w:b/>
+          <w:color w:val="FF0000"/>
+          <w:sz w:val="24"/>
+          <w:szCs w:val="24"/>
+        </w:rPr>
+      </w:pPr>
+      <w:r>
+        <w:rPr>
+          <w:rFonts w:ascii="Times New Roman" w:hAnsi="Times New Roman" w:cs="Times New Roman"/>
+          <w:b/>
+          <w:color w:val="FF0000"/>
+          <w:sz w:val="24"/>
+          <w:szCs w:val="24"/>
+        </w:rPr>
+        <w:t>Cookie Primer</w:t>
+      </w:r>
+    </w:p>
+    <w:p>
+      <w:pPr>
+        <w:spacing w:after="0"/>
+        <w:rPr>
+          <w:rFonts w:ascii="Times New Roman" w:hAnsi="Times New Roman" w:cs="Times New Roman"/>
+          <w:sz w:val="24"/>
+          <w:szCs w:val="24"/>
+        </w:rPr>
+      </w:pPr>
+      <w:r>
+        <w:rPr>
+          <w:rFonts w:ascii="Times New Roman" w:hAnsi="Times New Roman" w:cs="Times New Roman"/>
+          <w:sz w:val="24"/>
+          <w:szCs w:val="24"/>
+        </w:rPr>
+        <w:t xml:space="preserve">A </w:t>
+      </w:r>
+      <w:r>
+        <w:rPr>
+          <w:rStyle w:val="Strong"/>
+          <w:rFonts w:ascii="Times New Roman" w:hAnsi="Times New Roman" w:cs="Times New Roman"/>
+          <w:sz w:val="24"/>
+          <w:szCs w:val="24"/>
+        </w:rPr>
+        <w:t>cookie</w:t>
+      </w:r>
+      <w:r>
+        <w:rPr>
+          <w:rFonts w:ascii="Times New Roman" w:hAnsi="Times New Roman" w:cs="Times New Roman"/>
+          <w:sz w:val="24"/>
+          <w:szCs w:val="24"/>
+        </w:rPr>
+        <w:t xml:space="preserve"> is a small key–value pair stored in the browser and automatically sent with HTTP requests to the server.</w:t>
+      </w:r>
+    </w:p>
+    <w:p>
+      <w:pPr>
+        <w:spacing w:after="0"/>
+        <w:rPr>
+          <w:rFonts w:ascii="Times New Roman" w:hAnsi="Times New Roman" w:cs="Times New Roman"/>
+          <w:color w:val="FF0000"/>
+          <w:sz w:val="24"/>
+          <w:szCs w:val="24"/>
+        </w:rPr>
+      </w:pPr>
+      <w:r>
+        <w:rPr>
+          <w:rStyle w:val="Strong"/>
+          <w:rFonts w:ascii="Times New Roman" w:hAnsi="Times New Roman" w:cs="Times New Roman"/>
+          <w:b w:val="0"/>
+          <w:color w:val="FF0000"/>
+          <w:sz w:val="24"/>
+          <w:szCs w:val="24"/>
+        </w:rPr>
+        <w:t>state management</w:t>
+      </w:r>
+      <w:r>
+        <w:rPr>
+          <w:rFonts w:ascii="Times New Roman" w:hAnsi="Times New Roman" w:cs="Times New Roman"/>
+          <w:color w:val="FF0000"/>
+          <w:sz w:val="24"/>
+          <w:szCs w:val="24"/>
+        </w:rPr>
+        <w:t xml:space="preserve"> in HTTP</w:t>
+      </w:r>
+    </w:p>
+    <w:p>
+      <w:pPr>
+        <w:spacing w:after="0" w:line="240" w:lineRule="auto"/>
+        <w:rPr>
+          <w:rFonts w:ascii="Times New Roman" w:eastAsia="Times New Roman" w:hAnsi="Times New Roman" w:cs="Times New Roman"/>
+          <w:sz w:val="24"/>
+          <w:szCs w:val="24"/>
+        </w:rPr>
+      </w:pPr>
+      <w:r>
+        <w:rPr>
+          <w:rFonts w:ascii="Times New Roman" w:eastAsia="Times New Roman" w:hAnsi="Times New Roman" w:cs="Times New Roman"/>
+          <w:sz w:val="24"/>
+          <w:szCs w:val="24"/>
+        </w:rPr>
+        <w:t xml:space="preserve">The </w:t>
+      </w:r>
+      <w:r>
+        <w:rPr>
+          <w:rFonts w:ascii="Times New Roman" w:eastAsia="Times New Roman" w:hAnsi="Times New Roman" w:cs="Times New Roman"/>
+          <w:b/>
+          <w:bCs/>
+          <w:sz w:val="24"/>
+          <w:szCs w:val="24"/>
+        </w:rPr>
+        <w:t>HTTP</w:t>
+      </w:r>
+      <w:r>
+        <w:rPr>
+          <w:rFonts w:ascii="Times New Roman" w:eastAsia="Times New Roman" w:hAnsi="Times New Roman" w:cs="Times New Roman"/>
+          <w:sz w:val="24"/>
+          <w:szCs w:val="24"/>
+        </w:rPr>
+        <w:t xml:space="preserve"> protocol does </w:t>
+      </w:r>
+      <w:r>
+        <w:rPr>
+          <w:rFonts w:ascii="Times New Roman" w:eastAsia="Times New Roman" w:hAnsi="Times New Roman" w:cs="Times New Roman"/>
+          <w:b/>
+          <w:bCs/>
+          <w:sz w:val="24"/>
+          <w:szCs w:val="24"/>
+        </w:rPr>
+        <w:t>not remember anything</w:t>
+      </w:r>
+      <w:r>
+        <w:rPr>
+          <w:rFonts w:ascii="Times New Roman" w:eastAsia="Times New Roman" w:hAnsi="Times New Roman" w:cs="Times New Roman"/>
+          <w:sz w:val="24"/>
+          <w:szCs w:val="24"/>
+        </w:rPr>
+        <w:t xml:space="preserve"> between requests.</w:t>
+      </w:r>
+    </w:p>
+    <w:p>
+      <w:pPr>
+        <w:spacing w:after="0" w:line="240" w:lineRule="auto"/>
+        <w:rPr>
+          <w:rFonts w:ascii="Times New Roman" w:eastAsia="Times New Roman" w:hAnsi="Times New Roman" w:cs="Times New Roman"/>
+          <w:sz w:val="24"/>
+          <w:szCs w:val="24"/>
+        </w:rPr>
+      </w:pPr>
+      <w:r>
+        <w:rPr>
+          <w:rFonts w:ascii="Times New Roman" w:eastAsia="Times New Roman" w:hAnsi="Times New Roman" w:cs="Times New Roman"/>
+          <w:sz w:val="24"/>
+          <w:szCs w:val="24"/>
+        </w:rPr>
+        <w:t>Example:</w:t>
+      </w:r>
+    </w:p>
+    <w:p>
+      <w:pPr>
+        <w:numPr>
+          <w:ilvl w:val="0"/>
+          <w:numId w:val="1"/>
+        </w:numPr>
+        <w:spacing w:after="0" w:line="240" w:lineRule="auto"/>
+        <w:rPr>
+          <w:rFonts w:ascii="Times New Roman" w:eastAsia="Times New Roman" w:hAnsi="Times New Roman" w:cs="Times New Roman"/>
+          <w:sz w:val="24"/>
+          <w:szCs w:val="24"/>
+        </w:rPr>
+      </w:pPr>
+      <w:r>
+        <w:rPr>
+          <w:rFonts w:ascii="Times New Roman" w:eastAsia="Times New Roman" w:hAnsi="Times New Roman" w:cs="Times New Roman"/>
+          <w:sz w:val="24"/>
+          <w:szCs w:val="24"/>
+        </w:rPr>
+        <w:t xml:space="preserve">Request 1 → Login </w:t>
+      </w:r>
+    </w:p>
+    <w:p>
+      <w:pPr>
+        <w:numPr>
+          <w:ilvl w:val="0"/>
+          <w:numId w:val="1"/>
+        </w:numPr>
+        <w:spacing w:after="0" w:line="240" w:lineRule="auto"/>
+        <w:rPr>
+          <w:rFonts w:ascii="Times New Roman" w:eastAsia="Times New Roman" w:hAnsi="Times New Roman" w:cs="Times New Roman"/>
+          <w:sz w:val="24"/>
+          <w:szCs w:val="24"/>
+        </w:rPr>
+      </w:pPr>
+      <w:r>
+        <w:rPr>
+          <w:rFonts w:ascii="Times New Roman" w:eastAsia="Times New Roman" w:hAnsi="Times New Roman" w:cs="Times New Roman"/>
+          <w:sz w:val="24"/>
+          <w:szCs w:val="24"/>
+        </w:rPr>
+        <w:t xml:space="preserve">Request 2 → Server </w:t>
+      </w:r>
+      <w:r>
+        <w:rPr>
+          <w:rFonts w:ascii="Times New Roman" w:eastAsia="Times New Roman" w:hAnsi="Times New Roman" w:cs="Times New Roman"/>
+          <w:b/>
+          <w:bCs/>
+          <w:sz w:val="24"/>
+          <w:szCs w:val="24"/>
+        </w:rPr>
+        <w:t>doesn’t know</w:t>
+      </w:r>
+      <w:r>
+        <w:rPr>
+          <w:rFonts w:ascii="Times New Roman" w:eastAsia="Times New Roman" w:hAnsi="Times New Roman" w:cs="Times New Roman"/>
+          <w:sz w:val="24"/>
+          <w:szCs w:val="24"/>
+        </w:rPr>
+        <w:t xml:space="preserve"> you already logged in</w:t>
+      </w:r>
+    </w:p>
+    <w:p>
+      <w:pPr>
+        <w:spacing w:after="0"/>
+        <w:rPr>
+          <w:rFonts w:ascii="Times New Roman" w:hAnsi="Times New Roman" w:cs="Times New Roman"/>
+          <w:color w:val="FF0000"/>
+          <w:sz w:val="24"/>
+          <w:szCs w:val="24"/>
+        </w:rPr>
+      </w:pPr>
+    </w:p>
+    <w:p>
+      <w:pPr>
+        <w:spacing w:after="0"/>
+        <w:rPr>
+          <w:rFonts w:ascii="Times New Roman" w:hAnsi="Times New Roman" w:cs="Times New Roman"/>
+          <w:color w:val="FF0000"/>
+          <w:sz w:val="24"/>
+          <w:szCs w:val="24"/>
+        </w:rPr>
+      </w:pPr>
+      <w:r>
+        <w:rPr>
+          <w:rFonts w:ascii="Times New Roman" w:hAnsi="Times New Roman" w:cs="Times New Roman"/>
+          <w:color w:val="FF0000"/>
+          <w:sz w:val="24"/>
+          <w:szCs w:val="24"/>
+        </w:rPr>
+        <w:t>Cookie Lifecycle</w:t>
+      </w:r>
+    </w:p>
+    <w:p>
+      <w:pPr>
+        <w:spacing w:after="0"/>
+        <w:rPr>
+          <w:rFonts w:ascii="Times New Roman" w:hAnsi="Times New Roman" w:cs="Times New Roman"/>
+          <w:sz w:val="24"/>
+          <w:szCs w:val="24"/>
+        </w:rPr>
+      </w:pPr>
+      <w:r>
+        <w:rPr>
+          <w:rFonts w:ascii="Times New Roman" w:hAnsi="Times New Roman" w:cs="Times New Roman"/>
+          <w:sz w:val="24"/>
+          <w:szCs w:val="24"/>
+        </w:rPr>
+        <w:t xml:space="preserve">how a cookie is </w:t>
+      </w:r>
+      <w:r>
+        <w:rPr>
+          <w:rStyle w:val="Strong"/>
+          <w:rFonts w:ascii="Times New Roman" w:hAnsi="Times New Roman" w:cs="Times New Roman"/>
+          <w:sz w:val="24"/>
+          <w:szCs w:val="24"/>
+        </w:rPr>
+        <w:t>created → stored → used → expired/deleted</w:t>
+      </w:r>
+      <w:r>
+        <w:rPr>
+          <w:rFonts w:ascii="Times New Roman" w:hAnsi="Times New Roman" w:cs="Times New Roman"/>
+          <w:sz w:val="24"/>
+          <w:szCs w:val="24"/>
+        </w:rPr>
+        <w:t xml:space="preserve"> in the context of the stateless </w:t>
+      </w:r>
+      <w:r>
+        <w:rPr>
+          <w:rStyle w:val="whitespace-normal"/>
+          <w:rFonts w:ascii="Times New Roman" w:hAnsi="Times New Roman" w:cs="Times New Roman"/>
+          <w:b/>
+          <w:bCs/>
+          <w:sz w:val="24"/>
+          <w:szCs w:val="24"/>
+        </w:rPr>
+        <w:t>HTTP</w:t>
+      </w:r>
+      <w:r>
+        <w:rPr>
+          <w:rFonts w:ascii="Times New Roman" w:hAnsi="Times New Roman" w:cs="Times New Roman"/>
+          <w:sz w:val="24"/>
+          <w:szCs w:val="24"/>
+        </w:rPr>
+        <w:t xml:space="preserve"> protocol.</w:t>
+      </w:r>
+    </w:p>
+    <w:p>
+      <w:pPr>
+        <w:pStyle w:val="Heading2"/>
+        <w:spacing w:before="0"/>
+        <w:rPr>
+          <w:rFonts w:ascii="Times New Roman" w:hAnsi="Times New Roman" w:cs="Times New Roman"/>
+          <w:sz w:val="24"/>
+          <w:szCs w:val="24"/>
+        </w:rPr>
+      </w:pPr>
+      <w:r>
+        <w:rPr>
+          <w:rFonts w:ascii="Times New Roman" w:hAnsi="Times New Roman" w:cs="Times New Roman"/>
+          <w:sz w:val="24"/>
+          <w:szCs w:val="24"/>
+        </w:rPr>
+        <w:t>Full Lifecycle Flow</w:t>
+      </w:r>
+    </w:p>
+    <w:p>
+      <w:pPr>
+        <w:pStyle w:val="HTMLPreformatted"/>
+        <w:ind w:left="720"/>
+        <w:rPr>
+          <w:rFonts w:ascii="Times New Roman" w:hAnsi="Times New Roman" w:cs="Times New Roman"/>
+          <w:sz w:val="24"/>
+          <w:szCs w:val="24"/>
+        </w:rPr>
+      </w:pPr>
+      <w:r>
+        <w:rPr>
+          <w:rFonts w:ascii="Times New Roman" w:hAnsi="Times New Roman" w:cs="Times New Roman"/>
+          <w:sz w:val="24"/>
+          <w:szCs w:val="24"/>
+        </w:rPr>
+        <w:t>1. Client → Login Request</w:t>
+      </w:r>
+      <w:r>
+        <w:rPr>
+          <w:rFonts w:ascii="Times New Roman" w:hAnsi="Times New Roman" w:cs="Times New Roman"/>
+          <w:sz w:val="24"/>
+          <w:szCs w:val="24"/>
+        </w:rPr>
+        <w:br/>
+        <w:t>2. Server → Set-Cookie (token)</w:t>
+      </w:r>
+      <w:r>
+        <w:rPr>
+          <w:rFonts w:ascii="Times New Roman" w:hAnsi="Times New Roman" w:cs="Times New Roman"/>
+          <w:sz w:val="24"/>
+          <w:szCs w:val="24"/>
+        </w:rPr>
+        <w:br/>
+      </w:r>
+      <w:r>
+        <w:rPr>
+          <w:rFonts w:ascii="Times New Roman" w:hAnsi="Times New Roman" w:cs="Times New Roman"/>
+          <w:sz w:val="24"/>
+          <w:szCs w:val="24"/>
+        </w:rPr>
+        <w:br/>
+      </w:r>
+      <w:r>
+        <w:rPr>
+          <w:rFonts w:ascii="Times New Roman" w:hAnsi="Times New Roman" w:cs="Times New Roman"/>
+          <w:sz w:val="24"/>
+          <w:szCs w:val="24"/>
+        </w:rPr>
+        <w:lastRenderedPageBreak/>
+        <w:t>3. Browser stores cookie</w:t>
+      </w:r>
+      <w:r>
+        <w:rPr>
+          <w:rFonts w:ascii="Times New Roman" w:hAnsi="Times New Roman" w:cs="Times New Roman"/>
+          <w:sz w:val="24"/>
+          <w:szCs w:val="24"/>
+        </w:rPr>
+        <w:br/>
+      </w:r>
+      <w:r>
+        <w:rPr>
+          <w:rFonts w:ascii="Times New Roman" w:hAnsi="Times New Roman" w:cs="Times New Roman"/>
+          <w:sz w:val="24"/>
+          <w:szCs w:val="24"/>
+        </w:rPr>
+        <w:br/>
+        <w:t>4. Client → Next Request</w:t>
+      </w:r>
+      <w:r>
+        <w:rPr>
+          <w:rFonts w:ascii="Times New Roman" w:hAnsi="Times New Roman" w:cs="Times New Roman"/>
+          <w:sz w:val="24"/>
+          <w:szCs w:val="24"/>
+        </w:rPr>
+        <w:br/>
+        <w:t xml:space="preserve">   (Cookie auto attached)</w:t>
+      </w:r>
+      <w:r>
+        <w:rPr>
+          <w:rFonts w:ascii="Times New Roman" w:hAnsi="Times New Roman" w:cs="Times New Roman"/>
+          <w:sz w:val="24"/>
+          <w:szCs w:val="24"/>
+        </w:rPr>
+        <w:br/>
+      </w:r>
+      <w:r>
+        <w:rPr>
+          <w:rFonts w:ascii="Times New Roman" w:hAnsi="Times New Roman" w:cs="Times New Roman"/>
+          <w:sz w:val="24"/>
+          <w:szCs w:val="24"/>
+        </w:rPr>
+        <w:br/>
+        <w:t>5. Server → Reads cookie → Authenticates</w:t>
+      </w:r>
+      <w:r>
+        <w:rPr>
+          <w:rFonts w:ascii="Times New Roman" w:hAnsi="Times New Roman" w:cs="Times New Roman"/>
+          <w:sz w:val="24"/>
+          <w:szCs w:val="24"/>
+        </w:rPr>
+        <w:br/>
+      </w:r>
+      <w:r>
+        <w:rPr>
+          <w:rFonts w:ascii="Times New Roman" w:hAnsi="Times New Roman" w:cs="Times New Roman"/>
+          <w:sz w:val="24"/>
+          <w:szCs w:val="24"/>
+        </w:rPr>
+        <w:br/>
+        <w:t>6. Cookie expires OR deleted</w:t>
+      </w:r>
+    </w:p>
+    <w:p>
+      <w:pPr>
+        <w:pStyle w:val="Heading2"/>
+        <w:spacing w:before="0"/>
+        <w:rPr>
+          <w:rFonts w:ascii="Times New Roman" w:hAnsi="Times New Roman" w:cs="Times New Roman"/>
+          <w:sz w:val="24"/>
+          <w:szCs w:val="24"/>
+        </w:rPr>
+      </w:pPr>
+      <w:r>
+        <w:rPr>
+          <w:rFonts w:ascii="Times New Roman" w:hAnsi="Times New Roman" w:cs="Times New Roman"/>
+          <w:sz w:val="24"/>
+          <w:szCs w:val="24"/>
+        </w:rPr>
+        <w:t>Security Layer in Lifecycle</w:t>
+      </w:r>
+    </w:p>
+    <w:p>
+      <w:pPr>
+        <w:pStyle w:val="NormalWeb"/>
+        <w:spacing w:before="0" w:beforeAutospacing="0" w:after="0" w:afterAutospacing="0"/>
+      </w:pPr>
+      <w:r>
+        <w:t>Important flags during lifecycle:</w:t>
+      </w:r>
+    </w:p>
+    <w:p>
+      <w:pPr>
+        <w:numPr>
+          <w:ilvl w:val="0"/>
+          <w:numId w:val="2"/>
+        </w:numPr>
+        <w:spacing w:after="0" w:line="240" w:lineRule="auto"/>
+        <w:rPr>
+          <w:rFonts w:ascii="Times New Roman" w:hAnsi="Times New Roman" w:cs="Times New Roman"/>
+          <w:sz w:val="24"/>
+          <w:szCs w:val="24"/>
+        </w:rPr>
+      </w:pPr>
+      <w:proofErr w:type="spellStart"/>
+      <w:r>
+        <w:rPr>
+          <w:rStyle w:val="Strong"/>
+          <w:rFonts w:ascii="Times New Roman" w:hAnsi="Times New Roman" w:cs="Times New Roman"/>
+          <w:sz w:val="24"/>
+          <w:szCs w:val="24"/>
+        </w:rPr>
+        <w:t>HttpOnly</w:t>
+      </w:r>
+      <w:proofErr w:type="spellEnd"/>
+      <w:r>
+        <w:rPr>
+          <w:rFonts w:ascii="Times New Roman" w:hAnsi="Times New Roman" w:cs="Times New Roman"/>
+          <w:sz w:val="24"/>
+          <w:szCs w:val="24"/>
+        </w:rPr>
+        <w:t xml:space="preserve"> → blocks JS access (XSS protection) </w:t>
+      </w:r>
+    </w:p>
+    <w:p>
+      <w:pPr>
+        <w:numPr>
+          <w:ilvl w:val="0"/>
+          <w:numId w:val="2"/>
+        </w:numPr>
+        <w:spacing w:after="0" w:line="240" w:lineRule="auto"/>
+        <w:rPr>
+          <w:rFonts w:ascii="Times New Roman" w:hAnsi="Times New Roman" w:cs="Times New Roman"/>
+          <w:sz w:val="24"/>
+          <w:szCs w:val="24"/>
+        </w:rPr>
+      </w:pPr>
+      <w:r>
+        <w:rPr>
+          <w:rStyle w:val="Strong"/>
+          <w:rFonts w:ascii="Times New Roman" w:hAnsi="Times New Roman" w:cs="Times New Roman"/>
+          <w:sz w:val="24"/>
+          <w:szCs w:val="24"/>
+        </w:rPr>
+        <w:t>Secure</w:t>
+      </w:r>
+      <w:r>
+        <w:rPr>
+          <w:rFonts w:ascii="Times New Roman" w:hAnsi="Times New Roman" w:cs="Times New Roman"/>
+          <w:sz w:val="24"/>
+          <w:szCs w:val="24"/>
+        </w:rPr>
+        <w:t xml:space="preserve"> → only HTTPS </w:t>
+      </w:r>
+    </w:p>
+    <w:p>
+      <w:pPr>
+        <w:numPr>
+          <w:ilvl w:val="0"/>
+          <w:numId w:val="2"/>
+        </w:numPr>
+        <w:spacing w:after="0" w:line="240" w:lineRule="auto"/>
+        <w:rPr>
+          <w:rFonts w:ascii="Times New Roman" w:hAnsi="Times New Roman" w:cs="Times New Roman"/>
+          <w:sz w:val="24"/>
+          <w:szCs w:val="24"/>
+        </w:rPr>
+      </w:pPr>
+      <w:proofErr w:type="spellStart"/>
+      <w:r>
+        <w:rPr>
+          <w:rStyle w:val="Strong"/>
+          <w:rFonts w:ascii="Times New Roman" w:hAnsi="Times New Roman" w:cs="Times New Roman"/>
+          <w:sz w:val="24"/>
+          <w:szCs w:val="24"/>
+        </w:rPr>
+        <w:t>SameSite</w:t>
+      </w:r>
+      <w:proofErr w:type="spellEnd"/>
+      <w:r>
+        <w:rPr>
+          <w:rFonts w:ascii="Times New Roman" w:hAnsi="Times New Roman" w:cs="Times New Roman"/>
+          <w:sz w:val="24"/>
+          <w:szCs w:val="24"/>
+        </w:rPr>
+        <w:t xml:space="preserve"> → CSRF protection</w:t>
+      </w:r>
+    </w:p>
+    <w:p>
+      <w:pPr>
+        <w:spacing w:after="0"/>
+        <w:rPr>
+          <w:rFonts w:ascii="Times New Roman" w:hAnsi="Times New Roman" w:cs="Times New Roman"/>
+          <w:color w:val="FF0000"/>
+          <w:sz w:val="24"/>
+          <w:szCs w:val="24"/>
+        </w:rPr>
+      </w:pPr>
+    </w:p>
+    <w:p>
+      <w:pPr>
+        <w:spacing w:after="0"/>
+        <w:rPr>
+          <w:rFonts w:ascii="Times New Roman" w:hAnsi="Times New Roman" w:cs="Times New Roman"/>
+          <w:color w:val="FF0000"/>
+          <w:sz w:val="24"/>
+          <w:szCs w:val="24"/>
+        </w:rPr>
+      </w:pPr>
+      <w:r>
+        <w:rPr>
+          <w:rFonts w:ascii="Times New Roman" w:hAnsi="Times New Roman" w:cs="Times New Roman"/>
+          <w:color w:val="FF0000"/>
+          <w:sz w:val="24"/>
+          <w:szCs w:val="24"/>
+        </w:rPr>
+        <w:t>Cookie Structure</w:t>
+      </w:r>
+    </w:p>
+    <w:p>
+      <w:pPr>
+        <w:spacing w:after="0"/>
+        <w:rPr>
+          <w:rFonts w:ascii="Times New Roman" w:hAnsi="Times New Roman" w:cs="Times New Roman"/>
+          <w:sz w:val="24"/>
+          <w:szCs w:val="24"/>
+        </w:rPr>
+      </w:pPr>
+      <w:r>
+        <w:rPr>
+          <w:rFonts w:ascii="Times New Roman" w:hAnsi="Times New Roman" w:cs="Times New Roman"/>
+          <w:sz w:val="24"/>
+          <w:szCs w:val="24"/>
+        </w:rPr>
+        <w:t xml:space="preserve">A cookie is sent using the </w:t>
+      </w:r>
+      <w:r>
+        <w:rPr>
+          <w:rStyle w:val="whitespace-normal"/>
+          <w:rFonts w:ascii="Times New Roman" w:hAnsi="Times New Roman" w:cs="Times New Roman"/>
+          <w:b/>
+          <w:bCs/>
+          <w:sz w:val="24"/>
+          <w:szCs w:val="24"/>
+        </w:rPr>
+        <w:t>HTTP</w:t>
+      </w:r>
+      <w:r>
+        <w:rPr>
+          <w:rFonts w:ascii="Times New Roman" w:hAnsi="Times New Roman" w:cs="Times New Roman"/>
+          <w:sz w:val="24"/>
+          <w:szCs w:val="24"/>
+        </w:rPr>
+        <w:t xml:space="preserve"> protocol as a key–value pair with optional attributes that control scope, security, and lifetime.</w:t>
+      </w:r>
+    </w:p>
+    <w:p>
+      <w:pPr>
+        <w:spacing w:after="0"/>
+        <w:rPr>
+          <w:rFonts w:ascii="Times New Roman" w:hAnsi="Times New Roman" w:cs="Times New Roman"/>
+          <w:b/>
+          <w:sz w:val="24"/>
+          <w:szCs w:val="24"/>
+        </w:rPr>
+      </w:pPr>
+      <w:r>
+        <w:rPr>
+          <w:rFonts w:ascii="Times New Roman" w:hAnsi="Times New Roman" w:cs="Times New Roman"/>
+          <w:b/>
+          <w:sz w:val="24"/>
+          <w:szCs w:val="24"/>
+        </w:rPr>
+        <w:t>Full Set-Cookie Structure (Server Side)</w:t>
+      </w:r>
+    </w:p>
+    <w:p>
+      <w:pPr>
+        <w:spacing w:after="0"/>
+        <w:jc w:val="center"/>
+        <w:rPr>
+          <w:sz w:val="18"/>
+        </w:rPr>
+      </w:pPr>
+      <w:r>
+        <w:rPr>
+          <w:sz w:val="18"/>
+        </w:rPr>
+        <w:t xml:space="preserve">Set-Cookie: name=value; Expires=date; Max-Age=seconds; Domain=example.com; Path=/; Secure; </w:t>
+      </w:r>
+      <w:proofErr w:type="spellStart"/>
+      <w:r>
+        <w:rPr>
+          <w:sz w:val="18"/>
+        </w:rPr>
+        <w:t>HttpOnly</w:t>
+      </w:r>
+      <w:proofErr w:type="spellEnd"/>
+      <w:r>
+        <w:rPr>
+          <w:sz w:val="18"/>
+        </w:rPr>
+        <w:t xml:space="preserve">; </w:t>
+      </w:r>
+      <w:proofErr w:type="spellStart"/>
+      <w:r>
+        <w:rPr>
+          <w:sz w:val="18"/>
+        </w:rPr>
+        <w:t>SameSite</w:t>
+      </w:r>
+      <w:proofErr w:type="spellEnd"/>
+      <w:r>
+        <w:rPr>
+          <w:sz w:val="18"/>
+        </w:rPr>
+        <w:t>=Lax</w:t>
+      </w:r>
+    </w:p>
+    <w:p>
+      <w:pPr>
+        <w:spacing w:after="0"/>
+        <w:rPr>
+          <w:rFonts w:ascii="Times New Roman" w:hAnsi="Times New Roman" w:cs="Times New Roman"/>
+          <w:color w:val="FF0000"/>
+          <w:sz w:val="24"/>
+          <w:szCs w:val="24"/>
+        </w:rPr>
+      </w:pPr>
+      <w:r>
+        <w:rPr>
+          <w:rFonts w:ascii="Times New Roman" w:hAnsi="Times New Roman" w:cs="Times New Roman"/>
+          <w:color w:val="FF0000"/>
+          <w:sz w:val="24"/>
+          <w:szCs w:val="24"/>
+        </w:rPr>
+        <w:t>Core Attributes</w:t>
+      </w:r>
+    </w:p>
+    <w:p>
+      <w:pPr>
+        <w:spacing w:after="0" w:line="240" w:lineRule="auto"/>
+        <w:rPr>
+          <w:rFonts w:ascii="Times New Roman" w:eastAsia="Times New Roman" w:hAnsi="Times New Roman" w:cs="Times New Roman"/>
+          <w:sz w:val="24"/>
+          <w:szCs w:val="24"/>
+        </w:rPr>
+      </w:pPr>
+      <w:r>
+        <w:rPr>
+          <w:rFonts w:ascii="Times New Roman" w:eastAsia="Times New Roman" w:hAnsi="Times New Roman" w:cs="Times New Roman"/>
+          <w:sz w:val="24"/>
+          <w:szCs w:val="24"/>
+        </w:rPr>
+        <w:t xml:space="preserve">In the </w:t>
+      </w:r>
+      <w:r>
+        <w:rPr>
+          <w:rFonts w:ascii="Times New Roman" w:eastAsia="Times New Roman" w:hAnsi="Times New Roman" w:cs="Times New Roman"/>
+          <w:b/>
+          <w:bCs/>
+          <w:sz w:val="24"/>
+          <w:szCs w:val="24"/>
+        </w:rPr>
+        <w:t>HTTP</w:t>
+      </w:r>
+      <w:r>
+        <w:rPr>
+          <w:rFonts w:ascii="Times New Roman" w:eastAsia="Times New Roman" w:hAnsi="Times New Roman" w:cs="Times New Roman"/>
+          <w:sz w:val="24"/>
+          <w:szCs w:val="24"/>
+        </w:rPr>
+        <w:t xml:space="preserve"> cookie system, </w:t>
+      </w:r>
+      <w:r>
+        <w:rPr>
+          <w:rFonts w:ascii="Times New Roman" w:eastAsia="Times New Roman" w:hAnsi="Times New Roman" w:cs="Times New Roman"/>
+          <w:i/>
+          <w:iCs/>
+          <w:sz w:val="24"/>
+          <w:szCs w:val="24"/>
+        </w:rPr>
+        <w:t>core attributes</w:t>
+      </w:r>
+      <w:r>
+        <w:rPr>
+          <w:rFonts w:ascii="Times New Roman" w:eastAsia="Times New Roman" w:hAnsi="Times New Roman" w:cs="Times New Roman"/>
+          <w:sz w:val="24"/>
+          <w:szCs w:val="24"/>
+        </w:rPr>
+        <w:t xml:space="preserve"> define how a cookie behaves—especially its </w:t>
+      </w:r>
+      <w:r>
+        <w:rPr>
+          <w:rFonts w:ascii="Times New Roman" w:eastAsia="Times New Roman" w:hAnsi="Times New Roman" w:cs="Times New Roman"/>
+          <w:b/>
+          <w:bCs/>
+          <w:sz w:val="24"/>
+          <w:szCs w:val="24"/>
+        </w:rPr>
+        <w:t>lifetime, scope, and security</w:t>
+      </w:r>
+      <w:r>
+        <w:rPr>
+          <w:rFonts w:ascii="Times New Roman" w:eastAsia="Times New Roman" w:hAnsi="Times New Roman" w:cs="Times New Roman"/>
+          <w:sz w:val="24"/>
+          <w:szCs w:val="24"/>
+        </w:rPr>
+        <w:t>.</w:t>
+      </w:r>
+    </w:p>
+    <w:p>
+      <w:pPr>
+        <w:spacing w:after="0" w:line="240" w:lineRule="auto"/>
+        <w:rPr>
+          <w:rFonts w:ascii="Times New Roman" w:eastAsia="Times New Roman" w:hAnsi="Times New Roman" w:cs="Times New Roman"/>
+          <w:sz w:val="24"/>
+          <w:szCs w:val="24"/>
+        </w:rPr>
+      </w:pPr>
+      <w:r>
+        <w:rPr>
+          <w:rFonts w:ascii="Times New Roman" w:eastAsia="Times New Roman" w:hAnsi="Times New Roman" w:cs="Times New Roman"/>
+          <w:sz w:val="24"/>
+          <w:szCs w:val="24"/>
+        </w:rPr>
+        <w:t xml:space="preserve">A cookie is usually set using </w:t>
+      </w:r>
+      <w:r>
+        <w:rPr>
+          <w:rFonts w:ascii="Times New Roman" w:eastAsia="Times New Roman" w:hAnsi="Times New Roman" w:cs="Times New Roman"/>
+          <w:b/>
+          <w:bCs/>
+          <w:sz w:val="24"/>
+          <w:szCs w:val="24"/>
+        </w:rPr>
+        <w:t>Express.js</w:t>
+      </w:r>
+      <w:r>
+        <w:rPr>
+          <w:rFonts w:ascii="Times New Roman" w:eastAsia="Times New Roman" w:hAnsi="Times New Roman" w:cs="Times New Roman"/>
+          <w:sz w:val="24"/>
+          <w:szCs w:val="24"/>
+        </w:rPr>
+        <w:t xml:space="preserve"> like this:</w:t>
+      </w:r>
+    </w:p>
+    <w:p>
+      <w:pPr>
+        <w:tabs>
+          <w:tab w:val="left" w:pos="916"/>
+          <w:tab w:val="left" w:pos="1832"/>
+          <w:tab w:val="left" w:pos="2748"/>
+          <w:tab w:val="left" w:pos="3664"/>
+          <w:tab w:val="left" w:pos="4580"/>
+          <w:tab w:val="left" w:pos="5496"/>
+          <w:tab w:val="left" w:pos="6412"/>
+          <w:tab w:val="left" w:pos="7328"/>
+          <w:tab w:val="left" w:pos="8244"/>
+          <w:tab w:val="left" w:pos="9160"/>
+          <w:tab w:val="left" w:pos="10076"/>
+          <w:tab w:val="left" w:pos="10992"/>
+          <w:tab w:val="left" w:pos="11908"/>
+          <w:tab w:val="left" w:pos="12824"/>
+          <w:tab w:val="left" w:pos="13740"/>
+          <w:tab w:val="left" w:pos="14656"/>
+        </w:tabs>
+        <w:spacing w:after="0" w:line="240" w:lineRule="auto"/>
+        <w:jc w:val="center"/>
+        <w:rPr>
+          <w:rFonts w:ascii="Times New Roman" w:eastAsia="Times New Roman" w:hAnsi="Times New Roman" w:cs="Times New Roman"/>
+          <w:sz w:val="24"/>
+          <w:szCs w:val="24"/>
+        </w:rPr>
+      </w:pPr>
+      <w:proofErr w:type="spellStart"/>
+      <w:proofErr w:type="gramStart"/>
+      <w:r>
+        <w:rPr>
+          <w:rFonts w:ascii="Times New Roman" w:eastAsia="Times New Roman" w:hAnsi="Times New Roman" w:cs="Times New Roman"/>
+          <w:sz w:val="24"/>
+          <w:szCs w:val="24"/>
+        </w:rPr>
+        <w:t>res.cookie</w:t>
+      </w:r>
+      <w:proofErr w:type="spellEnd"/>
+      <w:proofErr w:type="gramEnd"/>
+      <w:r>
+        <w:rPr>
+          <w:rFonts w:ascii="Times New Roman" w:eastAsia="Times New Roman" w:hAnsi="Times New Roman" w:cs="Times New Roman"/>
+          <w:sz w:val="24"/>
+          <w:szCs w:val="24"/>
+        </w:rPr>
+        <w:t>("user", "</w:t>
+      </w:r>
+      <w:proofErr w:type="spellStart"/>
+      <w:r>
+        <w:rPr>
+          <w:rFonts w:ascii="Times New Roman" w:eastAsia="Times New Roman" w:hAnsi="Times New Roman" w:cs="Times New Roman"/>
+          <w:sz w:val="24"/>
+          <w:szCs w:val="24"/>
+        </w:rPr>
+        <w:t>mejbaul</w:t>
+      </w:r>
+      <w:proofErr w:type="spellEnd"/>
+      <w:r>
+        <w:rPr>
+          <w:rFonts w:ascii="Times New Roman" w:eastAsia="Times New Roman" w:hAnsi="Times New Roman" w:cs="Times New Roman"/>
+          <w:sz w:val="24"/>
+          <w:szCs w:val="24"/>
+        </w:rPr>
+        <w:t>", { ...options });</w:t>
+      </w:r>
+    </w:p>
+    <w:p>
+      <w:pPr>
+        <w:pStyle w:val="Heading1"/>
+        <w:spacing w:before="0"/>
+        <w:ind w:left="720"/>
+        <w:rPr>
+          <w:rFonts w:ascii="Times New Roman" w:hAnsi="Times New Roman" w:cs="Times New Roman"/>
+          <w:color w:val="000000" w:themeColor="text1"/>
+          <w:sz w:val="24"/>
+          <w:szCs w:val="24"/>
+        </w:rPr>
+      </w:pPr>
+      <w:r>
+        <w:rPr>
+          <w:rFonts w:ascii="Times New Roman" w:hAnsi="Times New Roman" w:cs="Times New Roman"/>
+          <w:color w:val="000000" w:themeColor="text1"/>
+          <w:sz w:val="24"/>
+          <w:szCs w:val="24"/>
+        </w:rPr>
+        <w:t xml:space="preserve"> 1. Name &amp; Value (Mandatory)</w:t>
+      </w:r>
+    </w:p>
+    <w:p>
+      <w:pPr>
+        <w:pStyle w:val="Heading1"/>
+        <w:spacing w:before="0"/>
+        <w:ind w:left="720"/>
+        <w:rPr>
+          <w:rFonts w:ascii="Times New Roman" w:hAnsi="Times New Roman" w:cs="Times New Roman"/>
+          <w:color w:val="000000" w:themeColor="text1"/>
+          <w:sz w:val="24"/>
+          <w:szCs w:val="24"/>
+        </w:rPr>
+      </w:pPr>
+      <w:r>
+        <w:rPr>
+          <w:rFonts w:ascii="Times New Roman" w:hAnsi="Times New Roman" w:cs="Times New Roman"/>
+          <w:color w:val="000000" w:themeColor="text1"/>
+          <w:sz w:val="24"/>
+          <w:szCs w:val="24"/>
+        </w:rPr>
+        <w:t xml:space="preserve"> 2. Expires</w:t>
+      </w:r>
+    </w:p>
+    <w:p>
+      <w:pPr>
+        <w:pStyle w:val="Heading1"/>
+        <w:spacing w:before="0"/>
+        <w:ind w:left="720"/>
+        <w:rPr>
+          <w:rFonts w:ascii="Times New Roman" w:hAnsi="Times New Roman" w:cs="Times New Roman"/>
+          <w:color w:val="000000" w:themeColor="text1"/>
+          <w:sz w:val="24"/>
+          <w:szCs w:val="24"/>
+        </w:rPr>
+      </w:pPr>
+      <w:r>
+        <w:rPr>
+          <w:rFonts w:ascii="Times New Roman" w:hAnsi="Times New Roman" w:cs="Times New Roman"/>
+          <w:color w:val="000000" w:themeColor="text1"/>
+          <w:sz w:val="24"/>
+          <w:szCs w:val="24"/>
+        </w:rPr>
+        <w:t xml:space="preserve"> 3. Max-Age (Preferred)</w:t>
+      </w:r>
+    </w:p>
+    <w:p>
+      <w:pPr>
+        <w:pStyle w:val="Heading1"/>
+        <w:spacing w:before="0"/>
+        <w:ind w:left="720"/>
+        <w:rPr>
+          <w:rFonts w:ascii="Times New Roman" w:hAnsi="Times New Roman" w:cs="Times New Roman"/>
+          <w:color w:val="000000" w:themeColor="text1"/>
+          <w:sz w:val="24"/>
+          <w:szCs w:val="24"/>
+        </w:rPr>
+      </w:pPr>
+      <w:r>
+        <w:rPr>
+          <w:rFonts w:ascii="Times New Roman" w:hAnsi="Times New Roman" w:cs="Times New Roman"/>
+          <w:color w:val="000000" w:themeColor="text1"/>
+          <w:sz w:val="24"/>
+          <w:szCs w:val="24"/>
+        </w:rPr>
+        <w:t xml:space="preserve"> 4. Domain</w:t>
+      </w:r>
+    </w:p>
+    <w:p>
+      <w:pPr>
+        <w:pStyle w:val="Heading1"/>
+        <w:spacing w:before="0"/>
+        <w:ind w:left="720"/>
+        <w:rPr>
+          <w:rFonts w:ascii="Times New Roman" w:hAnsi="Times New Roman" w:cs="Times New Roman"/>
+          <w:color w:val="000000" w:themeColor="text1"/>
+          <w:sz w:val="24"/>
+          <w:szCs w:val="24"/>
+        </w:rPr>
+      </w:pPr>
+      <w:r>
+        <w:rPr>
+          <w:rFonts w:ascii="Times New Roman" w:hAnsi="Times New Roman" w:cs="Times New Roman"/>
+          <w:color w:val="000000" w:themeColor="text1"/>
+          <w:sz w:val="24"/>
+          <w:szCs w:val="24"/>
+        </w:rPr>
+        <w:t xml:space="preserve"> 5. Path</w:t>
+      </w:r>
+    </w:p>
+    <w:p>
+      <w:pPr>
+        <w:pStyle w:val="Heading1"/>
+        <w:spacing w:before="0"/>
+        <w:ind w:left="720"/>
+        <w:rPr>
+          <w:rFonts w:ascii="Times New Roman" w:hAnsi="Times New Roman" w:cs="Times New Roman"/>
+          <w:color w:val="000000" w:themeColor="text1"/>
+          <w:sz w:val="24"/>
+          <w:szCs w:val="24"/>
+        </w:rPr>
+      </w:pPr>
+      <w:r>
+        <w:rPr>
+          <w:rFonts w:ascii="Times New Roman" w:hAnsi="Times New Roman" w:cs="Times New Roman"/>
+          <w:color w:val="000000" w:themeColor="text1"/>
+          <w:sz w:val="24"/>
+          <w:szCs w:val="24"/>
+        </w:rPr>
+        <w:t xml:space="preserve"> 6. Secure</w:t>
+      </w:r>
+    </w:p>
+    <w:p>
+      <w:pPr>
+        <w:pStyle w:val="Heading1"/>
+        <w:spacing w:before="0"/>
+        <w:ind w:left="720"/>
+        <w:rPr>
+          <w:rFonts w:ascii="Times New Roman" w:hAnsi="Times New Roman" w:cs="Times New Roman"/>
+          <w:color w:val="000000" w:themeColor="text1"/>
+          <w:sz w:val="24"/>
+          <w:szCs w:val="24"/>
+        </w:rPr>
+      </w:pPr>
+      <w:r>
+        <w:rPr>
+          <w:rFonts w:ascii="Times New Roman" w:hAnsi="Times New Roman" w:cs="Times New Roman"/>
+          <w:color w:val="000000" w:themeColor="text1"/>
+          <w:sz w:val="24"/>
+          <w:szCs w:val="24"/>
+        </w:rPr>
+        <w:t xml:space="preserve"> 7. </w:t>
+      </w:r>
+      <w:proofErr w:type="spellStart"/>
+      <w:r>
+        <w:rPr>
+          <w:rFonts w:ascii="Times New Roman" w:hAnsi="Times New Roman" w:cs="Times New Roman"/>
+          <w:color w:val="000000" w:themeColor="text1"/>
+          <w:sz w:val="24"/>
+          <w:szCs w:val="24"/>
+        </w:rPr>
+        <w:t>HttpOnly</w:t>
+      </w:r>
+      <w:proofErr w:type="spellEnd"/>
+    </w:p>
+    <w:p>
+      <w:pPr>
+        <w:pStyle w:val="Heading1"/>
+        <w:spacing w:before="0"/>
+        <w:ind w:left="720"/>
+        <w:rPr>
+          <w:rFonts w:ascii="Times New Roman" w:hAnsi="Times New Roman" w:cs="Times New Roman"/>
+          <w:color w:val="000000" w:themeColor="text1"/>
+          <w:sz w:val="24"/>
+          <w:szCs w:val="24"/>
+        </w:rPr>
+      </w:pPr>
+      <w:r>
+        <w:rPr>
+          <w:rFonts w:ascii="Times New Roman" w:hAnsi="Times New Roman" w:cs="Times New Roman"/>
+          <w:color w:val="000000" w:themeColor="text1"/>
+          <w:sz w:val="24"/>
+          <w:szCs w:val="24"/>
+        </w:rPr>
+        <w:t xml:space="preserve"> 8. </w:t>
+      </w:r>
+      <w:proofErr w:type="spellStart"/>
+      <w:r>
+        <w:rPr>
+          <w:rFonts w:ascii="Times New Roman" w:hAnsi="Times New Roman" w:cs="Times New Roman"/>
+          <w:color w:val="000000" w:themeColor="text1"/>
+          <w:sz w:val="24"/>
+          <w:szCs w:val="24"/>
+        </w:rPr>
+        <w:t>SameSite</w:t>
+      </w:r>
+      <w:proofErr w:type="spellEnd"/>
+    </w:p>
+    <w:p>
+      <w:pPr>
+        <w:pStyle w:val="Heading1"/>
+        <w:spacing w:before="0"/>
+        <w:rPr>
+          <w:rFonts w:ascii="Times New Roman" w:hAnsi="Times New Roman" w:cs="Times New Roman"/>
+          <w:sz w:val="24"/>
+          <w:szCs w:val="24"/>
+        </w:rPr>
+      </w:pPr>
+      <w:r>
+        <w:rPr>
+          <w:rFonts w:ascii="Times New Roman" w:hAnsi="Times New Roman" w:cs="Times New Roman"/>
+          <w:sz w:val="24"/>
+          <w:szCs w:val="24"/>
+        </w:rPr>
+        <w:t>Express Example (All Attributes Together)</w:t>
+      </w:r>
+    </w:p>
+    <w:p>
+      <w:pPr>
+        <w:pStyle w:val="HTMLPreformatted"/>
+        <w:ind w:left="720"/>
+        <w:rPr>
+          <w:rFonts w:ascii="Times New Roman" w:hAnsi="Times New Roman" w:cs="Times New Roman"/>
+          <w:sz w:val="24"/>
+          <w:szCs w:val="24"/>
+        </w:rPr>
+      </w:pPr>
+      <w:proofErr w:type="spellStart"/>
+      <w:r>
+        <w:rPr>
+          <w:rStyle w:val="t"/>
+          <w:rFonts w:ascii="Times New Roman" w:hAnsi="Times New Roman" w:cs="Times New Roman"/>
+          <w:color w:val="FF0000"/>
+          <w:sz w:val="24"/>
+          <w:szCs w:val="24"/>
+        </w:rPr>
+        <w:t>res</w:t>
+      </w:r>
+      <w:r>
+        <w:rPr>
+          <w:rStyle w:val="n"/>
+          <w:rFonts w:ascii="Times New Roman" w:hAnsi="Times New Roman" w:cs="Times New Roman"/>
+          <w:color w:val="FF0000"/>
+          <w:sz w:val="24"/>
+          <w:szCs w:val="24"/>
+        </w:rPr>
+        <w:t>.</w:t>
+      </w:r>
+      <w:r>
+        <w:rPr>
+          <w:rFonts w:ascii="Times New Roman" w:hAnsi="Times New Roman" w:cs="Times New Roman"/>
+          <w:color w:val="FF0000"/>
+          <w:sz w:val="24"/>
+          <w:szCs w:val="24"/>
+        </w:rPr>
+        <w:t>cookie</w:t>
+      </w:r>
+      <w:proofErr w:type="spellEnd"/>
+      <w:r>
+        <w:rPr>
+          <w:rFonts w:ascii="Times New Roman" w:hAnsi="Times New Roman" w:cs="Times New Roman"/>
+          <w:color w:val="FF0000"/>
+          <w:sz w:val="24"/>
+          <w:szCs w:val="24"/>
+        </w:rPr>
+        <w:t>(</w:t>
+      </w:r>
+      <w:r>
+        <w:rPr>
+          <w:rStyle w:val="r"/>
+          <w:rFonts w:ascii="Times New Roman" w:hAnsi="Times New Roman" w:cs="Times New Roman"/>
+          <w:color w:val="FF0000"/>
+          <w:sz w:val="24"/>
+          <w:szCs w:val="24"/>
+        </w:rPr>
+        <w:t>"</w:t>
+      </w:r>
+      <w:r>
+        <w:rPr>
+          <w:rStyle w:val="r"/>
+          <w:rFonts w:ascii="Times New Roman" w:hAnsi="Times New Roman" w:cs="Times New Roman"/>
+          <w:color w:val="000000" w:themeColor="text1"/>
+          <w:sz w:val="24"/>
+          <w:szCs w:val="24"/>
+        </w:rPr>
+        <w:t>token</w:t>
+      </w:r>
+      <w:r>
+        <w:rPr>
+          <w:rStyle w:val="r"/>
+          <w:rFonts w:ascii="Times New Roman" w:hAnsi="Times New Roman" w:cs="Times New Roman"/>
+          <w:color w:val="FF0000"/>
+          <w:sz w:val="24"/>
+          <w:szCs w:val="24"/>
+        </w:rPr>
+        <w:t>"</w:t>
+      </w:r>
+      <w:r>
+        <w:rPr>
+          <w:rFonts w:ascii="Times New Roman" w:hAnsi="Times New Roman" w:cs="Times New Roman"/>
+          <w:color w:val="FF0000"/>
+          <w:sz w:val="24"/>
+          <w:szCs w:val="24"/>
+        </w:rPr>
+        <w:t xml:space="preserve">, </w:t>
+      </w:r>
+      <w:r>
+        <w:rPr>
+          <w:rStyle w:val="r"/>
+          <w:rFonts w:ascii="Times New Roman" w:hAnsi="Times New Roman" w:cs="Times New Roman"/>
+          <w:color w:val="FF0000"/>
+          <w:sz w:val="24"/>
+          <w:szCs w:val="24"/>
+        </w:rPr>
+        <w:t>"</w:t>
+      </w:r>
+      <w:r>
+        <w:rPr>
+          <w:rStyle w:val="r"/>
+          <w:rFonts w:ascii="Times New Roman" w:hAnsi="Times New Roman" w:cs="Times New Roman"/>
+          <w:color w:val="000000" w:themeColor="text1"/>
+          <w:sz w:val="24"/>
+          <w:szCs w:val="24"/>
+        </w:rPr>
+        <w:t>abc123</w:t>
+      </w:r>
+      <w:r>
+        <w:rPr>
+          <w:rStyle w:val="r"/>
+          <w:rFonts w:ascii="Times New Roman" w:hAnsi="Times New Roman" w:cs="Times New Roman"/>
+          <w:color w:val="FF0000"/>
+          <w:sz w:val="24"/>
+          <w:szCs w:val="24"/>
+        </w:rPr>
+        <w:t>"</w:t>
+      </w:r>
+      <w:r>
+        <w:rPr>
+          <w:rFonts w:ascii="Times New Roman" w:hAnsi="Times New Roman" w:cs="Times New Roman"/>
+          <w:color w:val="FF0000"/>
+          <w:sz w:val="24"/>
+          <w:szCs w:val="24"/>
+        </w:rPr>
+        <w:t>, {</w:t>
+      </w:r>
+      <w:r>
+        <w:rPr>
+          <w:rFonts w:ascii="Times New Roman" w:hAnsi="Times New Roman" w:cs="Times New Roman"/>
+          <w:sz w:val="24"/>
+          <w:szCs w:val="24"/>
+        </w:rPr>
+        <w:br/>
+      </w:r>
+      <w:r>
+        <w:rPr>
+          <w:rFonts w:ascii="Times New Roman" w:hAnsi="Times New Roman" w:cs="Times New Roman"/>
+          <w:szCs w:val="24"/>
+        </w:rPr>
+        <w:t xml:space="preserve">  </w:t>
+      </w:r>
+      <w:proofErr w:type="spellStart"/>
+      <w:r>
+        <w:rPr>
+          <w:rFonts w:ascii="Times New Roman" w:hAnsi="Times New Roman" w:cs="Times New Roman"/>
+          <w:szCs w:val="24"/>
+        </w:rPr>
+        <w:t>maxAge</w:t>
+      </w:r>
+      <w:proofErr w:type="spellEnd"/>
+      <w:r>
+        <w:rPr>
+          <w:rFonts w:ascii="Times New Roman" w:hAnsi="Times New Roman" w:cs="Times New Roman"/>
+          <w:szCs w:val="24"/>
+        </w:rPr>
+        <w:t xml:space="preserve">: </w:t>
+      </w:r>
+      <w:r>
+        <w:rPr>
+          <w:rStyle w:val="q"/>
+          <w:rFonts w:ascii="Times New Roman" w:hAnsi="Times New Roman" w:cs="Times New Roman"/>
+          <w:szCs w:val="24"/>
+        </w:rPr>
+        <w:t>3600000</w:t>
+      </w:r>
+      <w:r>
+        <w:rPr>
+          <w:rFonts w:ascii="Times New Roman" w:hAnsi="Times New Roman" w:cs="Times New Roman"/>
+          <w:szCs w:val="24"/>
+        </w:rPr>
+        <w:t>,</w:t>
+      </w:r>
+      <w:r>
+        <w:rPr>
+          <w:rFonts w:ascii="Times New Roman" w:hAnsi="Times New Roman" w:cs="Times New Roman"/>
+          <w:szCs w:val="24"/>
+        </w:rPr>
+        <w:br/>
+        <w:t xml:space="preserve">  </w:t>
+      </w:r>
+      <w:proofErr w:type="spellStart"/>
+      <w:r>
+        <w:rPr>
+          <w:rFonts w:ascii="Times New Roman" w:hAnsi="Times New Roman" w:cs="Times New Roman"/>
+          <w:szCs w:val="24"/>
+        </w:rPr>
+        <w:t>httpOnly</w:t>
+      </w:r>
+      <w:proofErr w:type="spellEnd"/>
+      <w:r>
+        <w:rPr>
+          <w:rFonts w:ascii="Times New Roman" w:hAnsi="Times New Roman" w:cs="Times New Roman"/>
+          <w:szCs w:val="24"/>
+        </w:rPr>
+        <w:t xml:space="preserve">: </w:t>
+      </w:r>
+      <w:r>
+        <w:rPr>
+          <w:rStyle w:val="q"/>
+          <w:rFonts w:ascii="Times New Roman" w:hAnsi="Times New Roman" w:cs="Times New Roman"/>
+          <w:szCs w:val="24"/>
+        </w:rPr>
+        <w:t>true</w:t>
+      </w:r>
+      <w:r>
+        <w:rPr>
+          <w:rFonts w:ascii="Times New Roman" w:hAnsi="Times New Roman" w:cs="Times New Roman"/>
+          <w:szCs w:val="24"/>
+        </w:rPr>
+        <w:t>,</w:t>
+      </w:r>
+      <w:r>
+        <w:rPr>
+          <w:rFonts w:ascii="Times New Roman" w:hAnsi="Times New Roman" w:cs="Times New Roman"/>
+          <w:szCs w:val="24"/>
+        </w:rPr>
+        <w:br/>
+        <w:t xml:space="preserve">  secure: </w:t>
+      </w:r>
+      <w:r>
+        <w:rPr>
+          <w:rStyle w:val="q"/>
+          <w:rFonts w:ascii="Times New Roman" w:hAnsi="Times New Roman" w:cs="Times New Roman"/>
+          <w:szCs w:val="24"/>
+        </w:rPr>
+        <w:t>true</w:t>
+      </w:r>
+      <w:r>
+        <w:rPr>
+          <w:rFonts w:ascii="Times New Roman" w:hAnsi="Times New Roman" w:cs="Times New Roman"/>
+          <w:szCs w:val="24"/>
+        </w:rPr>
+        <w:t>,</w:t>
+      </w:r>
+      <w:r>
+        <w:rPr>
+          <w:rFonts w:ascii="Times New Roman" w:hAnsi="Times New Roman" w:cs="Times New Roman"/>
+          <w:szCs w:val="24"/>
+        </w:rPr>
+        <w:br/>
+        <w:t xml:space="preserve">  </w:t>
+      </w:r>
+      <w:proofErr w:type="spellStart"/>
+      <w:r>
+        <w:rPr>
+          <w:rFonts w:ascii="Times New Roman" w:hAnsi="Times New Roman" w:cs="Times New Roman"/>
+          <w:szCs w:val="24"/>
+        </w:rPr>
+        <w:t>sameSite</w:t>
+      </w:r>
+      <w:proofErr w:type="spellEnd"/>
+      <w:r>
+        <w:rPr>
+          <w:rFonts w:ascii="Times New Roman" w:hAnsi="Times New Roman" w:cs="Times New Roman"/>
+          <w:szCs w:val="24"/>
+        </w:rPr>
+        <w:t xml:space="preserve">: </w:t>
+      </w:r>
+      <w:r>
+        <w:rPr>
+          <w:rStyle w:val="r"/>
+          <w:rFonts w:ascii="Times New Roman" w:hAnsi="Times New Roman" w:cs="Times New Roman"/>
+          <w:szCs w:val="24"/>
+        </w:rPr>
+        <w:t>"lax"</w:t>
+      </w:r>
+      <w:r>
+        <w:rPr>
+          <w:rFonts w:ascii="Times New Roman" w:hAnsi="Times New Roman" w:cs="Times New Roman"/>
+          <w:szCs w:val="24"/>
+        </w:rPr>
+        <w:t>,</w:t>
+      </w:r>
+      <w:r>
+        <w:rPr>
+          <w:rFonts w:ascii="Times New Roman" w:hAnsi="Times New Roman" w:cs="Times New Roman"/>
+          <w:szCs w:val="24"/>
+        </w:rPr>
+        <w:br/>
+        <w:t xml:space="preserve">  path: </w:t>
+      </w:r>
+      <w:r>
+        <w:rPr>
+          <w:rStyle w:val="r"/>
+          <w:rFonts w:ascii="Times New Roman" w:hAnsi="Times New Roman" w:cs="Times New Roman"/>
+          <w:szCs w:val="24"/>
+        </w:rPr>
+        <w:t>"/"</w:t>
+      </w:r>
+      <w:r>
+        <w:rPr>
+          <w:rFonts w:ascii="Times New Roman" w:hAnsi="Times New Roman" w:cs="Times New Roman"/>
+          <w:szCs w:val="24"/>
+        </w:rPr>
+        <w:t>,</w:t>
+      </w:r>
+      <w:r>
+        <w:rPr>
+          <w:rFonts w:ascii="Times New Roman" w:hAnsi="Times New Roman" w:cs="Times New Roman"/>
+          <w:szCs w:val="24"/>
+        </w:rPr>
+        <w:br/>
+        <w:t xml:space="preserve">  domain: </w:t>
+      </w:r>
+      <w:r>
+        <w:rPr>
+          <w:rStyle w:val="r"/>
+          <w:rFonts w:ascii="Times New Roman" w:hAnsi="Times New Roman" w:cs="Times New Roman"/>
+          <w:szCs w:val="24"/>
+        </w:rPr>
+        <w:t>"example.com"</w:t>
+      </w:r>
+      <w:r>
+        <w:rPr>
+          <w:rFonts w:ascii="Times New Roman" w:hAnsi="Times New Roman" w:cs="Times New Roman"/>
+          <w:sz w:val="24"/>
+          <w:szCs w:val="24"/>
+        </w:rPr>
+        <w:br/>
+      </w:r>
+      <w:r>
+        <w:rPr>
+          <w:rFonts w:ascii="Times New Roman" w:hAnsi="Times New Roman" w:cs="Times New Roman"/>
+          <w:color w:val="FF0000"/>
+          <w:sz w:val="24"/>
+          <w:szCs w:val="24"/>
+        </w:rPr>
+        <w:t>});</w:t>
+      </w:r>
+    </w:p>
+    <w:p>
+      <w:pPr>
+        <w:spacing w:after="0"/>
+        <w:rPr>
+          <w:rFonts w:ascii="Times New Roman" w:hAnsi="Times New Roman" w:cs="Times New Roman"/>
+          <w:color w:val="FF0000"/>
+          <w:sz w:val="24"/>
+          <w:szCs w:val="24"/>
+        </w:rPr>
+      </w:pPr>
+    </w:p>
+    <w:p>
+      <w:pPr>
+        <w:spacing w:after="0"/>
+        <w:rPr>
+          <w:rFonts w:ascii="Times New Roman" w:hAnsi="Times New Roman" w:cs="Times New Roman"/>
+          <w:color w:val="FF0000"/>
+          <w:sz w:val="24"/>
+          <w:szCs w:val="24"/>
+        </w:rPr>
+      </w:pPr>
+      <w:r>
+        <w:rPr>
+          <w:rFonts w:ascii="Times New Roman" w:hAnsi="Times New Roman" w:cs="Times New Roman"/>
+          <w:color w:val="FF0000"/>
+          <w:sz w:val="24"/>
+          <w:szCs w:val="24"/>
+        </w:rPr>
+        <w:t>Types of Cookies</w:t>
+      </w:r>
+    </w:p>
+    <w:tbl>
+      <w:tblPr>
+        <w:tblStyle w:val="PlainTable1"/>
+        <w:tblW w:w="0" w:type="auto"/>
+        <w:jc w:val="center"/>
+        <w:tblLook w:val="04A0" w:firstRow="1" w:lastRow="0" w:firstColumn="1" w:lastColumn="0" w:noHBand="0" w:noVBand="1"/>
+      </w:tblPr>
+      <w:tblGrid>
+        <w:gridCol w:w="1457"/>
+        <w:gridCol w:w="1916"/>
+        <w:gridCol w:w="2050"/>
+      </w:tblGrid>
+      <w:tr>
+        <w:trPr>
+          <w:cnfStyle w:val="100000000000" w:firstRow="1" w:lastRow="0" w:firstColumn="0" w:lastColumn="0" w:oddVBand="0" w:evenVBand="0" w:oddHBand="0" w:evenHBand="0" w:firstRowFirstColumn="0" w:firstRowLastColumn="0" w:lastRowFirstColumn="0" w:lastRowLastColumn="0"/>
+          <w:jc w:val="center"/>
+        </w:trPr>
+        <w:tc>
+          <w:tcPr>
+            <w:cnfStyle w:val="001000000000" w:firstRow="0" w:lastRow="0" w:firstColumn="1" w:lastColumn="0" w:oddVBand="0" w:evenVBand="0" w:oddHBand="0" w:evenHBand="0" w:firstRowFirstColumn="0" w:firstRowLastColumn="0" w:lastRowFirstColumn="0" w:lastRowLastColumn="0"/>
+            <w:tcW w:w="0" w:type="auto"/>
+            <w:hideMark/>
+          </w:tcPr>
+          <w:p>
+            <w:pPr>
+              <w:jc w:val="center"/>
+              <w:rPr>
+                <w:rFonts w:ascii="Times New Roman" w:eastAsia="Times New Roman" w:hAnsi="Times New Roman" w:cs="Times New Roman"/>
+                <w:sz w:val="24"/>
+                <w:szCs w:val="24"/>
+              </w:rPr>
+            </w:pPr>
+            <w:r>
+              <w:rPr>
+                <w:rFonts w:ascii="Times New Roman" w:eastAsia="Times New Roman" w:hAnsi="Times New Roman" w:cs="Times New Roman"/>
+                <w:sz w:val="24"/>
+                <w:szCs w:val="24"/>
+              </w:rPr>
+              <w:t>Type</w:t>
+            </w:r>
+          </w:p>
+        </w:tc>
+        <w:tc>
+          <w:tcPr>
+            <w:tcW w:w="0" w:type="auto"/>
+            <w:hideMark/>
+          </w:tcPr>
+          <w:p>
+            <w:pPr>
+              <w:jc w:val="center"/>
+              <w:cnfStyle w:val="100000000000" w:firstRow="1" w:lastRow="0" w:firstColumn="0" w:lastColumn="0" w:oddVBand="0" w:evenVBand="0" w:oddHBand="0" w:evenHBand="0" w:firstRowFirstColumn="0" w:firstRowLastColumn="0" w:lastRowFirstColumn="0" w:lastRowLastColumn="0"/>
+              <w:rPr>
+                <w:rFonts w:ascii="Times New Roman" w:eastAsia="Times New Roman" w:hAnsi="Times New Roman" w:cs="Times New Roman"/>
+                <w:sz w:val="24"/>
+                <w:szCs w:val="24"/>
+              </w:rPr>
+            </w:pPr>
+            <w:r>
+              <w:rPr>
+                <w:rFonts w:ascii="Times New Roman" w:eastAsia="Times New Roman" w:hAnsi="Times New Roman" w:cs="Times New Roman"/>
+                <w:sz w:val="24"/>
+                <w:szCs w:val="24"/>
+              </w:rPr>
+              <w:t>Lifetime</w:t>
+            </w:r>
+          </w:p>
+        </w:tc>
+        <w:tc>
+          <w:tcPr>
+            <w:tcW w:w="0" w:type="auto"/>
+            <w:hideMark/>
+          </w:tcPr>
+          <w:p>
+            <w:pPr>
+              <w:jc w:val="center"/>
+              <w:cnfStyle w:val="100000000000" w:firstRow="1" w:lastRow="0" w:firstColumn="0" w:lastColumn="0" w:oddVBand="0" w:evenVBand="0" w:oddHBand="0" w:evenHBand="0" w:firstRowFirstColumn="0" w:firstRowLastColumn="0" w:lastRowFirstColumn="0" w:lastRowLastColumn="0"/>
+              <w:rPr>
+                <w:rFonts w:ascii="Times New Roman" w:eastAsia="Times New Roman" w:hAnsi="Times New Roman" w:cs="Times New Roman"/>
+                <w:sz w:val="24"/>
+                <w:szCs w:val="24"/>
+              </w:rPr>
+            </w:pPr>
+            <w:r>
+              <w:rPr>
+                <w:rFonts w:ascii="Times New Roman" w:eastAsia="Times New Roman" w:hAnsi="Times New Roman" w:cs="Times New Roman"/>
+                <w:sz w:val="24"/>
+                <w:szCs w:val="24"/>
+              </w:rPr>
+              <w:t>Purpose</w:t>
+            </w:r>
+          </w:p>
+        </w:tc>
+      </w:tr>
+      <w:tr>
+        <w:trPr>
+          <w:cnfStyle w:val="000000100000" w:firstRow="0" w:lastRow="0" w:firstColumn="0" w:lastColumn="0" w:oddVBand="0" w:evenVBand="0" w:oddHBand="1" w:evenHBand="0" w:firstRowFirstColumn="0" w:firstRowLastColumn="0" w:lastRowFirstColumn="0" w:lastRowLastColumn="0"/>
+          <w:jc w:val="center"/>
+        </w:trPr>
+        <w:tc>
+          <w:tcPr>
+            <w:cnfStyle w:val="001000000000" w:firstRow="0" w:lastRow="0" w:firstColumn="1" w:lastColumn="0" w:oddVBand="0" w:evenVBand="0" w:oddHBand="0" w:evenHBand="0" w:firstRowFirstColumn="0" w:firstRowLastColumn="0" w:lastRowFirstColumn="0" w:lastRowLastColumn="0"/>
+            <w:tcW w:w="0" w:type="auto"/>
+            <w:hideMark/>
+          </w:tcPr>
+          <w:p>
+            <w:pPr>
+              <w:rPr>
+                <w:rFonts w:ascii="Times New Roman" w:eastAsia="Times New Roman" w:hAnsi="Times New Roman" w:cs="Times New Roman"/>
+                <w:sz w:val="24"/>
+                <w:szCs w:val="24"/>
+              </w:rPr>
+            </w:pPr>
+            <w:r>
+              <w:rPr>
+                <w:rFonts w:ascii="Times New Roman" w:eastAsia="Times New Roman" w:hAnsi="Times New Roman" w:cs="Times New Roman"/>
+                <w:sz w:val="24"/>
+                <w:szCs w:val="24"/>
+              </w:rPr>
+              <w:t>Session</w:t>
+            </w:r>
+          </w:p>
+        </w:tc>
+        <w:tc>
+          <w:tcPr>
+            <w:tcW w:w="0" w:type="auto"/>
+            <w:hideMark/>
+          </w:tcPr>
+          <w:p>
+            <w:pPr>
+              <w:cnfStyle w:val="000000100000" w:firstRow="0" w:lastRow="0" w:firstColumn="0" w:lastColumn="0" w:oddVBand="0" w:evenVBand="0" w:oddHBand="1" w:evenHBand="0" w:firstRowFirstColumn="0" w:firstRowLastColumn="0" w:lastRowFirstColumn="0" w:lastRowLastColumn="0"/>
+              <w:rPr>
+                <w:rFonts w:ascii="Times New Roman" w:eastAsia="Times New Roman" w:hAnsi="Times New Roman" w:cs="Times New Roman"/>
+                <w:sz w:val="24"/>
+                <w:szCs w:val="24"/>
+              </w:rPr>
+            </w:pPr>
+            <w:r>
+              <w:rPr>
+                <w:rFonts w:ascii="Times New Roman" w:eastAsia="Times New Roman" w:hAnsi="Times New Roman" w:cs="Times New Roman"/>
+                <w:sz w:val="24"/>
+                <w:szCs w:val="24"/>
+              </w:rPr>
+              <w:t>Temporary</w:t>
+            </w:r>
+          </w:p>
+        </w:tc>
+        <w:tc>
+          <w:tcPr>
+            <w:tcW w:w="0" w:type="auto"/>
+            <w:hideMark/>
+          </w:tcPr>
+          <w:p>
+            <w:pPr>
+              <w:cnfStyle w:val="000000100000" w:firstRow="0" w:lastRow="0" w:firstColumn="0" w:lastColumn="0" w:oddVBand="0" w:evenVBand="0" w:oddHBand="1" w:evenHBand="0" w:firstRowFirstColumn="0" w:firstRowLastColumn="0" w:lastRowFirstColumn="0" w:lastRowLastColumn="0"/>
+              <w:rPr>
+                <w:rFonts w:ascii="Times New Roman" w:eastAsia="Times New Roman" w:hAnsi="Times New Roman" w:cs="Times New Roman"/>
+                <w:sz w:val="24"/>
+                <w:szCs w:val="24"/>
+              </w:rPr>
+            </w:pPr>
+            <w:r>
+              <w:rPr>
+                <w:rFonts w:ascii="Times New Roman" w:eastAsia="Times New Roman" w:hAnsi="Times New Roman" w:cs="Times New Roman"/>
+                <w:sz w:val="24"/>
+                <w:szCs w:val="24"/>
+              </w:rPr>
+              <w:t>Login/session state</w:t>
+            </w:r>
+          </w:p>
+        </w:tc>
+      </w:tr>
+      <w:tr>
+        <w:trPr>
+          <w:jc w:val="center"/>
+        </w:trPr>
+        <w:tc>
+          <w:tcPr>
+            <w:cnfStyle w:val="001000000000" w:firstRow="0" w:lastRow="0" w:firstColumn="1" w:lastColumn="0" w:oddVBand="0" w:evenVBand="0" w:oddHBand="0" w:evenHBand="0" w:firstRowFirstColumn="0" w:firstRowLastColumn="0" w:lastRowFirstColumn="0" w:lastRowLastColumn="0"/>
+            <w:tcW w:w="0" w:type="auto"/>
+            <w:hideMark/>
+          </w:tcPr>
+          <w:p>
+            <w:pPr>
+              <w:rPr>
+                <w:rFonts w:ascii="Times New Roman" w:eastAsia="Times New Roman" w:hAnsi="Times New Roman" w:cs="Times New Roman"/>
+                <w:sz w:val="24"/>
+                <w:szCs w:val="24"/>
+              </w:rPr>
+            </w:pPr>
+            <w:r>
+              <w:rPr>
+                <w:rFonts w:ascii="Times New Roman" w:eastAsia="Times New Roman" w:hAnsi="Times New Roman" w:cs="Times New Roman"/>
+                <w:sz w:val="24"/>
+                <w:szCs w:val="24"/>
+              </w:rPr>
+              <w:t>Persistent</w:t>
+            </w:r>
+          </w:p>
+        </w:tc>
+        <w:tc>
+          <w:tcPr>
+            <w:tcW w:w="0" w:type="auto"/>
+            <w:hideMark/>
+          </w:tcPr>
+          <w:p>
+            <w:pPr>
+              <w:cnfStyle w:val="000000000000" w:firstRow="0" w:lastRow="0" w:firstColumn="0" w:lastColumn="0" w:oddVBand="0" w:evenVBand="0" w:oddHBand="0" w:evenHBand="0" w:firstRowFirstColumn="0" w:firstRowLastColumn="0" w:lastRowFirstColumn="0" w:lastRowLastColumn="0"/>
+              <w:rPr>
+                <w:rFonts w:ascii="Times New Roman" w:eastAsia="Times New Roman" w:hAnsi="Times New Roman" w:cs="Times New Roman"/>
+                <w:sz w:val="24"/>
+                <w:szCs w:val="24"/>
+              </w:rPr>
+            </w:pPr>
+            <w:r>
+              <w:rPr>
+                <w:rFonts w:ascii="Times New Roman" w:eastAsia="Times New Roman" w:hAnsi="Times New Roman" w:cs="Times New Roman"/>
+                <w:sz w:val="24"/>
+                <w:szCs w:val="24"/>
+              </w:rPr>
+              <w:t>Long-term</w:t>
+            </w:r>
+          </w:p>
+        </w:tc>
+        <w:tc>
+          <w:tcPr>
+            <w:tcW w:w="0" w:type="auto"/>
+            <w:hideMark/>
+          </w:tcPr>
+          <w:p>
+            <w:pPr>
+              <w:cnfStyle w:val="000000000000" w:firstRow="0" w:lastRow="0" w:firstColumn="0" w:lastColumn="0" w:oddVBand="0" w:evenVBand="0" w:oddHBand="0" w:evenHBand="0" w:firstRowFirstColumn="0" w:firstRowLastColumn="0" w:lastRowFirstColumn="0" w:lastRowLastColumn="0"/>
+              <w:rPr>
+                <w:rFonts w:ascii="Times New Roman" w:eastAsia="Times New Roman" w:hAnsi="Times New Roman" w:cs="Times New Roman"/>
+                <w:sz w:val="24"/>
+                <w:szCs w:val="24"/>
+              </w:rPr>
+            </w:pPr>
+            <w:r>
+              <w:rPr>
+                <w:rFonts w:ascii="Times New Roman" w:eastAsia="Times New Roman" w:hAnsi="Times New Roman" w:cs="Times New Roman"/>
+                <w:sz w:val="24"/>
+                <w:szCs w:val="24"/>
+              </w:rPr>
+              <w:t>Remember user</w:t>
+            </w:r>
+          </w:p>
+        </w:tc>
+      </w:tr>
+      <w:tr>
+        <w:trPr>
+          <w:cnfStyle w:val="000000100000" w:firstRow="0" w:lastRow="0" w:firstColumn="0" w:lastColumn="0" w:oddVBand="0" w:evenVBand="0" w:oddHBand="1" w:evenHBand="0" w:firstRowFirstColumn="0" w:firstRowLastColumn="0" w:lastRowFirstColumn="0" w:lastRowLastColumn="0"/>
+          <w:jc w:val="center"/>
+        </w:trPr>
+        <w:tc>
+          <w:tcPr>
+            <w:cnfStyle w:val="001000000000" w:firstRow="0" w:lastRow="0" w:firstColumn="1" w:lastColumn="0" w:oddVBand="0" w:evenVBand="0" w:oddHBand="0" w:evenHBand="0" w:firstRowFirstColumn="0" w:firstRowLastColumn="0" w:lastRowFirstColumn="0" w:lastRowLastColumn="0"/>
+            <w:tcW w:w="0" w:type="auto"/>
+            <w:hideMark/>
+          </w:tcPr>
+          <w:p>
+            <w:pPr>
+              <w:rPr>
+                <w:rFonts w:ascii="Times New Roman" w:eastAsia="Times New Roman" w:hAnsi="Times New Roman" w:cs="Times New Roman"/>
+                <w:sz w:val="24"/>
+                <w:szCs w:val="24"/>
+              </w:rPr>
+            </w:pPr>
+            <w:r>
+              <w:rPr>
+                <w:rFonts w:ascii="Times New Roman" w:eastAsia="Times New Roman" w:hAnsi="Times New Roman" w:cs="Times New Roman"/>
+                <w:sz w:val="24"/>
+                <w:szCs w:val="24"/>
+              </w:rPr>
+              <w:t>Secure</w:t>
+            </w:r>
+          </w:p>
+        </w:tc>
+        <w:tc>
+          <w:tcPr>
+            <w:tcW w:w="0" w:type="auto"/>
+            <w:hideMark/>
+          </w:tcPr>
+          <w:p>
+            <w:pPr>
+              <w:cnfStyle w:val="000000100000" w:firstRow="0" w:lastRow="0" w:firstColumn="0" w:lastColumn="0" w:oddVBand="0" w:evenVBand="0" w:oddHBand="1" w:evenHBand="0" w:firstRowFirstColumn="0" w:firstRowLastColumn="0" w:lastRowFirstColumn="0" w:lastRowLastColumn="0"/>
+              <w:rPr>
+                <w:rFonts w:ascii="Times New Roman" w:eastAsia="Times New Roman" w:hAnsi="Times New Roman" w:cs="Times New Roman"/>
+                <w:sz w:val="24"/>
+                <w:szCs w:val="24"/>
+              </w:rPr>
+            </w:pPr>
+            <w:r>
+              <w:rPr>
+                <w:rFonts w:ascii="Times New Roman" w:eastAsia="Times New Roman" w:hAnsi="Times New Roman" w:cs="Times New Roman"/>
+                <w:sz w:val="24"/>
+                <w:szCs w:val="24"/>
+              </w:rPr>
+              <w:t>HTTPS only</w:t>
+            </w:r>
+          </w:p>
+        </w:tc>
+        <w:tc>
+          <w:tcPr>
+            <w:tcW w:w="0" w:type="auto"/>
+            <w:hideMark/>
+          </w:tcPr>
+          <w:p>
+            <w:pPr>
+              <w:cnfStyle w:val="000000100000" w:firstRow="0" w:lastRow="0" w:firstColumn="0" w:lastColumn="0" w:oddVBand="0" w:evenVBand="0" w:oddHBand="1" w:evenHBand="0" w:firstRowFirstColumn="0" w:firstRowLastColumn="0" w:lastRowFirstColumn="0" w:lastRowLastColumn="0"/>
+              <w:rPr>
+                <w:rFonts w:ascii="Times New Roman" w:eastAsia="Times New Roman" w:hAnsi="Times New Roman" w:cs="Times New Roman"/>
+                <w:sz w:val="24"/>
+                <w:szCs w:val="24"/>
+              </w:rPr>
+            </w:pPr>
+            <w:r>
+              <w:rPr>
+                <w:rFonts w:ascii="Times New Roman" w:eastAsia="Times New Roman" w:hAnsi="Times New Roman" w:cs="Times New Roman"/>
+                <w:sz w:val="24"/>
+                <w:szCs w:val="24"/>
+              </w:rPr>
+              <w:t>Safety</w:t>
+            </w:r>
+          </w:p>
+        </w:tc>
+      </w:tr>
+      <w:tr>
+        <w:trPr>
+          <w:jc w:val="center"/>
+        </w:trPr>
+        <w:tc>
+          <w:tcPr>
+            <w:cnfStyle w:val="001000000000" w:firstRow="0" w:lastRow="0" w:firstColumn="1" w:lastColumn="0" w:oddVBand="0" w:evenVBand="0" w:oddHBand="0" w:evenHBand="0" w:firstRowFirstColumn="0" w:firstRowLastColumn="0" w:lastRowFirstColumn="0" w:lastRowLastColumn="0"/>
+            <w:tcW w:w="0" w:type="auto"/>
+            <w:hideMark/>
+          </w:tcPr>
+          <w:p>
+            <w:pPr>
+              <w:rPr>
+                <w:rFonts w:ascii="Times New Roman" w:eastAsia="Times New Roman" w:hAnsi="Times New Roman" w:cs="Times New Roman"/>
+                <w:sz w:val="24"/>
+                <w:szCs w:val="24"/>
+              </w:rPr>
+            </w:pPr>
+            <w:proofErr w:type="spellStart"/>
+            <w:r>
+              <w:rPr>
+                <w:rFonts w:ascii="Times New Roman" w:eastAsia="Times New Roman" w:hAnsi="Times New Roman" w:cs="Times New Roman"/>
+                <w:sz w:val="24"/>
+                <w:szCs w:val="24"/>
+              </w:rPr>
+              <w:t>HttpOnly</w:t>
+            </w:r>
+            <w:proofErr w:type="spellEnd"/>
+          </w:p>
+        </w:tc>
+        <w:tc>
+          <w:tcPr>
+            <w:tcW w:w="0" w:type="auto"/>
+            <w:hideMark/>
+          </w:tcPr>
+          <w:p>
+            <w:pPr>
+              <w:cnfStyle w:val="000000000000" w:firstRow="0" w:lastRow="0" w:firstColumn="0" w:lastColumn="0" w:oddVBand="0" w:evenVBand="0" w:oddHBand="0" w:evenHBand="0" w:firstRowFirstColumn="0" w:firstRowLastColumn="0" w:lastRowFirstColumn="0" w:lastRowLastColumn="0"/>
+              <w:rPr>
+                <w:rFonts w:ascii="Times New Roman" w:eastAsia="Times New Roman" w:hAnsi="Times New Roman" w:cs="Times New Roman"/>
+                <w:sz w:val="24"/>
+                <w:szCs w:val="24"/>
+              </w:rPr>
+            </w:pPr>
+            <w:r>
+              <w:rPr>
+                <w:rFonts w:ascii="Times New Roman" w:eastAsia="Times New Roman" w:hAnsi="Times New Roman" w:cs="Times New Roman"/>
+                <w:sz w:val="24"/>
+                <w:szCs w:val="24"/>
+              </w:rPr>
+              <w:t>JS blocked</w:t>
+            </w:r>
+          </w:p>
+        </w:tc>
+        <w:tc>
+          <w:tcPr>
+            <w:tcW w:w="0" w:type="auto"/>
+            <w:hideMark/>
+          </w:tcPr>
+          <w:p>
+            <w:pPr>
+              <w:cnfStyle w:val="000000000000" w:firstRow="0" w:lastRow="0" w:firstColumn="0" w:lastColumn="0" w:oddVBand="0" w:evenVBand="0" w:oddHBand="0" w:evenHBand="0" w:firstRowFirstColumn="0" w:firstRowLastColumn="0" w:lastRowFirstColumn="0" w:lastRowLastColumn="0"/>
+              <w:rPr>
+                <w:rFonts w:ascii="Times New Roman" w:eastAsia="Times New Roman" w:hAnsi="Times New Roman" w:cs="Times New Roman"/>
+                <w:sz w:val="24"/>
+                <w:szCs w:val="24"/>
+              </w:rPr>
+            </w:pPr>
+            <w:r>
+              <w:rPr>
+                <w:rFonts w:ascii="Times New Roman" w:eastAsia="Times New Roman" w:hAnsi="Times New Roman" w:cs="Times New Roman"/>
+                <w:sz w:val="24"/>
+                <w:szCs w:val="24"/>
+              </w:rPr>
+              <w:t>XSS protection</w:t>
+            </w:r>
+          </w:p>
+        </w:tc>
+      </w:tr>
+      <w:tr>
+        <w:trPr>
+          <w:cnfStyle w:val="000000100000" w:firstRow="0" w:lastRow="0" w:firstColumn="0" w:lastColumn="0" w:oddVBand="0" w:evenVBand="0" w:oddHBand="1" w:evenHBand="0" w:firstRowFirstColumn="0" w:firstRowLastColumn="0" w:lastRowFirstColumn="0" w:lastRowLastColumn="0"/>
+          <w:jc w:val="center"/>
+        </w:trPr>
+        <w:tc>
+          <w:tcPr>
+            <w:cnfStyle w:val="001000000000" w:firstRow="0" w:lastRow="0" w:firstColumn="1" w:lastColumn="0" w:oddVBand="0" w:evenVBand="0" w:oddHBand="0" w:evenHBand="0" w:firstRowFirstColumn="0" w:firstRowLastColumn="0" w:lastRowFirstColumn="0" w:lastRowLastColumn="0"/>
+            <w:tcW w:w="0" w:type="auto"/>
+            <w:hideMark/>
+          </w:tcPr>
+          <w:p>
+            <w:pPr>
+              <w:rPr>
+                <w:rFonts w:ascii="Times New Roman" w:eastAsia="Times New Roman" w:hAnsi="Times New Roman" w:cs="Times New Roman"/>
+                <w:sz w:val="24"/>
+                <w:szCs w:val="24"/>
+              </w:rPr>
+            </w:pPr>
+            <w:proofErr w:type="spellStart"/>
+            <w:r>
+              <w:rPr>
+                <w:rFonts w:ascii="Times New Roman" w:eastAsia="Times New Roman" w:hAnsi="Times New Roman" w:cs="Times New Roman"/>
+                <w:sz w:val="24"/>
+                <w:szCs w:val="24"/>
+              </w:rPr>
+              <w:t>SameSite</w:t>
+            </w:r>
+            <w:proofErr w:type="spellEnd"/>
+          </w:p>
+        </w:tc>
+        <w:tc>
+          <w:tcPr>
+            <w:tcW w:w="0" w:type="auto"/>
+            <w:hideMark/>
+          </w:tcPr>
+          <w:p>
+            <w:pPr>
+              <w:cnfStyle w:val="000000100000" w:firstRow="0" w:lastRow="0" w:firstColumn="0" w:lastColumn="0" w:oddVBand="0" w:evenVBand="0" w:oddHBand="1" w:evenHBand="0" w:firstRowFirstColumn="0" w:firstRowLastColumn="0" w:lastRowFirstColumn="0" w:lastRowLastColumn="0"/>
+              <w:rPr>
+                <w:rFonts w:ascii="Times New Roman" w:eastAsia="Times New Roman" w:hAnsi="Times New Roman" w:cs="Times New Roman"/>
+                <w:sz w:val="24"/>
+                <w:szCs w:val="24"/>
+              </w:rPr>
+            </w:pPr>
+            <w:r>
+              <w:rPr>
+                <w:rFonts w:ascii="Times New Roman" w:eastAsia="Times New Roman" w:hAnsi="Times New Roman" w:cs="Times New Roman"/>
+                <w:sz w:val="24"/>
+                <w:szCs w:val="24"/>
+              </w:rPr>
+              <w:t>Controlled access</w:t>
+            </w:r>
+          </w:p>
+        </w:tc>
+        <w:tc>
+          <w:tcPr>
+            <w:tcW w:w="0" w:type="auto"/>
+            <w:hideMark/>
+          </w:tcPr>
+          <w:p>
+            <w:pPr>
+              <w:cnfStyle w:val="000000100000" w:firstRow="0" w:lastRow="0" w:firstColumn="0" w:lastColumn="0" w:oddVBand="0" w:evenVBand="0" w:oddHBand="1" w:evenHBand="0" w:firstRowFirstColumn="0" w:firstRowLastColumn="0" w:lastRowFirstColumn="0" w:lastRowLastColumn="0"/>
+              <w:rPr>
+                <w:rFonts w:ascii="Times New Roman" w:eastAsia="Times New Roman" w:hAnsi="Times New Roman" w:cs="Times New Roman"/>
+                <w:sz w:val="24"/>
+                <w:szCs w:val="24"/>
+              </w:rPr>
+            </w:pPr>
+            <w:r>
+              <w:rPr>
+                <w:rFonts w:ascii="Times New Roman" w:eastAsia="Times New Roman" w:hAnsi="Times New Roman" w:cs="Times New Roman"/>
+                <w:sz w:val="24"/>
+                <w:szCs w:val="24"/>
+              </w:rPr>
+              <w:t>CSRF protection</w:t>
+            </w:r>
+          </w:p>
+        </w:tc>
+      </w:tr>
+      <w:tr>
+        <w:trPr>
+          <w:jc w:val="center"/>
+        </w:trPr>
+        <w:tc>
+          <w:tcPr>
+            <w:cnfStyle w:val="001000000000" w:firstRow="0" w:lastRow="0" w:firstColumn="1" w:lastColumn="0" w:oddVBand="0" w:evenVBand="0" w:oddHBand="0" w:evenHBand="0" w:firstRowFirstColumn="0" w:firstRowLastColumn="0" w:lastRowFirstColumn="0" w:lastRowLastColumn="0"/>
+            <w:tcW w:w="0" w:type="auto"/>
+            <w:hideMark/>
+          </w:tcPr>
+          <w:p>
+            <w:pPr>
+              <w:rPr>
+                <w:rFonts w:ascii="Times New Roman" w:eastAsia="Times New Roman" w:hAnsi="Times New Roman" w:cs="Times New Roman"/>
+                <w:sz w:val="24"/>
+                <w:szCs w:val="24"/>
+              </w:rPr>
+            </w:pPr>
+            <w:r>
+              <w:rPr>
+                <w:rFonts w:ascii="Times New Roman" w:eastAsia="Times New Roman" w:hAnsi="Times New Roman" w:cs="Times New Roman"/>
+                <w:sz w:val="24"/>
+                <w:szCs w:val="24"/>
+              </w:rPr>
+              <w:t>First-party</w:t>
+            </w:r>
+          </w:p>
+        </w:tc>
+        <w:tc>
+          <w:tcPr>
+            <w:tcW w:w="0" w:type="auto"/>
+            <w:hideMark/>
+          </w:tcPr>
+          <w:p>
+            <w:pPr>
+              <w:cnfStyle w:val="000000000000" w:firstRow="0" w:lastRow="0" w:firstColumn="0" w:lastColumn="0" w:oddVBand="0" w:evenVBand="0" w:oddHBand="0" w:evenHBand="0" w:firstRowFirstColumn="0" w:firstRowLastColumn="0" w:lastRowFirstColumn="0" w:lastRowLastColumn="0"/>
+              <w:rPr>
+                <w:rFonts w:ascii="Times New Roman" w:eastAsia="Times New Roman" w:hAnsi="Times New Roman" w:cs="Times New Roman"/>
+                <w:sz w:val="24"/>
+                <w:szCs w:val="24"/>
+              </w:rPr>
+            </w:pPr>
+            <w:r>
+              <w:rPr>
+                <w:rFonts w:ascii="Times New Roman" w:eastAsia="Times New Roman" w:hAnsi="Times New Roman" w:cs="Times New Roman"/>
+                <w:sz w:val="24"/>
+                <w:szCs w:val="24"/>
+              </w:rPr>
+              <w:t>Same domain</w:t>
+            </w:r>
+          </w:p>
+        </w:tc>
+        <w:tc>
+          <w:tcPr>
+            <w:tcW w:w="0" w:type="auto"/>
+            <w:hideMark/>
+          </w:tcPr>
+          <w:p>
+            <w:pPr>
+              <w:cnfStyle w:val="000000000000" w:firstRow="0" w:lastRow="0" w:firstColumn="0" w:lastColumn="0" w:oddVBand="0" w:evenVBand="0" w:oddHBand="0" w:evenHBand="0" w:firstRowFirstColumn="0" w:firstRowLastColumn="0" w:lastRowFirstColumn="0" w:lastRowLastColumn="0"/>
+              <w:rPr>
+                <w:rFonts w:ascii="Times New Roman" w:eastAsia="Times New Roman" w:hAnsi="Times New Roman" w:cs="Times New Roman"/>
+                <w:sz w:val="24"/>
+                <w:szCs w:val="24"/>
+              </w:rPr>
+            </w:pPr>
+            <w:r>
+              <w:rPr>
+                <w:rFonts w:ascii="Times New Roman" w:eastAsia="Times New Roman" w:hAnsi="Times New Roman" w:cs="Times New Roman"/>
+                <w:sz w:val="24"/>
+                <w:szCs w:val="24"/>
+              </w:rPr>
+              <w:t>Normal cookies</w:t>
+            </w:r>
+          </w:p>
+        </w:tc>
+      </w:tr>
+      <w:tr>
+        <w:trPr>
+          <w:cnfStyle w:val="000000100000" w:firstRow="0" w:lastRow="0" w:firstColumn="0" w:lastColumn="0" w:oddVBand="0" w:evenVBand="0" w:oddHBand="1" w:evenHBand="0" w:firstRowFirstColumn="0" w:firstRowLastColumn="0" w:lastRowFirstColumn="0" w:lastRowLastColumn="0"/>
+          <w:jc w:val="center"/>
+        </w:trPr>
+        <w:tc>
+          <w:tcPr>
+            <w:cnfStyle w:val="001000000000" w:firstRow="0" w:lastRow="0" w:firstColumn="1" w:lastColumn="0" w:oddVBand="0" w:evenVBand="0" w:oddHBand="0" w:evenHBand="0" w:firstRowFirstColumn="0" w:firstRowLastColumn="0" w:lastRowFirstColumn="0" w:lastRowLastColumn="0"/>
+            <w:tcW w:w="0" w:type="auto"/>
+            <w:hideMark/>
+          </w:tcPr>
+          <w:p>
+            <w:pPr>
+              <w:rPr>
+                <w:rFonts w:ascii="Times New Roman" w:eastAsia="Times New Roman" w:hAnsi="Times New Roman" w:cs="Times New Roman"/>
+                <w:sz w:val="24"/>
+                <w:szCs w:val="24"/>
+              </w:rPr>
+            </w:pPr>
+            <w:r>
+              <w:rPr>
+                <w:rFonts w:ascii="Times New Roman" w:eastAsia="Times New Roman" w:hAnsi="Times New Roman" w:cs="Times New Roman"/>
+                <w:sz w:val="24"/>
+                <w:szCs w:val="24"/>
+              </w:rPr>
+              <w:t>Third-party</w:t>
+            </w:r>
+          </w:p>
+        </w:tc>
+        <w:tc>
+          <w:tcPr>
+            <w:tcW w:w="0" w:type="auto"/>
+            <w:hideMark/>
+          </w:tcPr>
+          <w:p>
+            <w:pPr>
+              <w:cnfStyle w:val="000000100000" w:firstRow="0" w:lastRow="0" w:firstColumn="0" w:lastColumn="0" w:oddVBand="0" w:evenVBand="0" w:oddHBand="1" w:evenHBand="0" w:firstRowFirstColumn="0" w:firstRowLastColumn="0" w:lastRowFirstColumn="0" w:lastRowLastColumn="0"/>
+              <w:rPr>
+                <w:rFonts w:ascii="Times New Roman" w:eastAsia="Times New Roman" w:hAnsi="Times New Roman" w:cs="Times New Roman"/>
+                <w:sz w:val="24"/>
+                <w:szCs w:val="24"/>
+              </w:rPr>
+            </w:pPr>
+            <w:r>
+              <w:rPr>
+                <w:rFonts w:ascii="Times New Roman" w:eastAsia="Times New Roman" w:hAnsi="Times New Roman" w:cs="Times New Roman"/>
+                <w:sz w:val="24"/>
+                <w:szCs w:val="24"/>
+              </w:rPr>
+              <w:t>External domain</w:t>
+            </w:r>
+          </w:p>
+        </w:tc>
+        <w:tc>
+          <w:tcPr>
+            <w:tcW w:w="0" w:type="auto"/>
+            <w:hideMark/>
+          </w:tcPr>
+          <w:p>
+            <w:pPr>
+              <w:cnfStyle w:val="000000100000" w:firstRow="0" w:lastRow="0" w:firstColumn="0" w:lastColumn="0" w:oddVBand="0" w:evenVBand="0" w:oddHBand="1" w:evenHBand="0" w:firstRowFirstColumn="0" w:firstRowLastColumn="0" w:lastRowFirstColumn="0" w:lastRowLastColumn="0"/>
+              <w:rPr>
+                <w:rFonts w:ascii="Times New Roman" w:eastAsia="Times New Roman" w:hAnsi="Times New Roman" w:cs="Times New Roman"/>
+                <w:sz w:val="24"/>
+                <w:szCs w:val="24"/>
+              </w:rPr>
+            </w:pPr>
+            <w:r>
+              <w:rPr>
+                <w:rFonts w:ascii="Times New Roman" w:eastAsia="Times New Roman" w:hAnsi="Times New Roman" w:cs="Times New Roman"/>
+                <w:sz w:val="24"/>
+                <w:szCs w:val="24"/>
+              </w:rPr>
+              <w:t>Ads/trackers</w:t>
+            </w:r>
+          </w:p>
+        </w:tc>
+        <w:bookmarkStart w:id="0" w:name="_GoBack"/>
+        <w:bookmarkEnd w:id="0"/>
+      </w:tr>
+      <w:tr>
+        <w:trPr>
+          <w:jc w:val="center"/>
+        </w:trPr>
+        <w:tc>
+          <w:tcPr>
+            <w:cnfStyle w:val="001000000000" w:firstRow="0" w:lastRow="0" w:firstColumn="1" w:lastColumn="0" w:oddVBand="0" w:evenVBand="0" w:oddHBand="0" w:evenHBand="0" w:firstRowFirstColumn="0" w:firstRowLastColumn="0" w:lastRowFirstColumn="0" w:lastRowLastColumn="0"/>
+            <w:tcW w:w="0" w:type="auto"/>
+            <w:hideMark/>
+          </w:tcPr>
+          <w:p>
+            <w:pPr>
+              <w:rPr>
+                <w:rFonts w:ascii="Times New Roman" w:eastAsia="Times New Roman" w:hAnsi="Times New Roman" w:cs="Times New Roman"/>
+                <w:sz w:val="24"/>
+                <w:szCs w:val="24"/>
+              </w:rPr>
+            </w:pPr>
+            <w:proofErr w:type="spellStart"/>
+            <w:r>
+              <w:rPr>
+                <w:rFonts w:ascii="Times New Roman" w:eastAsia="Times New Roman" w:hAnsi="Times New Roman" w:cs="Times New Roman"/>
+                <w:sz w:val="24"/>
+                <w:szCs w:val="24"/>
+              </w:rPr>
+              <w:t>Auth</w:t>
+            </w:r>
+            <w:proofErr w:type="spellEnd"/>
+            <w:r>
+              <w:rPr>
+                <w:rFonts w:ascii="Times New Roman" w:eastAsia="Times New Roman" w:hAnsi="Times New Roman" w:cs="Times New Roman"/>
+                <w:sz w:val="24"/>
+                <w:szCs w:val="24"/>
+              </w:rPr>
+              <w:t xml:space="preserve"> cookie</w:t>
+            </w:r>
+          </w:p>
+        </w:tc>
+        <w:tc>
+          <w:tcPr>
+            <w:tcW w:w="0" w:type="auto"/>
+            <w:hideMark/>
+          </w:tcPr>
+          <w:p>
+            <w:pPr>
+              <w:cnfStyle w:val="000000000000" w:firstRow="0" w:lastRow="0" w:firstColumn="0" w:lastColumn="0" w:oddVBand="0" w:evenVBand="0" w:oddHBand="0" w:evenHBand="0" w:firstRowFirstColumn="0" w:firstRowLastColumn="0" w:lastRowFirstColumn="0" w:lastRowLastColumn="0"/>
+              <w:rPr>
+                <w:rFonts w:ascii="Times New Roman" w:eastAsia="Times New Roman" w:hAnsi="Times New Roman" w:cs="Times New Roman"/>
+                <w:sz w:val="24"/>
+                <w:szCs w:val="24"/>
+              </w:rPr>
+            </w:pPr>
+            <w:r>
+              <w:rPr>
+                <w:rFonts w:ascii="Times New Roman" w:eastAsia="Times New Roman" w:hAnsi="Times New Roman" w:cs="Times New Roman"/>
+                <w:sz w:val="24"/>
+                <w:szCs w:val="24"/>
+              </w:rPr>
+              <w:t>Depends</w:t>
+            </w:r>
+          </w:p>
+        </w:tc>
+        <w:tc>
+          <w:tcPr>
+            <w:tcW w:w="0" w:type="auto"/>
+            <w:hideMark/>
+          </w:tcPr>
+          <w:p>
+            <w:pPr>
+              <w:cnfStyle w:val="000000000000" w:firstRow="0" w:lastRow="0" w:firstColumn="0" w:lastColumn="0" w:oddVBand="0" w:evenVBand="0" w:oddHBand="0" w:evenHBand="0" w:firstRowFirstColumn="0" w:firstRowLastColumn="0" w:lastRowFirstColumn="0" w:lastRowLastColumn="0"/>
+              <w:rPr>
+                <w:rFonts w:ascii="Times New Roman" w:eastAsia="Times New Roman" w:hAnsi="Times New Roman" w:cs="Times New Roman"/>
+                <w:sz w:val="24"/>
+                <w:szCs w:val="24"/>
+              </w:rPr>
+            </w:pPr>
+            <w:r>
+              <w:rPr>
+                <w:rFonts w:ascii="Times New Roman" w:eastAsia="Times New Roman" w:hAnsi="Times New Roman" w:cs="Times New Roman"/>
+                <w:sz w:val="24"/>
+                <w:szCs w:val="24"/>
+              </w:rPr>
+              <w:t>Login system</w:t>
+            </w:r>
+          </w:p>
+        </w:tc>
+      </w:tr>
+    </w:tbl>
+    <w:p>
+      <w:pPr>
+        <w:spacing w:after="0"/>
+        <w:rPr>
+          <w:rFonts w:ascii="Times New Roman" w:hAnsi="Times New Roman" w:cs="Times New Roman"/>
+          <w:color w:val="FF0000"/>
+          <w:sz w:val="24"/>
+          <w:szCs w:val="24"/>
+        </w:rPr>
+      </w:pPr>
     </w:p>
     <w:sectPr>
-      <w:footerReference w:type="default" r:id="rId8"/>
+      <w:footerReference w:type="default" r:id="rId9"/>
       <w:pgSz w:w="11906" w:h="16838" w:code="9"/>
       <w:pgMar w:top="720" w:right="720" w:bottom="720" w:left="720" w:header="0" w:footer="0" w:gutter="0"/>
       <w:cols w:space="720"/>
@@ -2195,7 +5860,7 @@
           <w:rPr>
             <w:noProof/>
           </w:rPr>
-          <w:t>2</w:t>
+          <w:t>3</w:t>
         </w:r>
         <w:r>
           <w:rPr>
@@ -2247,6 +5912,771 @@
     </w:p>
   </w:footnote>
 </w:footnotes>
+</file>
+
+<file path=word/numbering.xml><?xml version="1.0" encoding="utf-8"?>
+<w:numbering xmlns:wpc="http://schemas.microsoft.com/office/word/2010/wordprocessingCanvas" xmlns:cx="http://schemas.microsoft.com/office/drawing/2014/chartex" xmlns:mc="http://schemas.openxmlformats.org/markup-compatibility/2006" xmlns:o="urn:schemas-microsoft-com:office:office" xmlns:r="http://schemas.openxmlformats.org/officeDocument/2006/relationships" xmlns:m="http://schemas.openxmlformats.org/officeDocument/2006/math" xmlns:v="urn:schemas-microsoft-com:vml" xmlns:wp14="http://schemas.microsoft.com/office/word/2010/wordprocessingDrawing" xmlns:wp="http://schemas.openxmlformats.org/drawingml/2006/wordprocessingDrawing" xmlns:w10="urn:schemas-microsoft-com:office:word" xmlns:w="http://schemas.openxmlformats.org/wordprocessingml/2006/main" xmlns:w14="http://schemas.microsoft.com/office/word/2010/wordml" xmlns:w15="http://schemas.microsoft.com/office/word/2012/wordml" xmlns:w16se="http://schemas.microsoft.com/office/word/2015/wordml/symex" xmlns:wpg="http://schemas.microsoft.com/office/word/2010/wordprocessingGroup" xmlns:wpi="http://schemas.microsoft.com/office/word/2010/wordprocessingInk" xmlns:wne="http://schemas.microsoft.com/office/word/2006/wordml" xmlns:wps="http://schemas.microsoft.com/office/word/2010/wordprocessingShape" mc:Ignorable="w14 w15 w16se wp14">
+  <w:abstractNum w:abstractNumId="0" w15:restartNumberingAfterBreak="0">
+    <w:nsid w:val="2C822AB5"/>
+    <w:multiLevelType w:val="multilevel"/>
+    <w:tmpl w:val="1A4E7EFE"/>
+    <w:lvl w:ilvl="0">
+      <w:start w:val="1"/>
+      <w:numFmt w:val="bullet"/>
+      <w:lvlText w:val=""/>
+      <w:lvlJc w:val="left"/>
+      <w:pPr>
+        <w:tabs>
+          <w:tab w:val="num" w:pos="720"/>
+        </w:tabs>
+        <w:ind w:left="720" w:hanging="360"/>
+      </w:pPr>
+      <w:rPr>
+        <w:rFonts w:ascii="Symbol" w:hAnsi="Symbol" w:hint="default"/>
+        <w:sz w:val="20"/>
+      </w:rPr>
+    </w:lvl>
+    <w:lvl w:ilvl="1" w:tentative="1">
+      <w:start w:val="1"/>
+      <w:numFmt w:val="bullet"/>
+      <w:lvlText w:val="o"/>
+      <w:lvlJc w:val="left"/>
+      <w:pPr>
+        <w:tabs>
+          <w:tab w:val="num" w:pos="1440"/>
+        </w:tabs>
+        <w:ind w:left="1440" w:hanging="360"/>
+      </w:pPr>
+      <w:rPr>
+        <w:rFonts w:ascii="Courier New" w:hAnsi="Courier New" w:hint="default"/>
+        <w:sz w:val="20"/>
+      </w:rPr>
+    </w:lvl>
+    <w:lvl w:ilvl="2" w:tentative="1">
+      <w:start w:val="1"/>
+      <w:numFmt w:val="bullet"/>
+      <w:lvlText w:val=""/>
+      <w:lvlJc w:val="left"/>
+      <w:pPr>
+        <w:tabs>
+          <w:tab w:val="num" w:pos="2160"/>
+        </w:tabs>
+        <w:ind w:left="2160" w:hanging="360"/>
+      </w:pPr>
+      <w:rPr>
+        <w:rFonts w:ascii="Wingdings" w:hAnsi="Wingdings" w:hint="default"/>
+        <w:sz w:val="20"/>
+      </w:rPr>
+    </w:lvl>
+    <w:lvl w:ilvl="3" w:tentative="1">
+      <w:start w:val="1"/>
+      <w:numFmt w:val="bullet"/>
+      <w:lvlText w:val=""/>
+      <w:lvlJc w:val="left"/>
+      <w:pPr>
+        <w:tabs>
+          <w:tab w:val="num" w:pos="2880"/>
+        </w:tabs>
+        <w:ind w:left="2880" w:hanging="360"/>
+      </w:pPr>
+      <w:rPr>
+        <w:rFonts w:ascii="Wingdings" w:hAnsi="Wingdings" w:hint="default"/>
+        <w:sz w:val="20"/>
+      </w:rPr>
+    </w:lvl>
+    <w:lvl w:ilvl="4" w:tentative="1">
+      <w:start w:val="1"/>
+      <w:numFmt w:val="bullet"/>
+      <w:lvlText w:val=""/>
+      <w:lvlJc w:val="left"/>
+      <w:pPr>
+        <w:tabs>
+          <w:tab w:val="num" w:pos="3600"/>
+        </w:tabs>
+        <w:ind w:left="3600" w:hanging="360"/>
+      </w:pPr>
+      <w:rPr>
+        <w:rFonts w:ascii="Wingdings" w:hAnsi="Wingdings" w:hint="default"/>
+        <w:sz w:val="20"/>
+      </w:rPr>
+    </w:lvl>
+    <w:lvl w:ilvl="5" w:tentative="1">
+      <w:start w:val="1"/>
+      <w:numFmt w:val="bullet"/>
+      <w:lvlText w:val=""/>
+      <w:lvlJc w:val="left"/>
+      <w:pPr>
+        <w:tabs>
+          <w:tab w:val="num" w:pos="4320"/>
+        </w:tabs>
+        <w:ind w:left="4320" w:hanging="360"/>
+      </w:pPr>
+      <w:rPr>
+        <w:rFonts w:ascii="Wingdings" w:hAnsi="Wingdings" w:hint="default"/>
+        <w:sz w:val="20"/>
+      </w:rPr>
+    </w:lvl>
+    <w:lvl w:ilvl="6" w:tentative="1">
+      <w:start w:val="1"/>
+      <w:numFmt w:val="bullet"/>
+      <w:lvlText w:val=""/>
+      <w:lvlJc w:val="left"/>
+      <w:pPr>
+        <w:tabs>
+          <w:tab w:val="num" w:pos="5040"/>
+        </w:tabs>
+        <w:ind w:left="5040" w:hanging="360"/>
+      </w:pPr>
+      <w:rPr>
+        <w:rFonts w:ascii="Wingdings" w:hAnsi="Wingdings" w:hint="default"/>
+        <w:sz w:val="20"/>
+      </w:rPr>
+    </w:lvl>
+    <w:lvl w:ilvl="7" w:tentative="1">
+      <w:start w:val="1"/>
+      <w:numFmt w:val="bullet"/>
+      <w:lvlText w:val=""/>
+      <w:lvlJc w:val="left"/>
+      <w:pPr>
+        <w:tabs>
+          <w:tab w:val="num" w:pos="5760"/>
+        </w:tabs>
+        <w:ind w:left="5760" w:hanging="360"/>
+      </w:pPr>
+      <w:rPr>
+        <w:rFonts w:ascii="Wingdings" w:hAnsi="Wingdings" w:hint="default"/>
+        <w:sz w:val="20"/>
+      </w:rPr>
+    </w:lvl>
+    <w:lvl w:ilvl="8" w:tentative="1">
+      <w:start w:val="1"/>
+      <w:numFmt w:val="bullet"/>
+      <w:lvlText w:val=""/>
+      <w:lvlJc w:val="left"/>
+      <w:pPr>
+        <w:tabs>
+          <w:tab w:val="num" w:pos="6480"/>
+        </w:tabs>
+        <w:ind w:left="6480" w:hanging="360"/>
+      </w:pPr>
+      <w:rPr>
+        <w:rFonts w:ascii="Wingdings" w:hAnsi="Wingdings" w:hint="default"/>
+        <w:sz w:val="20"/>
+      </w:rPr>
+    </w:lvl>
+  </w:abstractNum>
+  <w:abstractNum w:abstractNumId="1" w15:restartNumberingAfterBreak="0">
+    <w:nsid w:val="39BC23C2"/>
+    <w:multiLevelType w:val="multilevel"/>
+    <w:tmpl w:val="05584F3A"/>
+    <w:lvl w:ilvl="0">
+      <w:start w:val="1"/>
+      <w:numFmt w:val="bullet"/>
+      <w:lvlText w:val=""/>
+      <w:lvlJc w:val="left"/>
+      <w:pPr>
+        <w:tabs>
+          <w:tab w:val="num" w:pos="720"/>
+        </w:tabs>
+        <w:ind w:left="720" w:hanging="360"/>
+      </w:pPr>
+      <w:rPr>
+        <w:rFonts w:ascii="Symbol" w:hAnsi="Symbol" w:hint="default"/>
+        <w:sz w:val="20"/>
+      </w:rPr>
+    </w:lvl>
+    <w:lvl w:ilvl="1" w:tentative="1">
+      <w:start w:val="1"/>
+      <w:numFmt w:val="bullet"/>
+      <w:lvlText w:val="o"/>
+      <w:lvlJc w:val="left"/>
+      <w:pPr>
+        <w:tabs>
+          <w:tab w:val="num" w:pos="1440"/>
+        </w:tabs>
+        <w:ind w:left="1440" w:hanging="360"/>
+      </w:pPr>
+      <w:rPr>
+        <w:rFonts w:ascii="Courier New" w:hAnsi="Courier New" w:hint="default"/>
+        <w:sz w:val="20"/>
+      </w:rPr>
+    </w:lvl>
+    <w:lvl w:ilvl="2" w:tentative="1">
+      <w:start w:val="1"/>
+      <w:numFmt w:val="bullet"/>
+      <w:lvlText w:val=""/>
+      <w:lvlJc w:val="left"/>
+      <w:pPr>
+        <w:tabs>
+          <w:tab w:val="num" w:pos="2160"/>
+        </w:tabs>
+        <w:ind w:left="2160" w:hanging="360"/>
+      </w:pPr>
+      <w:rPr>
+        <w:rFonts w:ascii="Wingdings" w:hAnsi="Wingdings" w:hint="default"/>
+        <w:sz w:val="20"/>
+      </w:rPr>
+    </w:lvl>
+    <w:lvl w:ilvl="3" w:tentative="1">
+      <w:start w:val="1"/>
+      <w:numFmt w:val="bullet"/>
+      <w:lvlText w:val=""/>
+      <w:lvlJc w:val="left"/>
+      <w:pPr>
+        <w:tabs>
+          <w:tab w:val="num" w:pos="2880"/>
+        </w:tabs>
+        <w:ind w:left="2880" w:hanging="360"/>
+      </w:pPr>
+      <w:rPr>
+        <w:rFonts w:ascii="Wingdings" w:hAnsi="Wingdings" w:hint="default"/>
+        <w:sz w:val="20"/>
+      </w:rPr>
+    </w:lvl>
+    <w:lvl w:ilvl="4" w:tentative="1">
+      <w:start w:val="1"/>
+      <w:numFmt w:val="bullet"/>
+      <w:lvlText w:val=""/>
+      <w:lvlJc w:val="left"/>
+      <w:pPr>
+        <w:tabs>
+          <w:tab w:val="num" w:pos="3600"/>
+        </w:tabs>
+        <w:ind w:left="3600" w:hanging="360"/>
+      </w:pPr>
+      <w:rPr>
+        <w:rFonts w:ascii="Wingdings" w:hAnsi="Wingdings" w:hint="default"/>
+        <w:sz w:val="20"/>
+      </w:rPr>
+    </w:lvl>
+    <w:lvl w:ilvl="5" w:tentative="1">
+      <w:start w:val="1"/>
+      <w:numFmt w:val="bullet"/>
+      <w:lvlText w:val=""/>
+      <w:lvlJc w:val="left"/>
+      <w:pPr>
+        <w:tabs>
+          <w:tab w:val="num" w:pos="4320"/>
+        </w:tabs>
+        <w:ind w:left="4320" w:hanging="360"/>
+      </w:pPr>
+      <w:rPr>
+        <w:rFonts w:ascii="Wingdings" w:hAnsi="Wingdings" w:hint="default"/>
+        <w:sz w:val="20"/>
+      </w:rPr>
+    </w:lvl>
+    <w:lvl w:ilvl="6" w:tentative="1">
+      <w:start w:val="1"/>
+      <w:numFmt w:val="bullet"/>
+      <w:lvlText w:val=""/>
+      <w:lvlJc w:val="left"/>
+      <w:pPr>
+        <w:tabs>
+          <w:tab w:val="num" w:pos="5040"/>
+        </w:tabs>
+        <w:ind w:left="5040" w:hanging="360"/>
+      </w:pPr>
+      <w:rPr>
+        <w:rFonts w:ascii="Wingdings" w:hAnsi="Wingdings" w:hint="default"/>
+        <w:sz w:val="20"/>
+      </w:rPr>
+    </w:lvl>
+    <w:lvl w:ilvl="7" w:tentative="1">
+      <w:start w:val="1"/>
+      <w:numFmt w:val="bullet"/>
+      <w:lvlText w:val=""/>
+      <w:lvlJc w:val="left"/>
+      <w:pPr>
+        <w:tabs>
+          <w:tab w:val="num" w:pos="5760"/>
+        </w:tabs>
+        <w:ind w:left="5760" w:hanging="360"/>
+      </w:pPr>
+      <w:rPr>
+        <w:rFonts w:ascii="Wingdings" w:hAnsi="Wingdings" w:hint="default"/>
+        <w:sz w:val="20"/>
+      </w:rPr>
+    </w:lvl>
+    <w:lvl w:ilvl="8" w:tentative="1">
+      <w:start w:val="1"/>
+      <w:numFmt w:val="bullet"/>
+      <w:lvlText w:val=""/>
+      <w:lvlJc w:val="left"/>
+      <w:pPr>
+        <w:tabs>
+          <w:tab w:val="num" w:pos="6480"/>
+        </w:tabs>
+        <w:ind w:left="6480" w:hanging="360"/>
+      </w:pPr>
+      <w:rPr>
+        <w:rFonts w:ascii="Wingdings" w:hAnsi="Wingdings" w:hint="default"/>
+        <w:sz w:val="20"/>
+      </w:rPr>
+    </w:lvl>
+  </w:abstractNum>
+  <w:abstractNum w:abstractNumId="2" w15:restartNumberingAfterBreak="0">
+    <w:nsid w:val="3C1779AB"/>
+    <w:multiLevelType w:val="multilevel"/>
+    <w:tmpl w:val="EE7E0DFA"/>
+    <w:lvl w:ilvl="0">
+      <w:start w:val="1"/>
+      <w:numFmt w:val="bullet"/>
+      <w:lvlText w:val=""/>
+      <w:lvlJc w:val="left"/>
+      <w:pPr>
+        <w:tabs>
+          <w:tab w:val="num" w:pos="720"/>
+        </w:tabs>
+        <w:ind w:left="720" w:hanging="360"/>
+      </w:pPr>
+      <w:rPr>
+        <w:rFonts w:ascii="Symbol" w:hAnsi="Symbol" w:hint="default"/>
+        <w:sz w:val="20"/>
+      </w:rPr>
+    </w:lvl>
+    <w:lvl w:ilvl="1" w:tentative="1">
+      <w:start w:val="1"/>
+      <w:numFmt w:val="bullet"/>
+      <w:lvlText w:val="o"/>
+      <w:lvlJc w:val="left"/>
+      <w:pPr>
+        <w:tabs>
+          <w:tab w:val="num" w:pos="1440"/>
+        </w:tabs>
+        <w:ind w:left="1440" w:hanging="360"/>
+      </w:pPr>
+      <w:rPr>
+        <w:rFonts w:ascii="Courier New" w:hAnsi="Courier New" w:hint="default"/>
+        <w:sz w:val="20"/>
+      </w:rPr>
+    </w:lvl>
+    <w:lvl w:ilvl="2" w:tentative="1">
+      <w:start w:val="1"/>
+      <w:numFmt w:val="bullet"/>
+      <w:lvlText w:val=""/>
+      <w:lvlJc w:val="left"/>
+      <w:pPr>
+        <w:tabs>
+          <w:tab w:val="num" w:pos="2160"/>
+        </w:tabs>
+        <w:ind w:left="2160" w:hanging="360"/>
+      </w:pPr>
+      <w:rPr>
+        <w:rFonts w:ascii="Wingdings" w:hAnsi="Wingdings" w:hint="default"/>
+        <w:sz w:val="20"/>
+      </w:rPr>
+    </w:lvl>
+    <w:lvl w:ilvl="3" w:tentative="1">
+      <w:start w:val="1"/>
+      <w:numFmt w:val="bullet"/>
+      <w:lvlText w:val=""/>
+      <w:lvlJc w:val="left"/>
+      <w:pPr>
+        <w:tabs>
+          <w:tab w:val="num" w:pos="2880"/>
+        </w:tabs>
+        <w:ind w:left="2880" w:hanging="360"/>
+      </w:pPr>
+      <w:rPr>
+        <w:rFonts w:ascii="Wingdings" w:hAnsi="Wingdings" w:hint="default"/>
+        <w:sz w:val="20"/>
+      </w:rPr>
+    </w:lvl>
+    <w:lvl w:ilvl="4" w:tentative="1">
+      <w:start w:val="1"/>
+      <w:numFmt w:val="bullet"/>
+      <w:lvlText w:val=""/>
+      <w:lvlJc w:val="left"/>
+      <w:pPr>
+        <w:tabs>
+          <w:tab w:val="num" w:pos="3600"/>
+        </w:tabs>
+        <w:ind w:left="3600" w:hanging="360"/>
+      </w:pPr>
+      <w:rPr>
+        <w:rFonts w:ascii="Wingdings" w:hAnsi="Wingdings" w:hint="default"/>
+        <w:sz w:val="20"/>
+      </w:rPr>
+    </w:lvl>
+    <w:lvl w:ilvl="5" w:tentative="1">
+      <w:start w:val="1"/>
+      <w:numFmt w:val="bullet"/>
+      <w:lvlText w:val=""/>
+      <w:lvlJc w:val="left"/>
+      <w:pPr>
+        <w:tabs>
+          <w:tab w:val="num" w:pos="4320"/>
+        </w:tabs>
+        <w:ind w:left="4320" w:hanging="360"/>
+      </w:pPr>
+      <w:rPr>
+        <w:rFonts w:ascii="Wingdings" w:hAnsi="Wingdings" w:hint="default"/>
+        <w:sz w:val="20"/>
+      </w:rPr>
+    </w:lvl>
+    <w:lvl w:ilvl="6" w:tentative="1">
+      <w:start w:val="1"/>
+      <w:numFmt w:val="bullet"/>
+      <w:lvlText w:val=""/>
+      <w:lvlJc w:val="left"/>
+      <w:pPr>
+        <w:tabs>
+          <w:tab w:val="num" w:pos="5040"/>
+        </w:tabs>
+        <w:ind w:left="5040" w:hanging="360"/>
+      </w:pPr>
+      <w:rPr>
+        <w:rFonts w:ascii="Wingdings" w:hAnsi="Wingdings" w:hint="default"/>
+        <w:sz w:val="20"/>
+      </w:rPr>
+    </w:lvl>
+    <w:lvl w:ilvl="7" w:tentative="1">
+      <w:start w:val="1"/>
+      <w:numFmt w:val="bullet"/>
+      <w:lvlText w:val=""/>
+      <w:lvlJc w:val="left"/>
+      <w:pPr>
+        <w:tabs>
+          <w:tab w:val="num" w:pos="5760"/>
+        </w:tabs>
+        <w:ind w:left="5760" w:hanging="360"/>
+      </w:pPr>
+      <w:rPr>
+        <w:rFonts w:ascii="Wingdings" w:hAnsi="Wingdings" w:hint="default"/>
+        <w:sz w:val="20"/>
+      </w:rPr>
+    </w:lvl>
+    <w:lvl w:ilvl="8" w:tentative="1">
+      <w:start w:val="1"/>
+      <w:numFmt w:val="bullet"/>
+      <w:lvlText w:val=""/>
+      <w:lvlJc w:val="left"/>
+      <w:pPr>
+        <w:tabs>
+          <w:tab w:val="num" w:pos="6480"/>
+        </w:tabs>
+        <w:ind w:left="6480" w:hanging="360"/>
+      </w:pPr>
+      <w:rPr>
+        <w:rFonts w:ascii="Wingdings" w:hAnsi="Wingdings" w:hint="default"/>
+        <w:sz w:val="20"/>
+      </w:rPr>
+    </w:lvl>
+  </w:abstractNum>
+  <w:abstractNum w:abstractNumId="3" w15:restartNumberingAfterBreak="0">
+    <w:nsid w:val="3EA15F0E"/>
+    <w:multiLevelType w:val="multilevel"/>
+    <w:tmpl w:val="E3860CEE"/>
+    <w:lvl w:ilvl="0">
+      <w:start w:val="1"/>
+      <w:numFmt w:val="bullet"/>
+      <w:lvlText w:val=""/>
+      <w:lvlJc w:val="left"/>
+      <w:pPr>
+        <w:tabs>
+          <w:tab w:val="num" w:pos="720"/>
+        </w:tabs>
+        <w:ind w:left="720" w:hanging="360"/>
+      </w:pPr>
+      <w:rPr>
+        <w:rFonts w:ascii="Symbol" w:hAnsi="Symbol" w:hint="default"/>
+        <w:sz w:val="20"/>
+      </w:rPr>
+    </w:lvl>
+    <w:lvl w:ilvl="1" w:tentative="1">
+      <w:start w:val="1"/>
+      <w:numFmt w:val="bullet"/>
+      <w:lvlText w:val="o"/>
+      <w:lvlJc w:val="left"/>
+      <w:pPr>
+        <w:tabs>
+          <w:tab w:val="num" w:pos="1440"/>
+        </w:tabs>
+        <w:ind w:left="1440" w:hanging="360"/>
+      </w:pPr>
+      <w:rPr>
+        <w:rFonts w:ascii="Courier New" w:hAnsi="Courier New" w:hint="default"/>
+        <w:sz w:val="20"/>
+      </w:rPr>
+    </w:lvl>
+    <w:lvl w:ilvl="2" w:tentative="1">
+      <w:start w:val="1"/>
+      <w:numFmt w:val="bullet"/>
+      <w:lvlText w:val=""/>
+      <w:lvlJc w:val="left"/>
+      <w:pPr>
+        <w:tabs>
+          <w:tab w:val="num" w:pos="2160"/>
+        </w:tabs>
+        <w:ind w:left="2160" w:hanging="360"/>
+      </w:pPr>
+      <w:rPr>
+        <w:rFonts w:ascii="Wingdings" w:hAnsi="Wingdings" w:hint="default"/>
+        <w:sz w:val="20"/>
+      </w:rPr>
+    </w:lvl>
+    <w:lvl w:ilvl="3" w:tentative="1">
+      <w:start w:val="1"/>
+      <w:numFmt w:val="bullet"/>
+      <w:lvlText w:val=""/>
+      <w:lvlJc w:val="left"/>
+      <w:pPr>
+        <w:tabs>
+          <w:tab w:val="num" w:pos="2880"/>
+        </w:tabs>
+        <w:ind w:left="2880" w:hanging="360"/>
+      </w:pPr>
+      <w:rPr>
+        <w:rFonts w:ascii="Wingdings" w:hAnsi="Wingdings" w:hint="default"/>
+        <w:sz w:val="20"/>
+      </w:rPr>
+    </w:lvl>
+    <w:lvl w:ilvl="4" w:tentative="1">
+      <w:start w:val="1"/>
+      <w:numFmt w:val="bullet"/>
+      <w:lvlText w:val=""/>
+      <w:lvlJc w:val="left"/>
+      <w:pPr>
+        <w:tabs>
+          <w:tab w:val="num" w:pos="3600"/>
+        </w:tabs>
+        <w:ind w:left="3600" w:hanging="360"/>
+      </w:pPr>
+      <w:rPr>
+        <w:rFonts w:ascii="Wingdings" w:hAnsi="Wingdings" w:hint="default"/>
+        <w:sz w:val="20"/>
+      </w:rPr>
+    </w:lvl>
+    <w:lvl w:ilvl="5" w:tentative="1">
+      <w:start w:val="1"/>
+      <w:numFmt w:val="bullet"/>
+      <w:lvlText w:val=""/>
+      <w:lvlJc w:val="left"/>
+      <w:pPr>
+        <w:tabs>
+          <w:tab w:val="num" w:pos="4320"/>
+        </w:tabs>
+        <w:ind w:left="4320" w:hanging="360"/>
+      </w:pPr>
+      <w:rPr>
+        <w:rFonts w:ascii="Wingdings" w:hAnsi="Wingdings" w:hint="default"/>
+        <w:sz w:val="20"/>
+      </w:rPr>
+    </w:lvl>
+    <w:lvl w:ilvl="6" w:tentative="1">
+      <w:start w:val="1"/>
+      <w:numFmt w:val="bullet"/>
+      <w:lvlText w:val=""/>
+      <w:lvlJc w:val="left"/>
+      <w:pPr>
+        <w:tabs>
+          <w:tab w:val="num" w:pos="5040"/>
+        </w:tabs>
+        <w:ind w:left="5040" w:hanging="360"/>
+      </w:pPr>
+      <w:rPr>
+        <w:rFonts w:ascii="Wingdings" w:hAnsi="Wingdings" w:hint="default"/>
+        <w:sz w:val="20"/>
+      </w:rPr>
+    </w:lvl>
+    <w:lvl w:ilvl="7" w:tentative="1">
+      <w:start w:val="1"/>
+      <w:numFmt w:val="bullet"/>
+      <w:lvlText w:val=""/>
+      <w:lvlJc w:val="left"/>
+      <w:pPr>
+        <w:tabs>
+          <w:tab w:val="num" w:pos="5760"/>
+        </w:tabs>
+        <w:ind w:left="5760" w:hanging="360"/>
+      </w:pPr>
+      <w:rPr>
+        <w:rFonts w:ascii="Wingdings" w:hAnsi="Wingdings" w:hint="default"/>
+        <w:sz w:val="20"/>
+      </w:rPr>
+    </w:lvl>
+    <w:lvl w:ilvl="8" w:tentative="1">
+      <w:start w:val="1"/>
+      <w:numFmt w:val="bullet"/>
+      <w:lvlText w:val=""/>
+      <w:lvlJc w:val="left"/>
+      <w:pPr>
+        <w:tabs>
+          <w:tab w:val="num" w:pos="6480"/>
+        </w:tabs>
+        <w:ind w:left="6480" w:hanging="360"/>
+      </w:pPr>
+      <w:rPr>
+        <w:rFonts w:ascii="Wingdings" w:hAnsi="Wingdings" w:hint="default"/>
+        <w:sz w:val="20"/>
+      </w:rPr>
+    </w:lvl>
+  </w:abstractNum>
+  <w:abstractNum w:abstractNumId="4" w15:restartNumberingAfterBreak="0">
+    <w:nsid w:val="4BBB05EF"/>
+    <w:multiLevelType w:val="multilevel"/>
+    <w:tmpl w:val="9E9415CE"/>
+    <w:lvl w:ilvl="0">
+      <w:start w:val="1"/>
+      <w:numFmt w:val="bullet"/>
+      <w:lvlText w:val=""/>
+      <w:lvlJc w:val="left"/>
+      <w:pPr>
+        <w:tabs>
+          <w:tab w:val="num" w:pos="720"/>
+        </w:tabs>
+        <w:ind w:left="720" w:hanging="360"/>
+      </w:pPr>
+      <w:rPr>
+        <w:rFonts w:ascii="Symbol" w:hAnsi="Symbol" w:hint="default"/>
+        <w:sz w:val="20"/>
+      </w:rPr>
+    </w:lvl>
+    <w:lvl w:ilvl="1" w:tentative="1">
+      <w:start w:val="1"/>
+      <w:numFmt w:val="bullet"/>
+      <w:lvlText w:val="o"/>
+      <w:lvlJc w:val="left"/>
+      <w:pPr>
+        <w:tabs>
+          <w:tab w:val="num" w:pos="1440"/>
+        </w:tabs>
+        <w:ind w:left="1440" w:hanging="360"/>
+      </w:pPr>
+      <w:rPr>
+        <w:rFonts w:ascii="Courier New" w:hAnsi="Courier New" w:hint="default"/>
+        <w:sz w:val="20"/>
+      </w:rPr>
+    </w:lvl>
+    <w:lvl w:ilvl="2" w:tentative="1">
+      <w:start w:val="1"/>
+      <w:numFmt w:val="bullet"/>
+      <w:lvlText w:val=""/>
+      <w:lvlJc w:val="left"/>
+      <w:pPr>
+        <w:tabs>
+          <w:tab w:val="num" w:pos="2160"/>
+        </w:tabs>
+        <w:ind w:left="2160" w:hanging="360"/>
+      </w:pPr>
+      <w:rPr>
+        <w:rFonts w:ascii="Wingdings" w:hAnsi="Wingdings" w:hint="default"/>
+        <w:sz w:val="20"/>
+      </w:rPr>
+    </w:lvl>
+    <w:lvl w:ilvl="3" w:tentative="1">
+      <w:start w:val="1"/>
+      <w:numFmt w:val="bullet"/>
+      <w:lvlText w:val=""/>
+      <w:lvlJc w:val="left"/>
+      <w:pPr>
+        <w:tabs>
+          <w:tab w:val="num" w:pos="2880"/>
+        </w:tabs>
+        <w:ind w:left="2880" w:hanging="360"/>
+      </w:pPr>
+      <w:rPr>
+        <w:rFonts w:ascii="Wingdings" w:hAnsi="Wingdings" w:hint="default"/>
+        <w:sz w:val="20"/>
+      </w:rPr>
+    </w:lvl>
+    <w:lvl w:ilvl="4" w:tentative="1">
+      <w:start w:val="1"/>
+      <w:numFmt w:val="bullet"/>
+      <w:lvlText w:val=""/>
+      <w:lvlJc w:val="left"/>
+      <w:pPr>
+        <w:tabs>
+          <w:tab w:val="num" w:pos="3600"/>
+        </w:tabs>
+        <w:ind w:left="3600" w:hanging="360"/>
+      </w:pPr>
+      <w:rPr>
+        <w:rFonts w:ascii="Wingdings" w:hAnsi="Wingdings" w:hint="default"/>
+        <w:sz w:val="20"/>
+      </w:rPr>
+    </w:lvl>
+    <w:lvl w:ilvl="5" w:tentative="1">
+      <w:start w:val="1"/>
+      <w:numFmt w:val="bullet"/>
+      <w:lvlText w:val=""/>
+      <w:lvlJc w:val="left"/>
+      <w:pPr>
+        <w:tabs>
+          <w:tab w:val="num" w:pos="4320"/>
+        </w:tabs>
+        <w:ind w:left="4320" w:hanging="360"/>
+      </w:pPr>
+      <w:rPr>
+        <w:rFonts w:ascii="Wingdings" w:hAnsi="Wingdings" w:hint="default"/>
+        <w:sz w:val="20"/>
+      </w:rPr>
+    </w:lvl>
+    <w:lvl w:ilvl="6" w:tentative="1">
+      <w:start w:val="1"/>
+      <w:numFmt w:val="bullet"/>
+      <w:lvlText w:val=""/>
+      <w:lvlJc w:val="left"/>
+      <w:pPr>
+        <w:tabs>
+          <w:tab w:val="num" w:pos="5040"/>
+        </w:tabs>
+        <w:ind w:left="5040" w:hanging="360"/>
+      </w:pPr>
+      <w:rPr>
+        <w:rFonts w:ascii="Wingdings" w:hAnsi="Wingdings" w:hint="default"/>
+        <w:sz w:val="20"/>
+      </w:rPr>
+    </w:lvl>
+    <w:lvl w:ilvl="7" w:tentative="1">
+      <w:start w:val="1"/>
+      <w:numFmt w:val="bullet"/>
+      <w:lvlText w:val=""/>
+      <w:lvlJc w:val="left"/>
+      <w:pPr>
+        <w:tabs>
+          <w:tab w:val="num" w:pos="5760"/>
+        </w:tabs>
+        <w:ind w:left="5760" w:hanging="360"/>
+      </w:pPr>
+      <w:rPr>
+        <w:rFonts w:ascii="Wingdings" w:hAnsi="Wingdings" w:hint="default"/>
+        <w:sz w:val="20"/>
+      </w:rPr>
+    </w:lvl>
+    <w:lvl w:ilvl="8" w:tentative="1">
+      <w:start w:val="1"/>
+      <w:numFmt w:val="bullet"/>
+      <w:lvlText w:val=""/>
+      <w:lvlJc w:val="left"/>
+      <w:pPr>
+        <w:tabs>
+          <w:tab w:val="num" w:pos="6480"/>
+        </w:tabs>
+        <w:ind w:left="6480" w:hanging="360"/>
+      </w:pPr>
+      <w:rPr>
+        <w:rFonts w:ascii="Wingdings" w:hAnsi="Wingdings" w:hint="default"/>
+        <w:sz w:val="20"/>
+      </w:rPr>
+    </w:lvl>
+  </w:abstractNum>
+  <w:num w:numId="1">
+    <w:abstractNumId w:val="4"/>
+  </w:num>
+  <w:num w:numId="2">
+    <w:abstractNumId w:val="0"/>
+  </w:num>
+  <w:num w:numId="3">
+    <w:abstractNumId w:val="3"/>
+  </w:num>
+  <w:num w:numId="4">
+    <w:abstractNumId w:val="2"/>
+  </w:num>
+  <w:num w:numId="5">
+    <w:abstractNumId w:val="1"/>
+  </w:num>
+</w:numbering>
 </file>
 
 <file path=word/styles.xml><?xml version="1.0" encoding="utf-8"?>
@@ -2670,7 +7100,6 @@
     <w:next w:val="Normal"/>
     <w:link w:val="Heading2Char"/>
     <w:uiPriority w:val="9"/>
-    <w:semiHidden/>
     <w:unhideWhenUsed/>
     <w:qFormat/>
     <w:rsid w:val="00804A4F"/>
@@ -2859,7 +7288,6 @@
     <w:basedOn w:val="DefaultParagraphFont"/>
     <w:link w:val="Heading2"/>
     <w:uiPriority w:val="9"/>
-    <w:semiHidden/>
     <w:rsid w:val="00804A4F"/>
     <w:rPr>
       <w:rFonts w:asciiTheme="majorHAnsi" w:eastAsiaTheme="majorEastAsia" w:hAnsiTheme="majorHAnsi" w:cstheme="majorBidi"/>
@@ -2886,7 +7314,6 @@
     <w:basedOn w:val="Normal"/>
     <w:link w:val="HTMLPreformattedChar"/>
     <w:uiPriority w:val="99"/>
-    <w:semiHidden/>
     <w:unhideWhenUsed/>
     <w:rsid w:val="007D67E3"/>
     <w:pPr>
@@ -2921,7 +7348,6 @@
     <w:basedOn w:val="DefaultParagraphFont"/>
     <w:link w:val="HTMLPreformatted"/>
     <w:uiPriority w:val="99"/>
-    <w:semiHidden/>
     <w:rsid w:val="007D67E3"/>
     <w:rPr>
       <w:rFonts w:ascii="Courier New" w:eastAsia="Times New Roman" w:hAnsi="Courier New" w:cs="Courier New"/>
@@ -2933,6 +7359,94 @@
     <w:name w:val="ͼd"/>
     <w:basedOn w:val="DefaultParagraphFont"/>
     <w:rsid w:val="007D67E3"/>
+  </w:style>
+  <w:style w:type="character" w:customStyle="1" w:styleId="whitespace-normal">
+    <w:name w:val="whitespace-normal"/>
+    <w:basedOn w:val="DefaultParagraphFont"/>
+    <w:rsid w:val="00753306"/>
+  </w:style>
+  <w:style w:type="character" w:customStyle="1" w:styleId="t">
+    <w:name w:val="ͼt"/>
+    <w:basedOn w:val="DefaultParagraphFont"/>
+    <w:rsid w:val="002171D1"/>
+  </w:style>
+  <w:style w:type="character" w:customStyle="1" w:styleId="n">
+    <w:name w:val="ͼn"/>
+    <w:basedOn w:val="DefaultParagraphFont"/>
+    <w:rsid w:val="002171D1"/>
+  </w:style>
+  <w:style w:type="character" w:customStyle="1" w:styleId="r">
+    <w:name w:val="ͼr"/>
+    <w:basedOn w:val="DefaultParagraphFont"/>
+    <w:rsid w:val="002171D1"/>
+  </w:style>
+  <w:style w:type="character" w:customStyle="1" w:styleId="q">
+    <w:name w:val="ͼq"/>
+    <w:basedOn w:val="DefaultParagraphFont"/>
+    <w:rsid w:val="002171D1"/>
+  </w:style>
+  <w:style w:type="table" w:styleId="PlainTable1">
+    <w:name w:val="Plain Table 1"/>
+    <w:basedOn w:val="TableNormal"/>
+    <w:uiPriority w:val="41"/>
+    <w:rsid w:val="0000430D"/>
+    <w:pPr>
+      <w:spacing w:after="0" w:line="240" w:lineRule="auto"/>
+    </w:pPr>
+    <w:tblPr>
+      <w:tblStyleRowBandSize w:val="1"/>
+      <w:tblStyleColBandSize w:val="1"/>
+      <w:tblBorders>
+        <w:top w:val="single" w:sz="4" w:space="0" w:color="BFBFBF" w:themeColor="background1" w:themeShade="BF"/>
+        <w:left w:val="single" w:sz="4" w:space="0" w:color="BFBFBF" w:themeColor="background1" w:themeShade="BF"/>
+        <w:bottom w:val="single" w:sz="4" w:space="0" w:color="BFBFBF" w:themeColor="background1" w:themeShade="BF"/>
+        <w:right w:val="single" w:sz="4" w:space="0" w:color="BFBFBF" w:themeColor="background1" w:themeShade="BF"/>
+        <w:insideH w:val="single" w:sz="4" w:space="0" w:color="BFBFBF" w:themeColor="background1" w:themeShade="BF"/>
+        <w:insideV w:val="single" w:sz="4" w:space="0" w:color="BFBFBF" w:themeColor="background1" w:themeShade="BF"/>
+      </w:tblBorders>
+    </w:tblPr>
+    <w:tblStylePr w:type="firstRow">
+      <w:rPr>
+        <w:b/>
+        <w:bCs/>
+      </w:rPr>
+    </w:tblStylePr>
+    <w:tblStylePr w:type="lastRow">
+      <w:rPr>
+        <w:b/>
+        <w:bCs/>
+      </w:rPr>
+      <w:tblPr/>
+      <w:tcPr>
+        <w:tcBorders>
+          <w:top w:val="double" w:sz="4" w:space="0" w:color="BFBFBF" w:themeColor="background1" w:themeShade="BF"/>
+        </w:tcBorders>
+      </w:tcPr>
+    </w:tblStylePr>
+    <w:tblStylePr w:type="firstCol">
+      <w:rPr>
+        <w:b/>
+        <w:bCs/>
+      </w:rPr>
+    </w:tblStylePr>
+    <w:tblStylePr w:type="lastCol">
+      <w:rPr>
+        <w:b/>
+        <w:bCs/>
+      </w:rPr>
+    </w:tblStylePr>
+    <w:tblStylePr w:type="band1Vert">
+      <w:tblPr/>
+      <w:tcPr>
+        <w:shd w:val="clear" w:color="auto" w:fill="F2F2F2" w:themeFill="background1" w:themeFillShade="F2"/>
+      </w:tcPr>
+    </w:tblStylePr>
+    <w:tblStylePr w:type="band1Horz">
+      <w:tblPr/>
+      <w:tcPr>
+        <w:shd w:val="clear" w:color="auto" w:fill="F2F2F2" w:themeFill="background1" w:themeFillShade="F2"/>
+      </w:tcPr>
+    </w:tblStylePr>
   </w:style>
 </w:styles>
 </file>
@@ -3203,7 +7717,7 @@
 </file>
 
 <file path=customXml/itemProps1.xml><?xml version="1.0" encoding="utf-8"?>
-<ds:datastoreItem xmlns:ds="http://schemas.openxmlformats.org/officeDocument/2006/customXml" ds:itemID="{6A615E4B-348C-409C-A87B-DDAFFFEA4EDF}">
+<ds:datastoreItem xmlns:ds="http://schemas.openxmlformats.org/officeDocument/2006/customXml" ds:itemID="{7E46E240-CE40-4822-85F6-91A18A53E748}">
   <ds:schemaRefs>
     <ds:schemaRef ds:uri="http://schemas.openxmlformats.org/officeDocument/2006/bibliography"/>
   </ds:schemaRefs>
